--- a/KURIKULUM2026_REVISI/DOCX/012_ANALISIS_KRITIS_JALUR_PONDASI_DAN_TREE_PRASYARAT.docx
+++ b/KURIKULUM2026_REVISI/DOCX/012_ANALISIS_KRITIS_JALUR_PONDASI_DAN_TREE_PRASYARAT.docx
@@ -75,9 +75,9 @@
       <w:r>
         <w:rPr>
           <w:color w:val="C8D2E1"/>
-          <w:sz w:val="16"/>
+          <w:sz w:val="14"/>
         </w:rPr>
-        <w:t>_________________________________________________________________________________</w:t>
+        <w:t>————————————————————————————————————————————————————————————————————————————————————————————————————————————————————————</w:t>
       </w:r>
     </w:p>
     <w:p>
@@ -356,9 +356,9 @@
       <w:r>
         <w:rPr>
           <w:color w:val="C8D2E1"/>
-          <w:sz w:val="16"/>
+          <w:sz w:val="14"/>
         </w:rPr>
-        <w:t>_________________________________________________________________________________</w:t>
+        <w:t>————————————————————————————————————————————————————————————————————————————————————————————————————————————————————————</w:t>
       </w:r>
     </w:p>
     <w:p>
@@ -380,6 +380,7 @@
       <w:tblPr>
         <w:tblW w:type="auto" w:w="0"/>
         <w:jc w:val="center"/>
+        <w:tblLayout w:type="fixed"/>
         <w:tblLook w:firstColumn="1" w:firstRow="1" w:lastColumn="0" w:lastRow="0" w:noHBand="0" w:noVBand="1" w:val="04A0"/>
         <w:tblBorders>
           <w:top w:val="single" w:sz="4" w:space="0" w:color="E2E8F0"/>
@@ -391,12 +392,12 @@
         </w:tblBorders>
       </w:tblPr>
       <w:tblGrid>
-        <w:gridCol w:w="9029"/>
+        <w:gridCol w:w="14962"/>
       </w:tblGrid>
       <w:tr>
         <w:tc>
           <w:tcPr>
-            <w:tcW w:type="dxa" w:w="9029"/>
+            <w:tcW w:type="dxa" w:w="14112"/>
             <w:shd w:fill="F8F9FA"/>
             <w:tcMar>
               <w:top w:w="100" w:type="dxa"/>
@@ -413,7 +414,7 @@
               <w:rPr>
                 <w:rFonts w:ascii="Consolas" w:hAnsi="Consolas"/>
                 <w:color w:val="282828"/>
-                <w:sz w:val="18"/>
+                <w:sz w:val="17"/>
               </w:rPr>
               <w:t>graph TD</w:t>
               <w:br/>
@@ -443,7 +444,7 @@
               <w:br/>
               <w:t xml:space="preserve">        S3_AI --&gt; S6_STA03["Sem 6 (P1): Sistem Agen Cerdas (+P)"]</w:t>
               <w:br/>
-              <w:t xml:space="preserve">        S2_Math --&gt; S6_STA02["Sem 6 (P1): Komputasi Numerik (+P)"]</w:t>
+              <w:t xml:space="preserve">        S4_DW --&gt; S6_STA02["Sem 6 (P1): Big Data Engineering (+P)"]</w:t>
               <w:br/>
               <w:t xml:space="preserve">        S5_DL --&gt; S7_STA04["Sem 7 (P1): MLOps &amp; AI Pipeline (+P)"]</w:t>
               <w:br/>
@@ -568,9 +569,9 @@
       <w:r>
         <w:rPr>
           <w:color w:val="C8D2E1"/>
-          <w:sz w:val="16"/>
+          <w:sz w:val="14"/>
         </w:rPr>
-        <w:t>_________________________________________________________________________________</w:t>
+        <w:t>————————————————————————————————————————————————————————————————————————————————————————————————————————————————————————</w:t>
       </w:r>
     </w:p>
     <w:p>
@@ -595,9 +596,9 @@
       <w:r>
         <w:rPr>
           <w:color w:val="C8D2E1"/>
-          <w:sz w:val="16"/>
+          <w:sz w:val="14"/>
         </w:rPr>
-        <w:t>_________________________________________________________________________________</w:t>
+        <w:t>————————————————————————————————————————————————————————————————————————————————————————————————————————————————————————</w:t>
       </w:r>
     </w:p>
     <w:p>
@@ -619,6 +620,7 @@
       <w:tblPr>
         <w:tblW w:type="auto" w:w="0"/>
         <w:jc w:val="center"/>
+        <w:tblLayout w:type="fixed"/>
         <w:tblLook w:firstColumn="1" w:firstRow="1" w:lastColumn="0" w:lastRow="0" w:noHBand="0" w:noVBand="1" w:val="04A0"/>
         <w:tblBorders>
           <w:top w:val="single" w:sz="4" w:space="0" w:color="E2E8F0"/>
@@ -630,12 +632,12 @@
         </w:tblBorders>
       </w:tblPr>
       <w:tblGrid>
-        <w:gridCol w:w="9029"/>
+        <w:gridCol w:w="14962"/>
       </w:tblGrid>
       <w:tr>
         <w:tc>
           <w:tcPr>
-            <w:tcW w:type="dxa" w:w="9029"/>
+            <w:tcW w:type="dxa" w:w="14112"/>
             <w:shd w:fill="F8F9FA"/>
             <w:tcMar>
               <w:top w:w="100" w:type="dxa"/>
@@ -652,7 +654,7 @@
               <w:rPr>
                 <w:rFonts w:ascii="Consolas" w:hAnsi="Consolas"/>
                 <w:color w:val="282828"/>
-                <w:sz w:val="18"/>
+                <w:sz w:val="17"/>
               </w:rPr>
               <w:t>[SEM 8]  FST-714 Skripsi / Tugas Akhir (Topik AI / Data Science / Intelligent Systems)</w:t>
               <w:br/>
@@ -670,7 +672,7 @@
               <w:br/>
               <w:t xml:space="preserve">         ├── STA-602 Sistem Agen Cerdas &amp; Multi-Agent (+P) ─────┤</w:t>
               <w:br/>
-              <w:t xml:space="preserve">         ├── STA-601 Metode Komputasi Numerik Terapan (+P) ─────┤</w:t>
+              <w:t xml:space="preserve">         ├── STA-601 Big Data Engineering &amp; Terdistribusi (+P) ─┤</w:t>
               <w:br/>
               <w:t xml:space="preserve">         │                                                     │</w:t>
               <w:br/>
@@ -901,9 +903,9 @@
       <w:r>
         <w:rPr>
           <w:color w:val="C8D2E1"/>
-          <w:sz w:val="16"/>
+          <w:sz w:val="14"/>
         </w:rPr>
-        <w:t>_________________________________________________________________________________</w:t>
+        <w:t>————————————————————————————————————————————————————————————————————————————————————————————————————————————————————————</w:t>
       </w:r>
     </w:p>
     <w:p>
@@ -925,6 +927,7 @@
       <w:tblPr>
         <w:tblW w:type="auto" w:w="0"/>
         <w:jc w:val="center"/>
+        <w:tblLayout w:type="fixed"/>
         <w:tblLook w:firstColumn="1" w:firstRow="1" w:lastColumn="0" w:lastRow="0" w:noHBand="0" w:noVBand="1" w:val="04A0"/>
         <w:tblBorders>
           <w:top w:val="single" w:sz="4" w:space="0" w:color="E2E8F0"/>
@@ -936,12 +939,12 @@
         </w:tblBorders>
       </w:tblPr>
       <w:tblGrid>
-        <w:gridCol w:w="9029"/>
+        <w:gridCol w:w="14962"/>
       </w:tblGrid>
       <w:tr>
         <w:tc>
           <w:tcPr>
-            <w:tcW w:type="dxa" w:w="9029"/>
+            <w:tcW w:type="dxa" w:w="14112"/>
             <w:shd w:fill="F8F9FA"/>
             <w:tcMar>
               <w:top w:w="100" w:type="dxa"/>
@@ -958,7 +961,7 @@
               <w:rPr>
                 <w:rFonts w:ascii="Consolas" w:hAnsi="Consolas"/>
                 <w:color w:val="282828"/>
-                <w:sz w:val="18"/>
+                <w:sz w:val="17"/>
               </w:rPr>
               <w:t>[SEM 8]  FST-714 Skripsi / Tugas Akhir (Topik Cloud Native &amp; Cyber Resilience)</w:t>
               <w:br/>
@@ -1334,9 +1337,9 @@
       <w:r>
         <w:rPr>
           <w:color w:val="C8D2E1"/>
-          <w:sz w:val="16"/>
+          <w:sz w:val="14"/>
         </w:rPr>
-        <w:t>_________________________________________________________________________________</w:t>
+        <w:t>————————————————————————————————————————————————————————————————————————————————————————————————————————————————————————</w:t>
       </w:r>
     </w:p>
     <w:p>
@@ -1358,6 +1361,7 @@
       <w:tblPr>
         <w:tblW w:type="auto" w:w="0"/>
         <w:jc w:val="center"/>
+        <w:tblLayout w:type="fixed"/>
         <w:tblLook w:firstColumn="1" w:firstRow="1" w:lastColumn="0" w:lastRow="0" w:noHBand="0" w:noVBand="1" w:val="04A0"/>
         <w:tblBorders>
           <w:top w:val="single" w:sz="4" w:space="0" w:color="E2E8F0"/>
@@ -1369,12 +1373,12 @@
         </w:tblBorders>
       </w:tblPr>
       <w:tblGrid>
-        <w:gridCol w:w="9029"/>
+        <w:gridCol w:w="14962"/>
       </w:tblGrid>
       <w:tr>
         <w:tc>
           <w:tcPr>
-            <w:tcW w:type="dxa" w:w="9029"/>
+            <w:tcW w:type="dxa" w:w="14112"/>
             <w:shd w:fill="F8F9FA"/>
             <w:tcMar>
               <w:top w:w="100" w:type="dxa"/>
@@ -1391,7 +1395,7 @@
               <w:rPr>
                 <w:rFonts w:ascii="Consolas" w:hAnsi="Consolas"/>
                 <w:color w:val="282828"/>
-                <w:sz w:val="18"/>
+                <w:sz w:val="17"/>
               </w:rPr>
               <w:t>[SEM 8]  FST-714 Skripsi / Tugas Akhir (Topik Enterprise Digital Platform &amp; SaaS)</w:t>
               <w:br/>
@@ -1613,9 +1617,9 @@
       <w:r>
         <w:rPr>
           <w:color w:val="C8D2E1"/>
-          <w:sz w:val="16"/>
+          <w:sz w:val="14"/>
         </w:rPr>
-        <w:t>_________________________________________________________________________________</w:t>
+        <w:t>————————————————————————————————————————————————————————————————————————————————————————————————————————————————————————</w:t>
       </w:r>
     </w:p>
     <w:p>
@@ -1637,6 +1641,7 @@
       <w:tblPr>
         <w:tblW w:type="auto" w:w="0"/>
         <w:jc w:val="center"/>
+        <w:tblLayout w:type="fixed"/>
         <w:tblLook w:firstColumn="1" w:firstRow="1" w:lastColumn="0" w:lastRow="0" w:noHBand="0" w:noVBand="1" w:val="04A0"/>
         <w:tblBorders>
           <w:top w:val="single" w:sz="4" w:space="0" w:color="E2E8F0"/>
@@ -1648,12 +1653,12 @@
         </w:tblBorders>
       </w:tblPr>
       <w:tblGrid>
-        <w:gridCol w:w="9029"/>
+        <w:gridCol w:w="14962"/>
       </w:tblGrid>
       <w:tr>
         <w:tc>
           <w:tcPr>
-            <w:tcW w:type="dxa" w:w="9029"/>
+            <w:tcW w:type="dxa" w:w="14112"/>
             <w:shd w:fill="F8F9FA"/>
             <w:tcMar>
               <w:top w:w="100" w:type="dxa"/>
@@ -1670,7 +1675,7 @@
               <w:rPr>
                 <w:rFonts w:ascii="Consolas" w:hAnsi="Consolas"/>
                 <w:color w:val="282828"/>
-                <w:sz w:val="18"/>
+                <w:sz w:val="17"/>
               </w:rPr>
               <w:t>[SEM 8]  FST-714 SKRIPSI / TUGAS AKHIR MURNI (6 SKS) ATAU 4 OPSI NON-SKRIPSI</w:t>
               <w:br/>
@@ -1716,9 +1721,9 @@
       <w:r>
         <w:rPr>
           <w:color w:val="C8D2E1"/>
-          <w:sz w:val="16"/>
+          <w:sz w:val="14"/>
         </w:rPr>
-        <w:t>_________________________________________________________________________________</w:t>
+        <w:t>————————————————————————————————————————————————————————————————————————————————————————————————————————————————————————</w:t>
       </w:r>
     </w:p>
     <w:p>
@@ -1782,14 +1787,14 @@
         </w:tblBorders>
       </w:tblPr>
       <w:tblGrid>
-        <w:gridCol w:w="1129"/>
-        <w:gridCol w:w="1129"/>
-        <w:gridCol w:w="1129"/>
-        <w:gridCol w:w="1129"/>
-        <w:gridCol w:w="1129"/>
-        <w:gridCol w:w="1129"/>
-        <w:gridCol w:w="1129"/>
-        <w:gridCol w:w="1129"/>
+        <w:gridCol w:w="1870"/>
+        <w:gridCol w:w="1870"/>
+        <w:gridCol w:w="1870"/>
+        <w:gridCol w:w="1870"/>
+        <w:gridCol w:w="1870"/>
+        <w:gridCol w:w="1870"/>
+        <w:gridCol w:w="1870"/>
+        <w:gridCol w:w="1870"/>
       </w:tblGrid>
       <w:tr>
         <w:trPr>
@@ -1799,7 +1804,7 @@
         </w:trPr>
         <w:tc>
           <w:tcPr>
-            <w:tcW w:type="dxa" w:w="1129"/>
+            <w:tcW w:type="dxa" w:w="1870"/>
             <w:vAlign w:val="center"/>
             <w:shd w:fill="1F3864"/>
             <w:tcMar>
@@ -1819,7 +1824,7 @@
                 <w:rFonts w:ascii="Calibri" w:hAnsi="Calibri"/>
                 <w:b/>
                 <w:color w:val="FFFFFF"/>
-                <w:sz w:val="20"/>
+                <w:sz w:val="19"/>
               </w:rPr>
               <w:t>Smt</w:t>
             </w:r>
@@ -1827,7 +1832,7 @@
         </w:tc>
         <w:tc>
           <w:tcPr>
-            <w:tcW w:type="dxa" w:w="1129"/>
+            <w:tcW w:type="dxa" w:w="1870"/>
             <w:vAlign w:val="center"/>
             <w:shd w:fill="1F3864"/>
             <w:tcMar>
@@ -1847,7 +1852,7 @@
                 <w:rFonts w:ascii="Calibri" w:hAnsi="Calibri"/>
                 <w:b/>
                 <w:color w:val="FFFFFF"/>
-                <w:sz w:val="20"/>
+                <w:sz w:val="19"/>
               </w:rPr>
               <w:t>Kode MK</w:t>
             </w:r>
@@ -1855,7 +1860,7 @@
         </w:tc>
         <w:tc>
           <w:tcPr>
-            <w:tcW w:type="dxa" w:w="1129"/>
+            <w:tcW w:type="dxa" w:w="1870"/>
             <w:vAlign w:val="center"/>
             <w:shd w:fill="1F3864"/>
             <w:tcMar>
@@ -1875,7 +1880,7 @@
                 <w:rFonts w:ascii="Calibri" w:hAnsi="Calibri"/>
                 <w:b/>
                 <w:color w:val="FFFFFF"/>
-                <w:sz w:val="20"/>
+                <w:sz w:val="19"/>
               </w:rPr>
               <w:t>Nama Mata Kuliah</w:t>
             </w:r>
@@ -1883,7 +1888,7 @@
         </w:tc>
         <w:tc>
           <w:tcPr>
-            <w:tcW w:type="dxa" w:w="1129"/>
+            <w:tcW w:type="dxa" w:w="1870"/>
             <w:vAlign w:val="center"/>
             <w:shd w:fill="1F3864"/>
             <w:tcMar>
@@ -1903,7 +1908,7 @@
                 <w:rFonts w:ascii="Calibri" w:hAnsi="Calibri"/>
                 <w:b/>
                 <w:color w:val="FFFFFF"/>
-                <w:sz w:val="20"/>
+                <w:sz w:val="19"/>
               </w:rPr>
               <w:t>SKS</w:t>
             </w:r>
@@ -1911,7 +1916,7 @@
         </w:tc>
         <w:tc>
           <w:tcPr>
-            <w:tcW w:type="dxa" w:w="1129"/>
+            <w:tcW w:type="dxa" w:w="1870"/>
             <w:vAlign w:val="center"/>
             <w:shd w:fill="1F3864"/>
             <w:tcMar>
@@ -1931,7 +1936,7 @@
                 <w:rFonts w:ascii="Calibri" w:hAnsi="Calibri"/>
                 <w:b/>
                 <w:color w:val="FFFFFF"/>
-                <w:sz w:val="20"/>
+                <w:sz w:val="19"/>
               </w:rPr>
               <w:t>Tipe</w:t>
             </w:r>
@@ -1939,7 +1944,7 @@
         </w:tc>
         <w:tc>
           <w:tcPr>
-            <w:tcW w:type="dxa" w:w="1129"/>
+            <w:tcW w:type="dxa" w:w="1870"/>
             <w:vAlign w:val="center"/>
             <w:shd w:fill="1F3864"/>
             <w:tcMar>
@@ -1959,7 +1964,7 @@
                 <w:rFonts w:ascii="Calibri" w:hAnsi="Calibri"/>
                 <w:b/>
                 <w:color w:val="FFFFFF"/>
-                <w:sz w:val="20"/>
+                <w:sz w:val="19"/>
               </w:rPr>
               <w:t>Prasyarat Wajib Formal</w:t>
             </w:r>
@@ -1967,7 +1972,7 @@
         </w:tc>
         <w:tc>
           <w:tcPr>
-            <w:tcW w:type="dxa" w:w="1129"/>
+            <w:tcW w:type="dxa" w:w="1870"/>
             <w:vAlign w:val="center"/>
             <w:shd w:fill="1F3864"/>
             <w:tcMar>
@@ -1987,7 +1992,7 @@
                 <w:rFonts w:ascii="Calibri" w:hAnsi="Calibri"/>
                 <w:b/>
                 <w:color w:val="FFFFFF"/>
-                <w:sz w:val="20"/>
+                <w:sz w:val="19"/>
               </w:rPr>
               <w:t>Mata Kuliah Fondasi Penopang</w:t>
             </w:r>
@@ -1995,7 +2000,7 @@
         </w:tc>
         <w:tc>
           <w:tcPr>
-            <w:tcW w:type="dxa" w:w="1129"/>
+            <w:tcW w:type="dxa" w:w="1870"/>
             <w:vAlign w:val="center"/>
             <w:shd w:fill="1F3864"/>
             <w:tcMar>
@@ -2015,7 +2020,7 @@
                 <w:rFonts w:ascii="Calibri" w:hAnsi="Calibri"/>
                 <w:b/>
                 <w:color w:val="FFFFFF"/>
-                <w:sz w:val="20"/>
+                <w:sz w:val="19"/>
               </w:rPr>
               <w:t>Status Jalur</w:t>
             </w:r>
@@ -2028,14 +2033,14 @@
         </w:trPr>
         <w:tc>
           <w:tcPr>
-            <w:tcW w:type="dxa" w:w="1129"/>
+            <w:tcW w:type="dxa" w:w="1870"/>
             <w:vAlign w:val="center"/>
             <w:shd w:fill="FFFFFF"/>
             <w:tcMar>
-              <w:top w:w="80" w:type="dxa"/>
-              <w:bottom w:w="80" w:type="dxa"/>
-              <w:left w:w="100" w:type="dxa"/>
-              <w:right w:w="100" w:type="dxa"/>
+              <w:top w:w="70" w:type="dxa"/>
+              <w:bottom w:w="70" w:type="dxa"/>
+              <w:left w:w="90" w:type="dxa"/>
+              <w:right w:w="90" w:type="dxa"/>
             </w:tcMar>
           </w:tcPr>
           <w:p>
@@ -2048,7 +2053,7 @@
                 <w:rFonts w:ascii="Calibri" w:hAnsi="Calibri"/>
                 <w:b/>
                 <w:color w:val="262626"/>
-                <w:sz w:val="19"/>
+                <w:sz w:val="18"/>
               </w:rPr>
               <w:t>5</w:t>
             </w:r>
@@ -2056,14 +2061,14 @@
         </w:tc>
         <w:tc>
           <w:tcPr>
-            <w:tcW w:type="dxa" w:w="1129"/>
+            <w:tcW w:type="dxa" w:w="1870"/>
             <w:vAlign w:val="center"/>
             <w:shd w:fill="FFFFFF"/>
             <w:tcMar>
-              <w:top w:w="80" w:type="dxa"/>
-              <w:bottom w:w="80" w:type="dxa"/>
-              <w:left w:w="100" w:type="dxa"/>
-              <w:right w:w="100" w:type="dxa"/>
+              <w:top w:w="70" w:type="dxa"/>
+              <w:bottom w:w="70" w:type="dxa"/>
+              <w:left w:w="90" w:type="dxa"/>
+              <w:right w:w="90" w:type="dxa"/>
             </w:tcMar>
           </w:tcPr>
           <w:p>
@@ -2075,7 +2080,7 @@
               <w:rPr>
                 <w:rFonts w:ascii="Consolas" w:hAnsi="Consolas"/>
                 <w:color w:val="A02828"/>
-                <w:sz w:val="18"/>
+                <w:sz w:val="17"/>
               </w:rPr>
               <w:t>STI-519</w:t>
             </w:r>
@@ -2083,14 +2088,14 @@
         </w:tc>
         <w:tc>
           <w:tcPr>
-            <w:tcW w:type="dxa" w:w="1129"/>
+            <w:tcW w:type="dxa" w:w="1870"/>
             <w:vAlign w:val="center"/>
             <w:shd w:fill="FFFFFF"/>
             <w:tcMar>
-              <w:top w:w="80" w:type="dxa"/>
-              <w:bottom w:w="80" w:type="dxa"/>
-              <w:left w:w="100" w:type="dxa"/>
-              <w:right w:w="100" w:type="dxa"/>
+              <w:top w:w="70" w:type="dxa"/>
+              <w:bottom w:w="70" w:type="dxa"/>
+              <w:left w:w="90" w:type="dxa"/>
+              <w:right w:w="90" w:type="dxa"/>
             </w:tcMar>
           </w:tcPr>
           <w:p>
@@ -2102,7 +2107,7 @@
               <w:rPr>
                 <w:rFonts w:ascii="Calibri" w:hAnsi="Calibri"/>
                 <w:color w:val="262626"/>
-                <w:sz w:val="19"/>
+                <w:sz w:val="18"/>
               </w:rPr>
               <w:t>Keamanan Informasi Lanjut</w:t>
             </w:r>
@@ -2110,14 +2115,14 @@
         </w:tc>
         <w:tc>
           <w:tcPr>
-            <w:tcW w:type="dxa" w:w="1129"/>
+            <w:tcW w:type="dxa" w:w="1870"/>
             <w:vAlign w:val="center"/>
             <w:shd w:fill="FFFFFF"/>
             <w:tcMar>
-              <w:top w:w="80" w:type="dxa"/>
-              <w:bottom w:w="80" w:type="dxa"/>
-              <w:left w:w="100" w:type="dxa"/>
-              <w:right w:w="100" w:type="dxa"/>
+              <w:top w:w="70" w:type="dxa"/>
+              <w:bottom w:w="70" w:type="dxa"/>
+              <w:left w:w="90" w:type="dxa"/>
+              <w:right w:w="90" w:type="dxa"/>
             </w:tcMar>
           </w:tcPr>
           <w:p>
@@ -2129,7 +2134,7 @@
               <w:rPr>
                 <w:rFonts w:ascii="Calibri" w:hAnsi="Calibri"/>
                 <w:color w:val="262626"/>
-                <w:sz w:val="19"/>
+                <w:sz w:val="18"/>
               </w:rPr>
               <w:t>3</w:t>
             </w:r>
@@ -2137,14 +2142,14 @@
         </w:tc>
         <w:tc>
           <w:tcPr>
-            <w:tcW w:type="dxa" w:w="1129"/>
+            <w:tcW w:type="dxa" w:w="1870"/>
             <w:vAlign w:val="center"/>
             <w:shd w:fill="FFFFFF"/>
             <w:tcMar>
-              <w:top w:w="80" w:type="dxa"/>
-              <w:bottom w:w="80" w:type="dxa"/>
-              <w:left w:w="100" w:type="dxa"/>
-              <w:right w:w="100" w:type="dxa"/>
+              <w:top w:w="70" w:type="dxa"/>
+              <w:bottom w:w="70" w:type="dxa"/>
+              <w:left w:w="90" w:type="dxa"/>
+              <w:right w:w="90" w:type="dxa"/>
             </w:tcMar>
           </w:tcPr>
           <w:p>
@@ -2156,7 +2161,7 @@
               <w:rPr>
                 <w:rFonts w:ascii="Calibri" w:hAnsi="Calibri"/>
                 <w:color w:val="262626"/>
-                <w:sz w:val="19"/>
+                <w:sz w:val="18"/>
               </w:rPr>
               <w:t>Teori</w:t>
             </w:r>
@@ -2164,14 +2169,14 @@
         </w:tc>
         <w:tc>
           <w:tcPr>
-            <w:tcW w:type="dxa" w:w="1129"/>
+            <w:tcW w:type="dxa" w:w="1870"/>
             <w:vAlign w:val="center"/>
             <w:shd w:fill="FFFFFF"/>
             <w:tcMar>
-              <w:top w:w="80" w:type="dxa"/>
-              <w:bottom w:w="80" w:type="dxa"/>
-              <w:left w:w="100" w:type="dxa"/>
-              <w:right w:w="100" w:type="dxa"/>
+              <w:top w:w="70" w:type="dxa"/>
+              <w:bottom w:w="70" w:type="dxa"/>
+              <w:left w:w="90" w:type="dxa"/>
+              <w:right w:w="90" w:type="dxa"/>
             </w:tcMar>
           </w:tcPr>
           <w:p>
@@ -2183,7 +2188,7 @@
               <w:rPr>
                 <w:rFonts w:ascii="Consolas" w:hAnsi="Consolas"/>
                 <w:color w:val="A02828"/>
-                <w:sz w:val="18"/>
+                <w:sz w:val="17"/>
               </w:rPr>
               <w:t>STI-418</w:t>
             </w:r>
@@ -2191,7 +2196,7 @@
               <w:rPr>
                 <w:rFonts w:ascii="Calibri" w:hAnsi="Calibri"/>
                 <w:color w:val="262626"/>
-                <w:sz w:val="19"/>
+                <w:sz w:val="18"/>
               </w:rPr>
               <w:t xml:space="preserve"> Dasar Keamanan</w:t>
             </w:r>
@@ -2199,14 +2204,14 @@
         </w:tc>
         <w:tc>
           <w:tcPr>
-            <w:tcW w:type="dxa" w:w="1129"/>
+            <w:tcW w:type="dxa" w:w="1870"/>
             <w:vAlign w:val="center"/>
             <w:shd w:fill="FFFFFF"/>
             <w:tcMar>
-              <w:top w:w="80" w:type="dxa"/>
-              <w:bottom w:w="80" w:type="dxa"/>
-              <w:left w:w="100" w:type="dxa"/>
-              <w:right w:w="100" w:type="dxa"/>
+              <w:top w:w="70" w:type="dxa"/>
+              <w:bottom w:w="70" w:type="dxa"/>
+              <w:left w:w="90" w:type="dxa"/>
+              <w:right w:w="90" w:type="dxa"/>
             </w:tcMar>
           </w:tcPr>
           <w:p>
@@ -2218,7 +2223,7 @@
               <w:rPr>
                 <w:rFonts w:ascii="Consolas" w:hAnsi="Consolas"/>
                 <w:color w:val="A02828"/>
-                <w:sz w:val="18"/>
+                <w:sz w:val="17"/>
               </w:rPr>
               <w:t>STI-312</w:t>
             </w:r>
@@ -2226,7 +2231,7 @@
               <w:rPr>
                 <w:rFonts w:ascii="Calibri" w:hAnsi="Calibri"/>
                 <w:color w:val="262626"/>
-                <w:sz w:val="19"/>
+                <w:sz w:val="18"/>
               </w:rPr>
               <w:t xml:space="preserve"> Jarkom, </w:t>
             </w:r>
@@ -2234,7 +2239,7 @@
               <w:rPr>
                 <w:rFonts w:ascii="Consolas" w:hAnsi="Consolas"/>
                 <w:color w:val="A02828"/>
-                <w:sz w:val="18"/>
+                <w:sz w:val="17"/>
               </w:rPr>
               <w:t>STB-501</w:t>
             </w:r>
@@ -2242,7 +2247,7 @@
               <w:rPr>
                 <w:rFonts w:ascii="Calibri" w:hAnsi="Calibri"/>
                 <w:color w:val="262626"/>
-                <w:sz w:val="19"/>
+                <w:sz w:val="18"/>
               </w:rPr>
               <w:t xml:space="preserve"> NetSec</w:t>
             </w:r>
@@ -2250,14 +2255,14 @@
         </w:tc>
         <w:tc>
           <w:tcPr>
-            <w:tcW w:type="dxa" w:w="1129"/>
+            <w:tcW w:type="dxa" w:w="1870"/>
             <w:vAlign w:val="center"/>
             <w:shd w:fill="FFFFFF"/>
             <w:tcMar>
-              <w:top w:w="80" w:type="dxa"/>
-              <w:bottom w:w="80" w:type="dxa"/>
-              <w:left w:w="100" w:type="dxa"/>
-              <w:right w:w="100" w:type="dxa"/>
+              <w:top w:w="70" w:type="dxa"/>
+              <w:bottom w:w="70" w:type="dxa"/>
+              <w:left w:w="90" w:type="dxa"/>
+              <w:right w:w="90" w:type="dxa"/>
             </w:tcMar>
           </w:tcPr>
           <w:p>
@@ -2269,7 +2274,7 @@
               <w:rPr>
                 <w:rFonts w:ascii="Calibri" w:hAnsi="Calibri"/>
                 <w:color w:val="262626"/>
-                <w:sz w:val="19"/>
+                <w:sz w:val="18"/>
               </w:rPr>
               <w:t xml:space="preserve">🟢 </w:t>
             </w:r>
@@ -2278,7 +2283,7 @@
                 <w:rFonts w:ascii="Calibri" w:hAnsi="Calibri"/>
                 <w:b/>
                 <w:color w:val="262626"/>
-                <w:sz w:val="19"/>
+                <w:sz w:val="18"/>
               </w:rPr>
               <w:t>Sangat Kuat</w:t>
             </w:r>
@@ -2291,14 +2296,14 @@
         </w:trPr>
         <w:tc>
           <w:tcPr>
-            <w:tcW w:type="dxa" w:w="1129"/>
+            <w:tcW w:type="dxa" w:w="1870"/>
             <w:vAlign w:val="center"/>
             <w:shd w:fill="F2F5F9"/>
             <w:tcMar>
-              <w:top w:w="80" w:type="dxa"/>
-              <w:bottom w:w="80" w:type="dxa"/>
-              <w:left w:w="100" w:type="dxa"/>
-              <w:right w:w="100" w:type="dxa"/>
+              <w:top w:w="70" w:type="dxa"/>
+              <w:bottom w:w="70" w:type="dxa"/>
+              <w:left w:w="90" w:type="dxa"/>
+              <w:right w:w="90" w:type="dxa"/>
             </w:tcMar>
           </w:tcPr>
           <w:p>
@@ -2311,7 +2316,7 @@
                 <w:rFonts w:ascii="Calibri" w:hAnsi="Calibri"/>
                 <w:b/>
                 <w:color w:val="262626"/>
-                <w:sz w:val="19"/>
+                <w:sz w:val="18"/>
               </w:rPr>
               <w:t>5</w:t>
             </w:r>
@@ -2319,14 +2324,14 @@
         </w:tc>
         <w:tc>
           <w:tcPr>
-            <w:tcW w:type="dxa" w:w="1129"/>
+            <w:tcW w:type="dxa" w:w="1870"/>
             <w:vAlign w:val="center"/>
             <w:shd w:fill="F2F5F9"/>
             <w:tcMar>
-              <w:top w:w="80" w:type="dxa"/>
-              <w:bottom w:w="80" w:type="dxa"/>
-              <w:left w:w="100" w:type="dxa"/>
-              <w:right w:w="100" w:type="dxa"/>
+              <w:top w:w="70" w:type="dxa"/>
+              <w:bottom w:w="70" w:type="dxa"/>
+              <w:left w:w="90" w:type="dxa"/>
+              <w:right w:w="90" w:type="dxa"/>
             </w:tcMar>
           </w:tcPr>
           <w:p>
@@ -2338,7 +2343,7 @@
               <w:rPr>
                 <w:rFonts w:ascii="Consolas" w:hAnsi="Consolas"/>
                 <w:color w:val="A02828"/>
-                <w:sz w:val="18"/>
+                <w:sz w:val="17"/>
               </w:rPr>
               <w:t>STI-520</w:t>
             </w:r>
@@ -2346,14 +2351,14 @@
         </w:tc>
         <w:tc>
           <w:tcPr>
-            <w:tcW w:type="dxa" w:w="1129"/>
+            <w:tcW w:type="dxa" w:w="1870"/>
             <w:vAlign w:val="center"/>
             <w:shd w:fill="F2F5F9"/>
             <w:tcMar>
-              <w:top w:w="80" w:type="dxa"/>
-              <w:bottom w:w="80" w:type="dxa"/>
-              <w:left w:w="100" w:type="dxa"/>
-              <w:right w:w="100" w:type="dxa"/>
+              <w:top w:w="70" w:type="dxa"/>
+              <w:bottom w:w="70" w:type="dxa"/>
+              <w:left w:w="90" w:type="dxa"/>
+              <w:right w:w="90" w:type="dxa"/>
             </w:tcMar>
           </w:tcPr>
           <w:p>
@@ -2365,7 +2370,7 @@
               <w:rPr>
                 <w:rFonts w:ascii="Calibri" w:hAnsi="Calibri"/>
                 <w:color w:val="262626"/>
-                <w:sz w:val="19"/>
+                <w:sz w:val="18"/>
               </w:rPr>
               <w:t>Data Mining &amp; Visualisasi Data</w:t>
             </w:r>
@@ -2373,14 +2378,14 @@
         </w:tc>
         <w:tc>
           <w:tcPr>
-            <w:tcW w:type="dxa" w:w="1129"/>
+            <w:tcW w:type="dxa" w:w="1870"/>
             <w:vAlign w:val="center"/>
             <w:shd w:fill="F2F5F9"/>
             <w:tcMar>
-              <w:top w:w="80" w:type="dxa"/>
-              <w:bottom w:w="80" w:type="dxa"/>
-              <w:left w:w="100" w:type="dxa"/>
-              <w:right w:w="100" w:type="dxa"/>
+              <w:top w:w="70" w:type="dxa"/>
+              <w:bottom w:w="70" w:type="dxa"/>
+              <w:left w:w="90" w:type="dxa"/>
+              <w:right w:w="90" w:type="dxa"/>
             </w:tcMar>
           </w:tcPr>
           <w:p>
@@ -2392,7 +2397,7 @@
               <w:rPr>
                 <w:rFonts w:ascii="Calibri" w:hAnsi="Calibri"/>
                 <w:color w:val="262626"/>
-                <w:sz w:val="19"/>
+                <w:sz w:val="18"/>
               </w:rPr>
               <w:t>3</w:t>
             </w:r>
@@ -2400,14 +2405,14 @@
         </w:tc>
         <w:tc>
           <w:tcPr>
-            <w:tcW w:type="dxa" w:w="1129"/>
+            <w:tcW w:type="dxa" w:w="1870"/>
             <w:vAlign w:val="center"/>
             <w:shd w:fill="F2F5F9"/>
             <w:tcMar>
-              <w:top w:w="80" w:type="dxa"/>
-              <w:bottom w:w="80" w:type="dxa"/>
-              <w:left w:w="100" w:type="dxa"/>
-              <w:right w:w="100" w:type="dxa"/>
+              <w:top w:w="70" w:type="dxa"/>
+              <w:bottom w:w="70" w:type="dxa"/>
+              <w:left w:w="90" w:type="dxa"/>
+              <w:right w:w="90" w:type="dxa"/>
             </w:tcMar>
           </w:tcPr>
           <w:p>
@@ -2419,7 +2424,7 @@
               <w:rPr>
                 <w:rFonts w:ascii="Calibri" w:hAnsi="Calibri"/>
                 <w:color w:val="262626"/>
-                <w:sz w:val="19"/>
+                <w:sz w:val="18"/>
               </w:rPr>
               <w:t>+P</w:t>
             </w:r>
@@ -2427,14 +2432,14 @@
         </w:tc>
         <w:tc>
           <w:tcPr>
-            <w:tcW w:type="dxa" w:w="1129"/>
+            <w:tcW w:type="dxa" w:w="1870"/>
             <w:vAlign w:val="center"/>
             <w:shd w:fill="F2F5F9"/>
             <w:tcMar>
-              <w:top w:w="80" w:type="dxa"/>
-              <w:bottom w:w="80" w:type="dxa"/>
-              <w:left w:w="100" w:type="dxa"/>
-              <w:right w:w="100" w:type="dxa"/>
+              <w:top w:w="70" w:type="dxa"/>
+              <w:bottom w:w="70" w:type="dxa"/>
+              <w:left w:w="90" w:type="dxa"/>
+              <w:right w:w="90" w:type="dxa"/>
             </w:tcMar>
           </w:tcPr>
           <w:p>
@@ -2446,7 +2451,7 @@
               <w:rPr>
                 <w:rFonts w:ascii="Consolas" w:hAnsi="Consolas"/>
                 <w:color w:val="A02828"/>
-                <w:sz w:val="18"/>
+                <w:sz w:val="17"/>
               </w:rPr>
               <w:t>STI-413</w:t>
             </w:r>
@@ -2454,7 +2459,7 @@
               <w:rPr>
                 <w:rFonts w:ascii="Calibri" w:hAnsi="Calibri"/>
                 <w:color w:val="262626"/>
-                <w:sz w:val="19"/>
+                <w:sz w:val="18"/>
               </w:rPr>
               <w:t xml:space="preserve"> ML, </w:t>
             </w:r>
@@ -2462,7 +2467,7 @@
               <w:rPr>
                 <w:rFonts w:ascii="Consolas" w:hAnsi="Consolas"/>
                 <w:color w:val="A02828"/>
-                <w:sz w:val="18"/>
+                <w:sz w:val="17"/>
               </w:rPr>
               <w:t>STI-415</w:t>
             </w:r>
@@ -2470,7 +2475,7 @@
               <w:rPr>
                 <w:rFonts w:ascii="Calibri" w:hAnsi="Calibri"/>
                 <w:color w:val="262626"/>
-                <w:sz w:val="19"/>
+                <w:sz w:val="18"/>
               </w:rPr>
               <w:t xml:space="preserve"> DW/BI</w:t>
             </w:r>
@@ -2478,14 +2483,14 @@
         </w:tc>
         <w:tc>
           <w:tcPr>
-            <w:tcW w:type="dxa" w:w="1129"/>
+            <w:tcW w:type="dxa" w:w="1870"/>
             <w:vAlign w:val="center"/>
             <w:shd w:fill="F2F5F9"/>
             <w:tcMar>
-              <w:top w:w="80" w:type="dxa"/>
-              <w:bottom w:w="80" w:type="dxa"/>
-              <w:left w:w="100" w:type="dxa"/>
-              <w:right w:w="100" w:type="dxa"/>
+              <w:top w:w="70" w:type="dxa"/>
+              <w:bottom w:w="70" w:type="dxa"/>
+              <w:left w:w="90" w:type="dxa"/>
+              <w:right w:w="90" w:type="dxa"/>
             </w:tcMar>
           </w:tcPr>
           <w:p>
@@ -2497,7 +2502,7 @@
               <w:rPr>
                 <w:rFonts w:ascii="Consolas" w:hAnsi="Consolas"/>
                 <w:color w:val="A02828"/>
-                <w:sz w:val="18"/>
+                <w:sz w:val="17"/>
               </w:rPr>
               <w:t>FST-207</w:t>
             </w:r>
@@ -2505,7 +2510,7 @@
               <w:rPr>
                 <w:rFonts w:ascii="Calibri" w:hAnsi="Calibri"/>
                 <w:color w:val="262626"/>
-                <w:sz w:val="19"/>
+                <w:sz w:val="18"/>
               </w:rPr>
               <w:t xml:space="preserve"> Basis Data, </w:t>
             </w:r>
@@ -2513,7 +2518,7 @@
               <w:rPr>
                 <w:rFonts w:ascii="Consolas" w:hAnsi="Consolas"/>
                 <w:color w:val="A02828"/>
-                <w:sz w:val="18"/>
+                <w:sz w:val="17"/>
               </w:rPr>
               <w:t>STI-204</w:t>
             </w:r>
@@ -2521,7 +2526,7 @@
               <w:rPr>
                 <w:rFonts w:ascii="Calibri" w:hAnsi="Calibri"/>
                 <w:color w:val="262626"/>
-                <w:sz w:val="19"/>
+                <w:sz w:val="18"/>
               </w:rPr>
               <w:t xml:space="preserve"> Matdis</w:t>
             </w:r>
@@ -2529,14 +2534,14 @@
         </w:tc>
         <w:tc>
           <w:tcPr>
-            <w:tcW w:type="dxa" w:w="1129"/>
+            <w:tcW w:type="dxa" w:w="1870"/>
             <w:vAlign w:val="center"/>
             <w:shd w:fill="F2F5F9"/>
             <w:tcMar>
-              <w:top w:w="80" w:type="dxa"/>
-              <w:bottom w:w="80" w:type="dxa"/>
-              <w:left w:w="100" w:type="dxa"/>
-              <w:right w:w="100" w:type="dxa"/>
+              <w:top w:w="70" w:type="dxa"/>
+              <w:bottom w:w="70" w:type="dxa"/>
+              <w:left w:w="90" w:type="dxa"/>
+              <w:right w:w="90" w:type="dxa"/>
             </w:tcMar>
           </w:tcPr>
           <w:p>
@@ -2548,7 +2553,7 @@
               <w:rPr>
                 <w:rFonts w:ascii="Calibri" w:hAnsi="Calibri"/>
                 <w:color w:val="262626"/>
-                <w:sz w:val="19"/>
+                <w:sz w:val="18"/>
               </w:rPr>
               <w:t xml:space="preserve">🟢 </w:t>
             </w:r>
@@ -2557,7 +2562,7 @@
                 <w:rFonts w:ascii="Calibri" w:hAnsi="Calibri"/>
                 <w:b/>
                 <w:color w:val="262626"/>
-                <w:sz w:val="19"/>
+                <w:sz w:val="18"/>
               </w:rPr>
               <w:t>Sangat Kuat</w:t>
             </w:r>
@@ -2570,14 +2575,14 @@
         </w:trPr>
         <w:tc>
           <w:tcPr>
-            <w:tcW w:type="dxa" w:w="1129"/>
+            <w:tcW w:type="dxa" w:w="1870"/>
             <w:vAlign w:val="center"/>
             <w:shd w:fill="FFFFFF"/>
             <w:tcMar>
-              <w:top w:w="80" w:type="dxa"/>
-              <w:bottom w:w="80" w:type="dxa"/>
-              <w:left w:w="100" w:type="dxa"/>
-              <w:right w:w="100" w:type="dxa"/>
+              <w:top w:w="70" w:type="dxa"/>
+              <w:bottom w:w="70" w:type="dxa"/>
+              <w:left w:w="90" w:type="dxa"/>
+              <w:right w:w="90" w:type="dxa"/>
             </w:tcMar>
           </w:tcPr>
           <w:p>
@@ -2590,7 +2595,7 @@
                 <w:rFonts w:ascii="Calibri" w:hAnsi="Calibri"/>
                 <w:b/>
                 <w:color w:val="262626"/>
-                <w:sz w:val="19"/>
+                <w:sz w:val="18"/>
               </w:rPr>
               <w:t>5</w:t>
             </w:r>
@@ -2598,14 +2603,14 @@
         </w:tc>
         <w:tc>
           <w:tcPr>
-            <w:tcW w:type="dxa" w:w="1129"/>
+            <w:tcW w:type="dxa" w:w="1870"/>
             <w:vAlign w:val="center"/>
             <w:shd w:fill="FFFFFF"/>
             <w:tcMar>
-              <w:top w:w="80" w:type="dxa"/>
-              <w:bottom w:w="80" w:type="dxa"/>
-              <w:left w:w="100" w:type="dxa"/>
-              <w:right w:w="100" w:type="dxa"/>
+              <w:top w:w="70" w:type="dxa"/>
+              <w:bottom w:w="70" w:type="dxa"/>
+              <w:left w:w="90" w:type="dxa"/>
+              <w:right w:w="90" w:type="dxa"/>
             </w:tcMar>
           </w:tcPr>
           <w:p>
@@ -2617,7 +2622,7 @@
               <w:rPr>
                 <w:rFonts w:ascii="Consolas" w:hAnsi="Consolas"/>
                 <w:color w:val="A02828"/>
-                <w:sz w:val="18"/>
+                <w:sz w:val="17"/>
               </w:rPr>
               <w:t>STI-521</w:t>
             </w:r>
@@ -2625,14 +2630,14 @@
         </w:tc>
         <w:tc>
           <w:tcPr>
-            <w:tcW w:type="dxa" w:w="1129"/>
+            <w:tcW w:type="dxa" w:w="1870"/>
             <w:vAlign w:val="center"/>
             <w:shd w:fill="FFFFFF"/>
             <w:tcMar>
-              <w:top w:w="80" w:type="dxa"/>
-              <w:bottom w:w="80" w:type="dxa"/>
-              <w:left w:w="100" w:type="dxa"/>
-              <w:right w:w="100" w:type="dxa"/>
+              <w:top w:w="70" w:type="dxa"/>
+              <w:bottom w:w="70" w:type="dxa"/>
+              <w:left w:w="90" w:type="dxa"/>
+              <w:right w:w="90" w:type="dxa"/>
             </w:tcMar>
           </w:tcPr>
           <w:p>
@@ -2644,7 +2649,7 @@
               <w:rPr>
                 <w:rFonts w:ascii="Calibri" w:hAnsi="Calibri"/>
                 <w:color w:val="262626"/>
-                <w:sz w:val="19"/>
+                <w:sz w:val="18"/>
               </w:rPr>
               <w:t>Internet of Things (IoT)</w:t>
             </w:r>
@@ -2652,14 +2657,14 @@
         </w:tc>
         <w:tc>
           <w:tcPr>
-            <w:tcW w:type="dxa" w:w="1129"/>
+            <w:tcW w:type="dxa" w:w="1870"/>
             <w:vAlign w:val="center"/>
             <w:shd w:fill="FFFFFF"/>
             <w:tcMar>
-              <w:top w:w="80" w:type="dxa"/>
-              <w:bottom w:w="80" w:type="dxa"/>
-              <w:left w:w="100" w:type="dxa"/>
-              <w:right w:w="100" w:type="dxa"/>
+              <w:top w:w="70" w:type="dxa"/>
+              <w:bottom w:w="70" w:type="dxa"/>
+              <w:left w:w="90" w:type="dxa"/>
+              <w:right w:w="90" w:type="dxa"/>
             </w:tcMar>
           </w:tcPr>
           <w:p>
@@ -2671,7 +2676,7 @@
               <w:rPr>
                 <w:rFonts w:ascii="Calibri" w:hAnsi="Calibri"/>
                 <w:color w:val="262626"/>
-                <w:sz w:val="19"/>
+                <w:sz w:val="18"/>
               </w:rPr>
               <w:t>3</w:t>
             </w:r>
@@ -2679,14 +2684,14 @@
         </w:tc>
         <w:tc>
           <w:tcPr>
-            <w:tcW w:type="dxa" w:w="1129"/>
+            <w:tcW w:type="dxa" w:w="1870"/>
             <w:vAlign w:val="center"/>
             <w:shd w:fill="FFFFFF"/>
             <w:tcMar>
-              <w:top w:w="80" w:type="dxa"/>
-              <w:bottom w:w="80" w:type="dxa"/>
-              <w:left w:w="100" w:type="dxa"/>
-              <w:right w:w="100" w:type="dxa"/>
+              <w:top w:w="70" w:type="dxa"/>
+              <w:bottom w:w="70" w:type="dxa"/>
+              <w:left w:w="90" w:type="dxa"/>
+              <w:right w:w="90" w:type="dxa"/>
             </w:tcMar>
           </w:tcPr>
           <w:p>
@@ -2698,7 +2703,7 @@
               <w:rPr>
                 <w:rFonts w:ascii="Calibri" w:hAnsi="Calibri"/>
                 <w:color w:val="262626"/>
-                <w:sz w:val="19"/>
+                <w:sz w:val="18"/>
               </w:rPr>
               <w:t>+P</w:t>
             </w:r>
@@ -2706,14 +2711,14 @@
         </w:tc>
         <w:tc>
           <w:tcPr>
-            <w:tcW w:type="dxa" w:w="1129"/>
+            <w:tcW w:type="dxa" w:w="1870"/>
             <w:vAlign w:val="center"/>
             <w:shd w:fill="FFFFFF"/>
             <w:tcMar>
-              <w:top w:w="80" w:type="dxa"/>
-              <w:bottom w:w="80" w:type="dxa"/>
-              <w:left w:w="100" w:type="dxa"/>
-              <w:right w:w="100" w:type="dxa"/>
+              <w:top w:w="70" w:type="dxa"/>
+              <w:bottom w:w="70" w:type="dxa"/>
+              <w:left w:w="90" w:type="dxa"/>
+              <w:right w:w="90" w:type="dxa"/>
             </w:tcMar>
           </w:tcPr>
           <w:p>
@@ -2725,7 +2730,7 @@
               <w:rPr>
                 <w:rFonts w:ascii="Consolas" w:hAnsi="Consolas"/>
                 <w:color w:val="A02828"/>
-                <w:sz w:val="18"/>
+                <w:sz w:val="17"/>
               </w:rPr>
               <w:t>STI-312</w:t>
             </w:r>
@@ -2733,7 +2738,7 @@
               <w:rPr>
                 <w:rFonts w:ascii="Calibri" w:hAnsi="Calibri"/>
                 <w:color w:val="262626"/>
-                <w:sz w:val="19"/>
+                <w:sz w:val="18"/>
               </w:rPr>
               <w:t xml:space="preserve"> Jarkom, </w:t>
             </w:r>
@@ -2741,7 +2746,7 @@
               <w:rPr>
                 <w:rFonts w:ascii="Consolas" w:hAnsi="Consolas"/>
                 <w:color w:val="A02828"/>
-                <w:sz w:val="18"/>
+                <w:sz w:val="17"/>
               </w:rPr>
               <w:t>STI-310</w:t>
             </w:r>
@@ -2749,7 +2754,7 @@
               <w:rPr>
                 <w:rFonts w:ascii="Calibri" w:hAnsi="Calibri"/>
                 <w:color w:val="262626"/>
-                <w:sz w:val="19"/>
+                <w:sz w:val="18"/>
               </w:rPr>
               <w:t xml:space="preserve"> OS</w:t>
             </w:r>
@@ -2757,14 +2762,14 @@
         </w:tc>
         <w:tc>
           <w:tcPr>
-            <w:tcW w:type="dxa" w:w="1129"/>
+            <w:tcW w:type="dxa" w:w="1870"/>
             <w:vAlign w:val="center"/>
             <w:shd w:fill="FFFFFF"/>
             <w:tcMar>
-              <w:top w:w="80" w:type="dxa"/>
-              <w:bottom w:w="80" w:type="dxa"/>
-              <w:left w:w="100" w:type="dxa"/>
-              <w:right w:w="100" w:type="dxa"/>
+              <w:top w:w="70" w:type="dxa"/>
+              <w:bottom w:w="70" w:type="dxa"/>
+              <w:left w:w="90" w:type="dxa"/>
+              <w:right w:w="90" w:type="dxa"/>
             </w:tcMar>
           </w:tcPr>
           <w:p>
@@ -2776,7 +2781,7 @@
               <w:rPr>
                 <w:rFonts w:ascii="Consolas" w:hAnsi="Consolas"/>
                 <w:color w:val="A02828"/>
-                <w:sz w:val="18"/>
+                <w:sz w:val="17"/>
               </w:rPr>
               <w:t>STI-101</w:t>
             </w:r>
@@ -2784,7 +2789,7 @@
               <w:rPr>
                 <w:rFonts w:ascii="Calibri" w:hAnsi="Calibri"/>
                 <w:color w:val="262626"/>
-                <w:sz w:val="19"/>
+                <w:sz w:val="18"/>
               </w:rPr>
               <w:t xml:space="preserve"> Dasar Koding, </w:t>
             </w:r>
@@ -2792,7 +2797,7 @@
               <w:rPr>
                 <w:rFonts w:ascii="Consolas" w:hAnsi="Consolas"/>
                 <w:color w:val="A02828"/>
-                <w:sz w:val="18"/>
+                <w:sz w:val="17"/>
               </w:rPr>
               <w:t>FST-101</w:t>
             </w:r>
@@ -2800,7 +2805,7 @@
               <w:rPr>
                 <w:rFonts w:ascii="Calibri" w:hAnsi="Calibri"/>
                 <w:color w:val="262626"/>
-                <w:sz w:val="19"/>
+                <w:sz w:val="18"/>
               </w:rPr>
               <w:t xml:space="preserve"> Digital</w:t>
             </w:r>
@@ -2808,14 +2813,14 @@
         </w:tc>
         <w:tc>
           <w:tcPr>
-            <w:tcW w:type="dxa" w:w="1129"/>
+            <w:tcW w:type="dxa" w:w="1870"/>
             <w:vAlign w:val="center"/>
             <w:shd w:fill="FFFFFF"/>
             <w:tcMar>
-              <w:top w:w="80" w:type="dxa"/>
-              <w:bottom w:w="80" w:type="dxa"/>
-              <w:left w:w="100" w:type="dxa"/>
-              <w:right w:w="100" w:type="dxa"/>
+              <w:top w:w="70" w:type="dxa"/>
+              <w:bottom w:w="70" w:type="dxa"/>
+              <w:left w:w="90" w:type="dxa"/>
+              <w:right w:w="90" w:type="dxa"/>
             </w:tcMar>
           </w:tcPr>
           <w:p>
@@ -2827,7 +2832,7 @@
               <w:rPr>
                 <w:rFonts w:ascii="Calibri" w:hAnsi="Calibri"/>
                 <w:color w:val="262626"/>
-                <w:sz w:val="19"/>
+                <w:sz w:val="18"/>
               </w:rPr>
               <w:t xml:space="preserve">🟢 </w:t>
             </w:r>
@@ -2836,7 +2841,7 @@
                 <w:rFonts w:ascii="Calibri" w:hAnsi="Calibri"/>
                 <w:b/>
                 <w:color w:val="262626"/>
-                <w:sz w:val="19"/>
+                <w:sz w:val="18"/>
               </w:rPr>
               <w:t>Sangat Kuat</w:t>
             </w:r>
@@ -2849,14 +2854,14 @@
         </w:trPr>
         <w:tc>
           <w:tcPr>
-            <w:tcW w:type="dxa" w:w="1129"/>
+            <w:tcW w:type="dxa" w:w="1870"/>
             <w:vAlign w:val="center"/>
             <w:shd w:fill="F2F5F9"/>
             <w:tcMar>
-              <w:top w:w="80" w:type="dxa"/>
-              <w:bottom w:w="80" w:type="dxa"/>
-              <w:left w:w="100" w:type="dxa"/>
-              <w:right w:w="100" w:type="dxa"/>
+              <w:top w:w="70" w:type="dxa"/>
+              <w:bottom w:w="70" w:type="dxa"/>
+              <w:left w:w="90" w:type="dxa"/>
+              <w:right w:w="90" w:type="dxa"/>
             </w:tcMar>
           </w:tcPr>
           <w:p>
@@ -2869,7 +2874,7 @@
                 <w:rFonts w:ascii="Calibri" w:hAnsi="Calibri"/>
                 <w:b/>
                 <w:color w:val="262626"/>
-                <w:sz w:val="19"/>
+                <w:sz w:val="18"/>
               </w:rPr>
               <w:t>5</w:t>
             </w:r>
@@ -2877,14 +2882,14 @@
         </w:tc>
         <w:tc>
           <w:tcPr>
-            <w:tcW w:type="dxa" w:w="1129"/>
+            <w:tcW w:type="dxa" w:w="1870"/>
             <w:vAlign w:val="center"/>
             <w:shd w:fill="F2F5F9"/>
             <w:tcMar>
-              <w:top w:w="80" w:type="dxa"/>
-              <w:bottom w:w="80" w:type="dxa"/>
-              <w:left w:w="100" w:type="dxa"/>
-              <w:right w:w="100" w:type="dxa"/>
+              <w:top w:w="70" w:type="dxa"/>
+              <w:bottom w:w="70" w:type="dxa"/>
+              <w:left w:w="90" w:type="dxa"/>
+              <w:right w:w="90" w:type="dxa"/>
             </w:tcMar>
           </w:tcPr>
           <w:p>
@@ -2896,7 +2901,7 @@
               <w:rPr>
                 <w:rFonts w:ascii="Consolas" w:hAnsi="Consolas"/>
                 <w:color w:val="A02828"/>
-                <w:sz w:val="18"/>
+                <w:sz w:val="17"/>
               </w:rPr>
               <w:t>STI-522</w:t>
             </w:r>
@@ -2904,14 +2909,14 @@
         </w:tc>
         <w:tc>
           <w:tcPr>
-            <w:tcW w:type="dxa" w:w="1129"/>
+            <w:tcW w:type="dxa" w:w="1870"/>
             <w:vAlign w:val="center"/>
             <w:shd w:fill="F2F5F9"/>
             <w:tcMar>
-              <w:top w:w="80" w:type="dxa"/>
-              <w:bottom w:w="80" w:type="dxa"/>
-              <w:left w:w="100" w:type="dxa"/>
-              <w:right w:w="100" w:type="dxa"/>
+              <w:top w:w="70" w:type="dxa"/>
+              <w:bottom w:w="70" w:type="dxa"/>
+              <w:left w:w="90" w:type="dxa"/>
+              <w:right w:w="90" w:type="dxa"/>
             </w:tcMar>
           </w:tcPr>
           <w:p>
@@ -2923,7 +2928,7 @@
               <w:rPr>
                 <w:rFonts w:ascii="Calibri" w:hAnsi="Calibri"/>
                 <w:color w:val="262626"/>
-                <w:sz w:val="19"/>
+                <w:sz w:val="18"/>
               </w:rPr>
               <w:t>Pemrograman Aplikasi Mobile</w:t>
             </w:r>
@@ -2931,14 +2936,14 @@
         </w:tc>
         <w:tc>
           <w:tcPr>
-            <w:tcW w:type="dxa" w:w="1129"/>
+            <w:tcW w:type="dxa" w:w="1870"/>
             <w:vAlign w:val="center"/>
             <w:shd w:fill="F2F5F9"/>
             <w:tcMar>
-              <w:top w:w="80" w:type="dxa"/>
-              <w:bottom w:w="80" w:type="dxa"/>
-              <w:left w:w="100" w:type="dxa"/>
-              <w:right w:w="100" w:type="dxa"/>
+              <w:top w:w="70" w:type="dxa"/>
+              <w:bottom w:w="70" w:type="dxa"/>
+              <w:left w:w="90" w:type="dxa"/>
+              <w:right w:w="90" w:type="dxa"/>
             </w:tcMar>
           </w:tcPr>
           <w:p>
@@ -2950,7 +2955,7 @@
               <w:rPr>
                 <w:rFonts w:ascii="Calibri" w:hAnsi="Calibri"/>
                 <w:color w:val="262626"/>
-                <w:sz w:val="19"/>
+                <w:sz w:val="18"/>
               </w:rPr>
               <w:t>3</w:t>
             </w:r>
@@ -2958,14 +2963,14 @@
         </w:tc>
         <w:tc>
           <w:tcPr>
-            <w:tcW w:type="dxa" w:w="1129"/>
+            <w:tcW w:type="dxa" w:w="1870"/>
             <w:vAlign w:val="center"/>
             <w:shd w:fill="F2F5F9"/>
             <w:tcMar>
-              <w:top w:w="80" w:type="dxa"/>
-              <w:bottom w:w="80" w:type="dxa"/>
-              <w:left w:w="100" w:type="dxa"/>
-              <w:right w:w="100" w:type="dxa"/>
+              <w:top w:w="70" w:type="dxa"/>
+              <w:bottom w:w="70" w:type="dxa"/>
+              <w:left w:w="90" w:type="dxa"/>
+              <w:right w:w="90" w:type="dxa"/>
             </w:tcMar>
           </w:tcPr>
           <w:p>
@@ -2977,7 +2982,7 @@
               <w:rPr>
                 <w:rFonts w:ascii="Calibri" w:hAnsi="Calibri"/>
                 <w:color w:val="262626"/>
-                <w:sz w:val="19"/>
+                <w:sz w:val="18"/>
               </w:rPr>
               <w:t>+P</w:t>
             </w:r>
@@ -2985,14 +2990,14 @@
         </w:tc>
         <w:tc>
           <w:tcPr>
-            <w:tcW w:type="dxa" w:w="1129"/>
+            <w:tcW w:type="dxa" w:w="1870"/>
             <w:vAlign w:val="center"/>
             <w:shd w:fill="F2F5F9"/>
             <w:tcMar>
-              <w:top w:w="80" w:type="dxa"/>
-              <w:bottom w:w="80" w:type="dxa"/>
-              <w:left w:w="100" w:type="dxa"/>
-              <w:right w:w="100" w:type="dxa"/>
+              <w:top w:w="70" w:type="dxa"/>
+              <w:bottom w:w="70" w:type="dxa"/>
+              <w:left w:w="90" w:type="dxa"/>
+              <w:right w:w="90" w:type="dxa"/>
             </w:tcMar>
           </w:tcPr>
           <w:p>
@@ -3004,7 +3009,7 @@
               <w:rPr>
                 <w:rFonts w:ascii="Consolas" w:hAnsi="Consolas"/>
                 <w:color w:val="A02828"/>
-                <w:sz w:val="18"/>
+                <w:sz w:val="17"/>
               </w:rPr>
               <w:t>STI-311</w:t>
             </w:r>
@@ -3012,7 +3017,7 @@
               <w:rPr>
                 <w:rFonts w:ascii="Calibri" w:hAnsi="Calibri"/>
                 <w:color w:val="262626"/>
-                <w:sz w:val="19"/>
+                <w:sz w:val="18"/>
               </w:rPr>
               <w:t xml:space="preserve"> Front, </w:t>
             </w:r>
@@ -3020,7 +3025,7 @@
               <w:rPr>
                 <w:rFonts w:ascii="Consolas" w:hAnsi="Consolas"/>
                 <w:color w:val="A02828"/>
-                <w:sz w:val="18"/>
+                <w:sz w:val="17"/>
               </w:rPr>
               <w:t>STI-416</w:t>
             </w:r>
@@ -3028,7 +3033,7 @@
               <w:rPr>
                 <w:rFonts w:ascii="Calibri" w:hAnsi="Calibri"/>
                 <w:color w:val="262626"/>
-                <w:sz w:val="19"/>
+                <w:sz w:val="18"/>
               </w:rPr>
               <w:t xml:space="preserve"> Back</w:t>
             </w:r>
@@ -3036,14 +3041,14 @@
         </w:tc>
         <w:tc>
           <w:tcPr>
-            <w:tcW w:type="dxa" w:w="1129"/>
+            <w:tcW w:type="dxa" w:w="1870"/>
             <w:vAlign w:val="center"/>
             <w:shd w:fill="F2F5F9"/>
             <w:tcMar>
-              <w:top w:w="80" w:type="dxa"/>
-              <w:bottom w:w="80" w:type="dxa"/>
-              <w:left w:w="100" w:type="dxa"/>
-              <w:right w:w="100" w:type="dxa"/>
+              <w:top w:w="70" w:type="dxa"/>
+              <w:bottom w:w="70" w:type="dxa"/>
+              <w:left w:w="90" w:type="dxa"/>
+              <w:right w:w="90" w:type="dxa"/>
             </w:tcMar>
           </w:tcPr>
           <w:p>
@@ -3055,7 +3060,7 @@
               <w:rPr>
                 <w:rFonts w:ascii="Consolas" w:hAnsi="Consolas"/>
                 <w:color w:val="A02828"/>
-                <w:sz w:val="18"/>
+                <w:sz w:val="17"/>
               </w:rPr>
               <w:t>STI-308</w:t>
             </w:r>
@@ -3063,7 +3068,7 @@
               <w:rPr>
                 <w:rFonts w:ascii="Calibri" w:hAnsi="Calibri"/>
                 <w:color w:val="262626"/>
-                <w:sz w:val="19"/>
+                <w:sz w:val="18"/>
               </w:rPr>
               <w:t xml:space="preserve"> UI/UX Design &amp; Prototyping</w:t>
             </w:r>
@@ -3071,14 +3076,14 @@
         </w:tc>
         <w:tc>
           <w:tcPr>
-            <w:tcW w:type="dxa" w:w="1129"/>
+            <w:tcW w:type="dxa" w:w="1870"/>
             <w:vAlign w:val="center"/>
             <w:shd w:fill="F2F5F9"/>
             <w:tcMar>
-              <w:top w:w="80" w:type="dxa"/>
-              <w:bottom w:w="80" w:type="dxa"/>
-              <w:left w:w="100" w:type="dxa"/>
-              <w:right w:w="100" w:type="dxa"/>
+              <w:top w:w="70" w:type="dxa"/>
+              <w:bottom w:w="70" w:type="dxa"/>
+              <w:left w:w="90" w:type="dxa"/>
+              <w:right w:w="90" w:type="dxa"/>
             </w:tcMar>
           </w:tcPr>
           <w:p>
@@ -3090,7 +3095,7 @@
               <w:rPr>
                 <w:rFonts w:ascii="Calibri" w:hAnsi="Calibri"/>
                 <w:color w:val="262626"/>
-                <w:sz w:val="19"/>
+                <w:sz w:val="18"/>
               </w:rPr>
               <w:t xml:space="preserve">🟢 </w:t>
             </w:r>
@@ -3099,7 +3104,7 @@
                 <w:rFonts w:ascii="Calibri" w:hAnsi="Calibri"/>
                 <w:b/>
                 <w:color w:val="262626"/>
-                <w:sz w:val="19"/>
+                <w:sz w:val="18"/>
               </w:rPr>
               <w:t>Sangat Kuat</w:t>
             </w:r>
@@ -3112,14 +3117,14 @@
         </w:trPr>
         <w:tc>
           <w:tcPr>
-            <w:tcW w:type="dxa" w:w="1129"/>
+            <w:tcW w:type="dxa" w:w="1870"/>
             <w:vAlign w:val="center"/>
             <w:shd w:fill="FFFFFF"/>
             <w:tcMar>
-              <w:top w:w="80" w:type="dxa"/>
-              <w:bottom w:w="80" w:type="dxa"/>
-              <w:left w:w="100" w:type="dxa"/>
-              <w:right w:w="100" w:type="dxa"/>
+              <w:top w:w="70" w:type="dxa"/>
+              <w:bottom w:w="70" w:type="dxa"/>
+              <w:left w:w="90" w:type="dxa"/>
+              <w:right w:w="90" w:type="dxa"/>
             </w:tcMar>
           </w:tcPr>
           <w:p>
@@ -3132,7 +3137,7 @@
                 <w:rFonts w:ascii="Calibri" w:hAnsi="Calibri"/>
                 <w:b/>
                 <w:color w:val="262626"/>
-                <w:sz w:val="19"/>
+                <w:sz w:val="18"/>
               </w:rPr>
               <w:t>5</w:t>
             </w:r>
@@ -3140,14 +3145,14 @@
         </w:tc>
         <w:tc>
           <w:tcPr>
-            <w:tcW w:type="dxa" w:w="1129"/>
+            <w:tcW w:type="dxa" w:w="1870"/>
             <w:vAlign w:val="center"/>
             <w:shd w:fill="FFFFFF"/>
             <w:tcMar>
-              <w:top w:w="80" w:type="dxa"/>
-              <w:bottom w:w="80" w:type="dxa"/>
-              <w:left w:w="100" w:type="dxa"/>
-              <w:right w:w="100" w:type="dxa"/>
+              <w:top w:w="70" w:type="dxa"/>
+              <w:bottom w:w="70" w:type="dxa"/>
+              <w:left w:w="90" w:type="dxa"/>
+              <w:right w:w="90" w:type="dxa"/>
             </w:tcMar>
           </w:tcPr>
           <w:p>
@@ -3159,7 +3164,7 @@
               <w:rPr>
                 <w:rFonts w:ascii="Consolas" w:hAnsi="Consolas"/>
                 <w:color w:val="A02828"/>
-                <w:sz w:val="18"/>
+                <w:sz w:val="17"/>
               </w:rPr>
               <w:t>STI-523</w:t>
             </w:r>
@@ -3167,14 +3172,14 @@
         </w:tc>
         <w:tc>
           <w:tcPr>
-            <w:tcW w:type="dxa" w:w="1129"/>
+            <w:tcW w:type="dxa" w:w="1870"/>
             <w:vAlign w:val="center"/>
             <w:shd w:fill="FFFFFF"/>
             <w:tcMar>
-              <w:top w:w="80" w:type="dxa"/>
-              <w:bottom w:w="80" w:type="dxa"/>
-              <w:left w:w="100" w:type="dxa"/>
-              <w:right w:w="100" w:type="dxa"/>
+              <w:top w:w="70" w:type="dxa"/>
+              <w:bottom w:w="70" w:type="dxa"/>
+              <w:left w:w="90" w:type="dxa"/>
+              <w:right w:w="90" w:type="dxa"/>
             </w:tcMar>
           </w:tcPr>
           <w:p>
@@ -3186,7 +3191,7 @@
               <w:rPr>
                 <w:rFonts w:ascii="Calibri" w:hAnsi="Calibri"/>
                 <w:color w:val="262626"/>
-                <w:sz w:val="19"/>
+                <w:sz w:val="18"/>
               </w:rPr>
               <w:t>Manajemen Proyek TI</w:t>
             </w:r>
@@ -3194,14 +3199,14 @@
         </w:tc>
         <w:tc>
           <w:tcPr>
-            <w:tcW w:type="dxa" w:w="1129"/>
+            <w:tcW w:type="dxa" w:w="1870"/>
             <w:vAlign w:val="center"/>
             <w:shd w:fill="FFFFFF"/>
             <w:tcMar>
-              <w:top w:w="80" w:type="dxa"/>
-              <w:bottom w:w="80" w:type="dxa"/>
-              <w:left w:w="100" w:type="dxa"/>
-              <w:right w:w="100" w:type="dxa"/>
+              <w:top w:w="70" w:type="dxa"/>
+              <w:bottom w:w="70" w:type="dxa"/>
+              <w:left w:w="90" w:type="dxa"/>
+              <w:right w:w="90" w:type="dxa"/>
             </w:tcMar>
           </w:tcPr>
           <w:p>
@@ -3213,7 +3218,7 @@
               <w:rPr>
                 <w:rFonts w:ascii="Calibri" w:hAnsi="Calibri"/>
                 <w:color w:val="262626"/>
-                <w:sz w:val="19"/>
+                <w:sz w:val="18"/>
               </w:rPr>
               <w:t>3</w:t>
             </w:r>
@@ -3221,14 +3226,14 @@
         </w:tc>
         <w:tc>
           <w:tcPr>
-            <w:tcW w:type="dxa" w:w="1129"/>
+            <w:tcW w:type="dxa" w:w="1870"/>
             <w:vAlign w:val="center"/>
             <w:shd w:fill="FFFFFF"/>
             <w:tcMar>
-              <w:top w:w="80" w:type="dxa"/>
-              <w:bottom w:w="80" w:type="dxa"/>
-              <w:left w:w="100" w:type="dxa"/>
-              <w:right w:w="100" w:type="dxa"/>
+              <w:top w:w="70" w:type="dxa"/>
+              <w:bottom w:w="70" w:type="dxa"/>
+              <w:left w:w="90" w:type="dxa"/>
+              <w:right w:w="90" w:type="dxa"/>
             </w:tcMar>
           </w:tcPr>
           <w:p>
@@ -3240,7 +3245,7 @@
               <w:rPr>
                 <w:rFonts w:ascii="Calibri" w:hAnsi="Calibri"/>
                 <w:color w:val="262626"/>
-                <w:sz w:val="19"/>
+                <w:sz w:val="18"/>
               </w:rPr>
               <w:t>Teori</w:t>
             </w:r>
@@ -3248,14 +3253,14 @@
         </w:tc>
         <w:tc>
           <w:tcPr>
-            <w:tcW w:type="dxa" w:w="1129"/>
+            <w:tcW w:type="dxa" w:w="1870"/>
             <w:vAlign w:val="center"/>
             <w:shd w:fill="FFFFFF"/>
             <w:tcMar>
-              <w:top w:w="80" w:type="dxa"/>
-              <w:bottom w:w="80" w:type="dxa"/>
-              <w:left w:w="100" w:type="dxa"/>
-              <w:right w:w="100" w:type="dxa"/>
+              <w:top w:w="70" w:type="dxa"/>
+              <w:bottom w:w="70" w:type="dxa"/>
+              <w:left w:w="90" w:type="dxa"/>
+              <w:right w:w="90" w:type="dxa"/>
             </w:tcMar>
           </w:tcPr>
           <w:p>
@@ -3267,7 +3272,7 @@
               <w:rPr>
                 <w:rFonts w:ascii="Consolas" w:hAnsi="Consolas"/>
                 <w:color w:val="A02828"/>
-                <w:sz w:val="18"/>
+                <w:sz w:val="17"/>
               </w:rPr>
               <w:t>STI-306</w:t>
             </w:r>
@@ -3275,7 +3280,7 @@
               <w:rPr>
                 <w:rFonts w:ascii="Calibri" w:hAnsi="Calibri"/>
                 <w:color w:val="262626"/>
-                <w:sz w:val="19"/>
+                <w:sz w:val="18"/>
               </w:rPr>
               <w:t xml:space="preserve"> APSI, </w:t>
             </w:r>
@@ -3283,7 +3288,7 @@
               <w:rPr>
                 <w:rFonts w:ascii="Consolas" w:hAnsi="Consolas"/>
                 <w:color w:val="A02828"/>
-                <w:sz w:val="18"/>
+                <w:sz w:val="17"/>
               </w:rPr>
               <w:t>STI-309</w:t>
             </w:r>
@@ -3291,7 +3296,7 @@
               <w:rPr>
                 <w:rFonts w:ascii="Calibri" w:hAnsi="Calibri"/>
                 <w:color w:val="262626"/>
-                <w:sz w:val="19"/>
+                <w:sz w:val="18"/>
               </w:rPr>
               <w:t xml:space="preserve"> RPL</w:t>
             </w:r>
@@ -3299,14 +3304,14 @@
         </w:tc>
         <w:tc>
           <w:tcPr>
-            <w:tcW w:type="dxa" w:w="1129"/>
+            <w:tcW w:type="dxa" w:w="1870"/>
             <w:vAlign w:val="center"/>
             <w:shd w:fill="FFFFFF"/>
             <w:tcMar>
-              <w:top w:w="80" w:type="dxa"/>
-              <w:bottom w:w="80" w:type="dxa"/>
-              <w:left w:w="100" w:type="dxa"/>
-              <w:right w:w="100" w:type="dxa"/>
+              <w:top w:w="70" w:type="dxa"/>
+              <w:bottom w:w="70" w:type="dxa"/>
+              <w:left w:w="90" w:type="dxa"/>
+              <w:right w:w="90" w:type="dxa"/>
             </w:tcMar>
           </w:tcPr>
           <w:p>
@@ -3318,7 +3323,7 @@
               <w:rPr>
                 <w:rFonts w:ascii="Consolas" w:hAnsi="Consolas"/>
                 <w:color w:val="A02828"/>
-                <w:sz w:val="18"/>
+                <w:sz w:val="17"/>
               </w:rPr>
               <w:t>MKU-204</w:t>
             </w:r>
@@ -3326,7 +3331,7 @@
               <w:rPr>
                 <w:rFonts w:ascii="Calibri" w:hAnsi="Calibri"/>
                 <w:color w:val="262626"/>
-                <w:sz w:val="19"/>
+                <w:sz w:val="18"/>
               </w:rPr>
               <w:t xml:space="preserve"> Kewirausahaan I</w:t>
             </w:r>
@@ -3334,14 +3339,14 @@
         </w:tc>
         <w:tc>
           <w:tcPr>
-            <w:tcW w:type="dxa" w:w="1129"/>
+            <w:tcW w:type="dxa" w:w="1870"/>
             <w:vAlign w:val="center"/>
             <w:shd w:fill="FFFFFF"/>
             <w:tcMar>
-              <w:top w:w="80" w:type="dxa"/>
-              <w:bottom w:w="80" w:type="dxa"/>
-              <w:left w:w="100" w:type="dxa"/>
-              <w:right w:w="100" w:type="dxa"/>
+              <w:top w:w="70" w:type="dxa"/>
+              <w:bottom w:w="70" w:type="dxa"/>
+              <w:left w:w="90" w:type="dxa"/>
+              <w:right w:w="90" w:type="dxa"/>
             </w:tcMar>
           </w:tcPr>
           <w:p>
@@ -3353,7 +3358,7 @@
               <w:rPr>
                 <w:rFonts w:ascii="Calibri" w:hAnsi="Calibri"/>
                 <w:color w:val="262626"/>
-                <w:sz w:val="19"/>
+                <w:sz w:val="18"/>
               </w:rPr>
               <w:t xml:space="preserve">🟢 </w:t>
             </w:r>
@@ -3362,7 +3367,7 @@
                 <w:rFonts w:ascii="Calibri" w:hAnsi="Calibri"/>
                 <w:b/>
                 <w:color w:val="262626"/>
-                <w:sz w:val="19"/>
+                <w:sz w:val="18"/>
               </w:rPr>
               <w:t>Sangat Kuat</w:t>
             </w:r>
@@ -3375,14 +3380,14 @@
         </w:trPr>
         <w:tc>
           <w:tcPr>
-            <w:tcW w:type="dxa" w:w="1129"/>
+            <w:tcW w:type="dxa" w:w="1870"/>
             <w:vAlign w:val="center"/>
             <w:shd w:fill="F2F5F9"/>
             <w:tcMar>
-              <w:top w:w="80" w:type="dxa"/>
-              <w:bottom w:w="80" w:type="dxa"/>
-              <w:left w:w="100" w:type="dxa"/>
-              <w:right w:w="100" w:type="dxa"/>
+              <w:top w:w="70" w:type="dxa"/>
+              <w:bottom w:w="70" w:type="dxa"/>
+              <w:left w:w="90" w:type="dxa"/>
+              <w:right w:w="90" w:type="dxa"/>
             </w:tcMar>
           </w:tcPr>
           <w:p>
@@ -3395,7 +3400,7 @@
                 <w:rFonts w:ascii="Calibri" w:hAnsi="Calibri"/>
                 <w:b/>
                 <w:color w:val="262626"/>
-                <w:sz w:val="19"/>
+                <w:sz w:val="18"/>
               </w:rPr>
               <w:t>5</w:t>
             </w:r>
@@ -3403,14 +3408,14 @@
         </w:tc>
         <w:tc>
           <w:tcPr>
-            <w:tcW w:type="dxa" w:w="1129"/>
+            <w:tcW w:type="dxa" w:w="1870"/>
             <w:vAlign w:val="center"/>
             <w:shd w:fill="F2F5F9"/>
             <w:tcMar>
-              <w:top w:w="80" w:type="dxa"/>
-              <w:bottom w:w="80" w:type="dxa"/>
-              <w:left w:w="100" w:type="dxa"/>
-              <w:right w:w="100" w:type="dxa"/>
+              <w:top w:w="70" w:type="dxa"/>
+              <w:bottom w:w="70" w:type="dxa"/>
+              <w:left w:w="90" w:type="dxa"/>
+              <w:right w:w="90" w:type="dxa"/>
             </w:tcMar>
           </w:tcPr>
           <w:p>
@@ -3422,7 +3427,7 @@
               <w:rPr>
                 <w:rFonts w:ascii="Consolas" w:hAnsi="Consolas"/>
                 <w:color w:val="A02828"/>
-                <w:sz w:val="18"/>
+                <w:sz w:val="17"/>
               </w:rPr>
               <w:t>STA-501</w:t>
             </w:r>
@@ -3430,14 +3435,14 @@
         </w:tc>
         <w:tc>
           <w:tcPr>
-            <w:tcW w:type="dxa" w:w="1129"/>
+            <w:tcW w:type="dxa" w:w="1870"/>
             <w:vAlign w:val="center"/>
             <w:shd w:fill="F2F5F9"/>
             <w:tcMar>
-              <w:top w:w="80" w:type="dxa"/>
-              <w:bottom w:w="80" w:type="dxa"/>
-              <w:left w:w="100" w:type="dxa"/>
-              <w:right w:w="100" w:type="dxa"/>
+              <w:top w:w="70" w:type="dxa"/>
+              <w:bottom w:w="70" w:type="dxa"/>
+              <w:left w:w="90" w:type="dxa"/>
+              <w:right w:w="90" w:type="dxa"/>
             </w:tcMar>
           </w:tcPr>
           <w:p>
@@ -3449,7 +3454,7 @@
               <w:rPr>
                 <w:rFonts w:ascii="Calibri" w:hAnsi="Calibri"/>
                 <w:color w:val="262626"/>
-                <w:sz w:val="19"/>
+                <w:sz w:val="18"/>
               </w:rPr>
               <w:t xml:space="preserve">Decision Support Systems </w:t>
             </w:r>
@@ -3458,7 +3463,7 @@
                 <w:rFonts w:ascii="Calibri" w:hAnsi="Calibri"/>
                 <w:i/>
                 <w:color w:val="262626"/>
-                <w:sz w:val="19"/>
+                <w:sz w:val="18"/>
               </w:rPr>
               <w:t>(P1)</w:t>
             </w:r>
@@ -3466,14 +3471,14 @@
         </w:tc>
         <w:tc>
           <w:tcPr>
-            <w:tcW w:type="dxa" w:w="1129"/>
+            <w:tcW w:type="dxa" w:w="1870"/>
             <w:vAlign w:val="center"/>
             <w:shd w:fill="F2F5F9"/>
             <w:tcMar>
-              <w:top w:w="80" w:type="dxa"/>
-              <w:bottom w:w="80" w:type="dxa"/>
-              <w:left w:w="100" w:type="dxa"/>
-              <w:right w:w="100" w:type="dxa"/>
+              <w:top w:w="70" w:type="dxa"/>
+              <w:bottom w:w="70" w:type="dxa"/>
+              <w:left w:w="90" w:type="dxa"/>
+              <w:right w:w="90" w:type="dxa"/>
             </w:tcMar>
           </w:tcPr>
           <w:p>
@@ -3485,7 +3490,7 @@
               <w:rPr>
                 <w:rFonts w:ascii="Calibri" w:hAnsi="Calibri"/>
                 <w:color w:val="262626"/>
-                <w:sz w:val="19"/>
+                <w:sz w:val="18"/>
               </w:rPr>
               <w:t>3</w:t>
             </w:r>
@@ -3493,14 +3498,14 @@
         </w:tc>
         <w:tc>
           <w:tcPr>
-            <w:tcW w:type="dxa" w:w="1129"/>
+            <w:tcW w:type="dxa" w:w="1870"/>
             <w:vAlign w:val="center"/>
             <w:shd w:fill="F2F5F9"/>
             <w:tcMar>
-              <w:top w:w="80" w:type="dxa"/>
-              <w:bottom w:w="80" w:type="dxa"/>
-              <w:left w:w="100" w:type="dxa"/>
-              <w:right w:w="100" w:type="dxa"/>
+              <w:top w:w="70" w:type="dxa"/>
+              <w:bottom w:w="70" w:type="dxa"/>
+              <w:left w:w="90" w:type="dxa"/>
+              <w:right w:w="90" w:type="dxa"/>
             </w:tcMar>
           </w:tcPr>
           <w:p>
@@ -3512,7 +3517,7 @@
               <w:rPr>
                 <w:rFonts w:ascii="Calibri" w:hAnsi="Calibri"/>
                 <w:color w:val="262626"/>
-                <w:sz w:val="19"/>
+                <w:sz w:val="18"/>
               </w:rPr>
               <w:t>+P</w:t>
             </w:r>
@@ -3520,14 +3525,14 @@
         </w:tc>
         <w:tc>
           <w:tcPr>
-            <w:tcW w:type="dxa" w:w="1129"/>
+            <w:tcW w:type="dxa" w:w="1870"/>
             <w:vAlign w:val="center"/>
             <w:shd w:fill="F2F5F9"/>
             <w:tcMar>
-              <w:top w:w="80" w:type="dxa"/>
-              <w:bottom w:w="80" w:type="dxa"/>
-              <w:left w:w="100" w:type="dxa"/>
-              <w:right w:w="100" w:type="dxa"/>
+              <w:top w:w="70" w:type="dxa"/>
+              <w:bottom w:w="70" w:type="dxa"/>
+              <w:left w:w="90" w:type="dxa"/>
+              <w:right w:w="90" w:type="dxa"/>
             </w:tcMar>
           </w:tcPr>
           <w:p>
@@ -3539,7 +3544,7 @@
               <w:rPr>
                 <w:rFonts w:ascii="Consolas" w:hAnsi="Consolas"/>
                 <w:color w:val="A02828"/>
-                <w:sz w:val="18"/>
+                <w:sz w:val="17"/>
               </w:rPr>
               <w:t>STI-413</w:t>
             </w:r>
@@ -3547,7 +3552,7 @@
               <w:rPr>
                 <w:rFonts w:ascii="Calibri" w:hAnsi="Calibri"/>
                 <w:color w:val="262626"/>
-                <w:sz w:val="19"/>
+                <w:sz w:val="18"/>
               </w:rPr>
               <w:t xml:space="preserve"> Machine Learning</w:t>
             </w:r>
@@ -3555,14 +3560,14 @@
         </w:tc>
         <w:tc>
           <w:tcPr>
-            <w:tcW w:type="dxa" w:w="1129"/>
+            <w:tcW w:type="dxa" w:w="1870"/>
             <w:vAlign w:val="center"/>
             <w:shd w:fill="F2F5F9"/>
             <w:tcMar>
-              <w:top w:w="80" w:type="dxa"/>
-              <w:bottom w:w="80" w:type="dxa"/>
-              <w:left w:w="100" w:type="dxa"/>
-              <w:right w:w="100" w:type="dxa"/>
+              <w:top w:w="70" w:type="dxa"/>
+              <w:bottom w:w="70" w:type="dxa"/>
+              <w:left w:w="90" w:type="dxa"/>
+              <w:right w:w="90" w:type="dxa"/>
             </w:tcMar>
           </w:tcPr>
           <w:p>
@@ -3574,7 +3579,7 @@
               <w:rPr>
                 <w:rFonts w:ascii="Consolas" w:hAnsi="Consolas"/>
                 <w:color w:val="A02828"/>
-                <w:sz w:val="18"/>
+                <w:sz w:val="17"/>
               </w:rPr>
               <w:t>FST-207</w:t>
             </w:r>
@@ -3582,7 +3587,7 @@
               <w:rPr>
                 <w:rFonts w:ascii="Calibri" w:hAnsi="Calibri"/>
                 <w:color w:val="262626"/>
-                <w:sz w:val="19"/>
+                <w:sz w:val="18"/>
               </w:rPr>
               <w:t xml:space="preserve"> Basis Data, </w:t>
             </w:r>
@@ -3590,7 +3595,7 @@
               <w:rPr>
                 <w:rFonts w:ascii="Consolas" w:hAnsi="Consolas"/>
                 <w:color w:val="A02828"/>
-                <w:sz w:val="18"/>
+                <w:sz w:val="17"/>
               </w:rPr>
               <w:t>STI-307</w:t>
             </w:r>
@@ -3598,7 +3603,7 @@
               <w:rPr>
                 <w:rFonts w:ascii="Calibri" w:hAnsi="Calibri"/>
                 <w:color w:val="262626"/>
-                <w:sz w:val="19"/>
+                <w:sz w:val="18"/>
               </w:rPr>
               <w:t xml:space="preserve"> AI</w:t>
             </w:r>
@@ -3606,14 +3611,14 @@
         </w:tc>
         <w:tc>
           <w:tcPr>
-            <w:tcW w:type="dxa" w:w="1129"/>
+            <w:tcW w:type="dxa" w:w="1870"/>
             <w:vAlign w:val="center"/>
             <w:shd w:fill="F2F5F9"/>
             <w:tcMar>
-              <w:top w:w="80" w:type="dxa"/>
-              <w:bottom w:w="80" w:type="dxa"/>
-              <w:left w:w="100" w:type="dxa"/>
-              <w:right w:w="100" w:type="dxa"/>
+              <w:top w:w="70" w:type="dxa"/>
+              <w:bottom w:w="70" w:type="dxa"/>
+              <w:left w:w="90" w:type="dxa"/>
+              <w:right w:w="90" w:type="dxa"/>
             </w:tcMar>
           </w:tcPr>
           <w:p>
@@ -3625,7 +3630,7 @@
               <w:rPr>
                 <w:rFonts w:ascii="Calibri" w:hAnsi="Calibri"/>
                 <w:color w:val="262626"/>
-                <w:sz w:val="19"/>
+                <w:sz w:val="18"/>
               </w:rPr>
               <w:t xml:space="preserve">🟢 </w:t>
             </w:r>
@@ -3634,7 +3639,7 @@
                 <w:rFonts w:ascii="Calibri" w:hAnsi="Calibri"/>
                 <w:b/>
                 <w:color w:val="262626"/>
-                <w:sz w:val="19"/>
+                <w:sz w:val="18"/>
               </w:rPr>
               <w:t>Sangat Kuat</w:t>
             </w:r>
@@ -3647,14 +3652,14 @@
         </w:trPr>
         <w:tc>
           <w:tcPr>
-            <w:tcW w:type="dxa" w:w="1129"/>
+            <w:tcW w:type="dxa" w:w="1870"/>
             <w:vAlign w:val="center"/>
             <w:shd w:fill="FFFFFF"/>
             <w:tcMar>
-              <w:top w:w="80" w:type="dxa"/>
-              <w:bottom w:w="80" w:type="dxa"/>
-              <w:left w:w="100" w:type="dxa"/>
-              <w:right w:w="100" w:type="dxa"/>
+              <w:top w:w="70" w:type="dxa"/>
+              <w:bottom w:w="70" w:type="dxa"/>
+              <w:left w:w="90" w:type="dxa"/>
+              <w:right w:w="90" w:type="dxa"/>
             </w:tcMar>
           </w:tcPr>
           <w:p>
@@ -3667,7 +3672,7 @@
                 <w:rFonts w:ascii="Calibri" w:hAnsi="Calibri"/>
                 <w:b/>
                 <w:color w:val="262626"/>
-                <w:sz w:val="19"/>
+                <w:sz w:val="18"/>
               </w:rPr>
               <w:t>5</w:t>
             </w:r>
@@ -3675,14 +3680,14 @@
         </w:tc>
         <w:tc>
           <w:tcPr>
-            <w:tcW w:type="dxa" w:w="1129"/>
+            <w:tcW w:type="dxa" w:w="1870"/>
             <w:vAlign w:val="center"/>
             <w:shd w:fill="FFFFFF"/>
             <w:tcMar>
-              <w:top w:w="80" w:type="dxa"/>
-              <w:bottom w:w="80" w:type="dxa"/>
-              <w:left w:w="100" w:type="dxa"/>
-              <w:right w:w="100" w:type="dxa"/>
+              <w:top w:w="70" w:type="dxa"/>
+              <w:bottom w:w="70" w:type="dxa"/>
+              <w:left w:w="90" w:type="dxa"/>
+              <w:right w:w="90" w:type="dxa"/>
             </w:tcMar>
           </w:tcPr>
           <w:p>
@@ -3694,7 +3699,7 @@
               <w:rPr>
                 <w:rFonts w:ascii="Consolas" w:hAnsi="Consolas"/>
                 <w:color w:val="A02828"/>
-                <w:sz w:val="18"/>
+                <w:sz w:val="17"/>
               </w:rPr>
               <w:t>STB-501</w:t>
             </w:r>
@@ -3702,14 +3707,14 @@
         </w:tc>
         <w:tc>
           <w:tcPr>
-            <w:tcW w:type="dxa" w:w="1129"/>
+            <w:tcW w:type="dxa" w:w="1870"/>
             <w:vAlign w:val="center"/>
             <w:shd w:fill="FFFFFF"/>
             <w:tcMar>
-              <w:top w:w="80" w:type="dxa"/>
-              <w:bottom w:w="80" w:type="dxa"/>
-              <w:left w:w="100" w:type="dxa"/>
-              <w:right w:w="100" w:type="dxa"/>
+              <w:top w:w="70" w:type="dxa"/>
+              <w:bottom w:w="70" w:type="dxa"/>
+              <w:left w:w="90" w:type="dxa"/>
+              <w:right w:w="90" w:type="dxa"/>
             </w:tcMar>
           </w:tcPr>
           <w:p>
@@ -3721,7 +3726,7 @@
               <w:rPr>
                 <w:rFonts w:ascii="Calibri" w:hAnsi="Calibri"/>
                 <w:color w:val="262626"/>
-                <w:sz w:val="19"/>
+                <w:sz w:val="18"/>
               </w:rPr>
               <w:t xml:space="preserve">Network Security &amp; Forensics </w:t>
             </w:r>
@@ -3730,7 +3735,7 @@
                 <w:rFonts w:ascii="Calibri" w:hAnsi="Calibri"/>
                 <w:i/>
                 <w:color w:val="262626"/>
-                <w:sz w:val="19"/>
+                <w:sz w:val="18"/>
               </w:rPr>
               <w:t>(P2)</w:t>
             </w:r>
@@ -3738,14 +3743,14 @@
         </w:tc>
         <w:tc>
           <w:tcPr>
-            <w:tcW w:type="dxa" w:w="1129"/>
+            <w:tcW w:type="dxa" w:w="1870"/>
             <w:vAlign w:val="center"/>
             <w:shd w:fill="FFFFFF"/>
             <w:tcMar>
-              <w:top w:w="80" w:type="dxa"/>
-              <w:bottom w:w="80" w:type="dxa"/>
-              <w:left w:w="100" w:type="dxa"/>
-              <w:right w:w="100" w:type="dxa"/>
+              <w:top w:w="70" w:type="dxa"/>
+              <w:bottom w:w="70" w:type="dxa"/>
+              <w:left w:w="90" w:type="dxa"/>
+              <w:right w:w="90" w:type="dxa"/>
             </w:tcMar>
           </w:tcPr>
           <w:p>
@@ -3757,7 +3762,7 @@
               <w:rPr>
                 <w:rFonts w:ascii="Calibri" w:hAnsi="Calibri"/>
                 <w:color w:val="262626"/>
-                <w:sz w:val="19"/>
+                <w:sz w:val="18"/>
               </w:rPr>
               <w:t>3</w:t>
             </w:r>
@@ -3765,14 +3770,14 @@
         </w:tc>
         <w:tc>
           <w:tcPr>
-            <w:tcW w:type="dxa" w:w="1129"/>
+            <w:tcW w:type="dxa" w:w="1870"/>
             <w:vAlign w:val="center"/>
             <w:shd w:fill="FFFFFF"/>
             <w:tcMar>
-              <w:top w:w="80" w:type="dxa"/>
-              <w:bottom w:w="80" w:type="dxa"/>
-              <w:left w:w="100" w:type="dxa"/>
-              <w:right w:w="100" w:type="dxa"/>
+              <w:top w:w="70" w:type="dxa"/>
+              <w:bottom w:w="70" w:type="dxa"/>
+              <w:left w:w="90" w:type="dxa"/>
+              <w:right w:w="90" w:type="dxa"/>
             </w:tcMar>
           </w:tcPr>
           <w:p>
@@ -3784,7 +3789,7 @@
               <w:rPr>
                 <w:rFonts w:ascii="Calibri" w:hAnsi="Calibri"/>
                 <w:color w:val="262626"/>
-                <w:sz w:val="19"/>
+                <w:sz w:val="18"/>
               </w:rPr>
               <w:t>+P</w:t>
             </w:r>
@@ -3792,14 +3797,14 @@
         </w:tc>
         <w:tc>
           <w:tcPr>
-            <w:tcW w:type="dxa" w:w="1129"/>
+            <w:tcW w:type="dxa" w:w="1870"/>
             <w:vAlign w:val="center"/>
             <w:shd w:fill="FFFFFF"/>
             <w:tcMar>
-              <w:top w:w="80" w:type="dxa"/>
-              <w:bottom w:w="80" w:type="dxa"/>
-              <w:left w:w="100" w:type="dxa"/>
-              <w:right w:w="100" w:type="dxa"/>
+              <w:top w:w="70" w:type="dxa"/>
+              <w:bottom w:w="70" w:type="dxa"/>
+              <w:left w:w="90" w:type="dxa"/>
+              <w:right w:w="90" w:type="dxa"/>
             </w:tcMar>
           </w:tcPr>
           <w:p>
@@ -3811,7 +3816,7 @@
               <w:rPr>
                 <w:rFonts w:ascii="Consolas" w:hAnsi="Consolas"/>
                 <w:color w:val="A02828"/>
-                <w:sz w:val="18"/>
+                <w:sz w:val="17"/>
               </w:rPr>
               <w:t>STI-312</w:t>
             </w:r>
@@ -3819,7 +3824,7 @@
               <w:rPr>
                 <w:rFonts w:ascii="Calibri" w:hAnsi="Calibri"/>
                 <w:color w:val="262626"/>
-                <w:sz w:val="19"/>
+                <w:sz w:val="18"/>
               </w:rPr>
               <w:t xml:space="preserve"> Jarkom, </w:t>
             </w:r>
@@ -3827,7 +3832,7 @@
               <w:rPr>
                 <w:rFonts w:ascii="Consolas" w:hAnsi="Consolas"/>
                 <w:color w:val="A02828"/>
-                <w:sz w:val="18"/>
+                <w:sz w:val="17"/>
               </w:rPr>
               <w:t>STI-418</w:t>
             </w:r>
@@ -3835,7 +3840,7 @@
               <w:rPr>
                 <w:rFonts w:ascii="Calibri" w:hAnsi="Calibri"/>
                 <w:color w:val="262626"/>
-                <w:sz w:val="19"/>
+                <w:sz w:val="18"/>
               </w:rPr>
               <w:t xml:space="preserve"> Security</w:t>
             </w:r>
@@ -3843,14 +3848,14 @@
         </w:tc>
         <w:tc>
           <w:tcPr>
-            <w:tcW w:type="dxa" w:w="1129"/>
+            <w:tcW w:type="dxa" w:w="1870"/>
             <w:vAlign w:val="center"/>
             <w:shd w:fill="FFFFFF"/>
             <w:tcMar>
-              <w:top w:w="80" w:type="dxa"/>
-              <w:bottom w:w="80" w:type="dxa"/>
-              <w:left w:w="100" w:type="dxa"/>
-              <w:right w:w="100" w:type="dxa"/>
+              <w:top w:w="70" w:type="dxa"/>
+              <w:bottom w:w="70" w:type="dxa"/>
+              <w:left w:w="90" w:type="dxa"/>
+              <w:right w:w="90" w:type="dxa"/>
             </w:tcMar>
           </w:tcPr>
           <w:p>
@@ -3862,7 +3867,7 @@
               <w:rPr>
                 <w:rFonts w:ascii="Consolas" w:hAnsi="Consolas"/>
                 <w:color w:val="A02828"/>
-                <w:sz w:val="18"/>
+                <w:sz w:val="17"/>
               </w:rPr>
               <w:t>STI-310</w:t>
             </w:r>
@@ -3870,7 +3875,7 @@
               <w:rPr>
                 <w:rFonts w:ascii="Calibri" w:hAnsi="Calibri"/>
                 <w:color w:val="262626"/>
-                <w:sz w:val="19"/>
+                <w:sz w:val="18"/>
               </w:rPr>
               <w:t xml:space="preserve"> Sistem Operasi</w:t>
             </w:r>
@@ -3878,14 +3883,14 @@
         </w:tc>
         <w:tc>
           <w:tcPr>
-            <w:tcW w:type="dxa" w:w="1129"/>
+            <w:tcW w:type="dxa" w:w="1870"/>
             <w:vAlign w:val="center"/>
             <w:shd w:fill="FFFFFF"/>
             <w:tcMar>
-              <w:top w:w="80" w:type="dxa"/>
-              <w:bottom w:w="80" w:type="dxa"/>
-              <w:left w:w="100" w:type="dxa"/>
-              <w:right w:w="100" w:type="dxa"/>
+              <w:top w:w="70" w:type="dxa"/>
+              <w:bottom w:w="70" w:type="dxa"/>
+              <w:left w:w="90" w:type="dxa"/>
+              <w:right w:w="90" w:type="dxa"/>
             </w:tcMar>
           </w:tcPr>
           <w:p>
@@ -3897,7 +3902,7 @@
               <w:rPr>
                 <w:rFonts w:ascii="Calibri" w:hAnsi="Calibri"/>
                 <w:color w:val="262626"/>
-                <w:sz w:val="19"/>
+                <w:sz w:val="18"/>
               </w:rPr>
               <w:t xml:space="preserve">🟢 </w:t>
             </w:r>
@@ -3906,7 +3911,7 @@
                 <w:rFonts w:ascii="Calibri" w:hAnsi="Calibri"/>
                 <w:b/>
                 <w:color w:val="262626"/>
-                <w:sz w:val="19"/>
+                <w:sz w:val="18"/>
               </w:rPr>
               <w:t>Sangat Kuat</w:t>
             </w:r>
@@ -3919,14 +3924,14 @@
         </w:trPr>
         <w:tc>
           <w:tcPr>
-            <w:tcW w:type="dxa" w:w="1129"/>
+            <w:tcW w:type="dxa" w:w="1870"/>
             <w:vAlign w:val="center"/>
             <w:shd w:fill="F2F5F9"/>
             <w:tcMar>
-              <w:top w:w="80" w:type="dxa"/>
-              <w:bottom w:w="80" w:type="dxa"/>
-              <w:left w:w="100" w:type="dxa"/>
-              <w:right w:w="100" w:type="dxa"/>
+              <w:top w:w="70" w:type="dxa"/>
+              <w:bottom w:w="70" w:type="dxa"/>
+              <w:left w:w="90" w:type="dxa"/>
+              <w:right w:w="90" w:type="dxa"/>
             </w:tcMar>
           </w:tcPr>
           <w:p>
@@ -3939,7 +3944,7 @@
                 <w:rFonts w:ascii="Calibri" w:hAnsi="Calibri"/>
                 <w:b/>
                 <w:color w:val="262626"/>
-                <w:sz w:val="19"/>
+                <w:sz w:val="18"/>
               </w:rPr>
               <w:t>5</w:t>
             </w:r>
@@ -3947,14 +3952,14 @@
         </w:tc>
         <w:tc>
           <w:tcPr>
-            <w:tcW w:type="dxa" w:w="1129"/>
+            <w:tcW w:type="dxa" w:w="1870"/>
             <w:vAlign w:val="center"/>
             <w:shd w:fill="F2F5F9"/>
             <w:tcMar>
-              <w:top w:w="80" w:type="dxa"/>
-              <w:bottom w:w="80" w:type="dxa"/>
-              <w:left w:w="100" w:type="dxa"/>
-              <w:right w:w="100" w:type="dxa"/>
+              <w:top w:w="70" w:type="dxa"/>
+              <w:bottom w:w="70" w:type="dxa"/>
+              <w:left w:w="90" w:type="dxa"/>
+              <w:right w:w="90" w:type="dxa"/>
             </w:tcMar>
           </w:tcPr>
           <w:p>
@@ -3966,7 +3971,7 @@
               <w:rPr>
                 <w:rFonts w:ascii="Consolas" w:hAnsi="Consolas"/>
                 <w:color w:val="A02828"/>
-                <w:sz w:val="18"/>
+                <w:sz w:val="17"/>
               </w:rPr>
               <w:t>STC-501</w:t>
             </w:r>
@@ -3974,14 +3979,14 @@
         </w:tc>
         <w:tc>
           <w:tcPr>
-            <w:tcW w:type="dxa" w:w="1129"/>
+            <w:tcW w:type="dxa" w:w="1870"/>
             <w:vAlign w:val="center"/>
             <w:shd w:fill="F2F5F9"/>
             <w:tcMar>
-              <w:top w:w="80" w:type="dxa"/>
-              <w:bottom w:w="80" w:type="dxa"/>
-              <w:left w:w="100" w:type="dxa"/>
-              <w:right w:w="100" w:type="dxa"/>
+              <w:top w:w="70" w:type="dxa"/>
+              <w:bottom w:w="70" w:type="dxa"/>
+              <w:left w:w="90" w:type="dxa"/>
+              <w:right w:w="90" w:type="dxa"/>
             </w:tcMar>
           </w:tcPr>
           <w:p>
@@ -3993,7 +3998,7 @@
               <w:rPr>
                 <w:rFonts w:ascii="Calibri" w:hAnsi="Calibri"/>
                 <w:color w:val="262626"/>
-                <w:sz w:val="19"/>
+                <w:sz w:val="18"/>
               </w:rPr>
               <w:t xml:space="preserve">Advanced UX &amp; Design System </w:t>
             </w:r>
@@ -4002,7 +4007,7 @@
                 <w:rFonts w:ascii="Calibri" w:hAnsi="Calibri"/>
                 <w:i/>
                 <w:color w:val="262626"/>
-                <w:sz w:val="19"/>
+                <w:sz w:val="18"/>
               </w:rPr>
               <w:t>(P3)</w:t>
             </w:r>
@@ -4010,14 +4015,14 @@
         </w:tc>
         <w:tc>
           <w:tcPr>
-            <w:tcW w:type="dxa" w:w="1129"/>
+            <w:tcW w:type="dxa" w:w="1870"/>
             <w:vAlign w:val="center"/>
             <w:shd w:fill="F2F5F9"/>
             <w:tcMar>
-              <w:top w:w="80" w:type="dxa"/>
-              <w:bottom w:w="80" w:type="dxa"/>
-              <w:left w:w="100" w:type="dxa"/>
-              <w:right w:w="100" w:type="dxa"/>
+              <w:top w:w="70" w:type="dxa"/>
+              <w:bottom w:w="70" w:type="dxa"/>
+              <w:left w:w="90" w:type="dxa"/>
+              <w:right w:w="90" w:type="dxa"/>
             </w:tcMar>
           </w:tcPr>
           <w:p>
@@ -4029,7 +4034,7 @@
               <w:rPr>
                 <w:rFonts w:ascii="Calibri" w:hAnsi="Calibri"/>
                 <w:color w:val="262626"/>
-                <w:sz w:val="19"/>
+                <w:sz w:val="18"/>
               </w:rPr>
               <w:t>3</w:t>
             </w:r>
@@ -4037,14 +4042,14 @@
         </w:tc>
         <w:tc>
           <w:tcPr>
-            <w:tcW w:type="dxa" w:w="1129"/>
+            <w:tcW w:type="dxa" w:w="1870"/>
             <w:vAlign w:val="center"/>
             <w:shd w:fill="F2F5F9"/>
             <w:tcMar>
-              <w:top w:w="80" w:type="dxa"/>
-              <w:bottom w:w="80" w:type="dxa"/>
-              <w:left w:w="100" w:type="dxa"/>
-              <w:right w:w="100" w:type="dxa"/>
+              <w:top w:w="70" w:type="dxa"/>
+              <w:bottom w:w="70" w:type="dxa"/>
+              <w:left w:w="90" w:type="dxa"/>
+              <w:right w:w="90" w:type="dxa"/>
             </w:tcMar>
           </w:tcPr>
           <w:p>
@@ -4056,7 +4061,7 @@
               <w:rPr>
                 <w:rFonts w:ascii="Calibri" w:hAnsi="Calibri"/>
                 <w:color w:val="262626"/>
-                <w:sz w:val="19"/>
+                <w:sz w:val="18"/>
               </w:rPr>
               <w:t>+P</w:t>
             </w:r>
@@ -4064,14 +4069,14 @@
         </w:tc>
         <w:tc>
           <w:tcPr>
-            <w:tcW w:type="dxa" w:w="1129"/>
+            <w:tcW w:type="dxa" w:w="1870"/>
             <w:vAlign w:val="center"/>
             <w:shd w:fill="F2F5F9"/>
             <w:tcMar>
-              <w:top w:w="80" w:type="dxa"/>
-              <w:bottom w:w="80" w:type="dxa"/>
-              <w:left w:w="100" w:type="dxa"/>
-              <w:right w:w="100" w:type="dxa"/>
+              <w:top w:w="70" w:type="dxa"/>
+              <w:bottom w:w="70" w:type="dxa"/>
+              <w:left w:w="90" w:type="dxa"/>
+              <w:right w:w="90" w:type="dxa"/>
             </w:tcMar>
           </w:tcPr>
           <w:p>
@@ -4083,7 +4088,7 @@
               <w:rPr>
                 <w:rFonts w:ascii="Consolas" w:hAnsi="Consolas"/>
                 <w:color w:val="A02828"/>
-                <w:sz w:val="18"/>
+                <w:sz w:val="17"/>
               </w:rPr>
               <w:t>STI-308</w:t>
             </w:r>
@@ -4091,7 +4096,7 @@
               <w:rPr>
                 <w:rFonts w:ascii="Calibri" w:hAnsi="Calibri"/>
                 <w:color w:val="262626"/>
-                <w:sz w:val="19"/>
+                <w:sz w:val="18"/>
               </w:rPr>
               <w:t xml:space="preserve"> UI/UX Design</w:t>
             </w:r>
@@ -4099,14 +4104,14 @@
         </w:tc>
         <w:tc>
           <w:tcPr>
-            <w:tcW w:type="dxa" w:w="1129"/>
+            <w:tcW w:type="dxa" w:w="1870"/>
             <w:vAlign w:val="center"/>
             <w:shd w:fill="F2F5F9"/>
             <w:tcMar>
-              <w:top w:w="80" w:type="dxa"/>
-              <w:bottom w:w="80" w:type="dxa"/>
-              <w:left w:w="100" w:type="dxa"/>
-              <w:right w:w="100" w:type="dxa"/>
+              <w:top w:w="70" w:type="dxa"/>
+              <w:bottom w:w="70" w:type="dxa"/>
+              <w:left w:w="90" w:type="dxa"/>
+              <w:right w:w="90" w:type="dxa"/>
             </w:tcMar>
           </w:tcPr>
           <w:p>
@@ -4118,7 +4123,7 @@
               <w:rPr>
                 <w:rFonts w:ascii="Consolas" w:hAnsi="Consolas"/>
                 <w:color w:val="A02828"/>
-                <w:sz w:val="18"/>
+                <w:sz w:val="17"/>
               </w:rPr>
               <w:t>STI-311</w:t>
             </w:r>
@@ -4126,7 +4131,7 @@
               <w:rPr>
                 <w:rFonts w:ascii="Calibri" w:hAnsi="Calibri"/>
                 <w:color w:val="262626"/>
-                <w:sz w:val="19"/>
+                <w:sz w:val="18"/>
               </w:rPr>
               <w:t xml:space="preserve"> Web Front-End</w:t>
             </w:r>
@@ -4134,14 +4139,14 @@
         </w:tc>
         <w:tc>
           <w:tcPr>
-            <w:tcW w:type="dxa" w:w="1129"/>
+            <w:tcW w:type="dxa" w:w="1870"/>
             <w:vAlign w:val="center"/>
             <w:shd w:fill="F2F5F9"/>
             <w:tcMar>
-              <w:top w:w="80" w:type="dxa"/>
-              <w:bottom w:w="80" w:type="dxa"/>
-              <w:left w:w="100" w:type="dxa"/>
-              <w:right w:w="100" w:type="dxa"/>
+              <w:top w:w="70" w:type="dxa"/>
+              <w:bottom w:w="70" w:type="dxa"/>
+              <w:left w:w="90" w:type="dxa"/>
+              <w:right w:w="90" w:type="dxa"/>
             </w:tcMar>
           </w:tcPr>
           <w:p>
@@ -4153,7 +4158,7 @@
               <w:rPr>
                 <w:rFonts w:ascii="Calibri" w:hAnsi="Calibri"/>
                 <w:color w:val="262626"/>
-                <w:sz w:val="19"/>
+                <w:sz w:val="18"/>
               </w:rPr>
               <w:t xml:space="preserve">🟢 </w:t>
             </w:r>
@@ -4162,7 +4167,7 @@
                 <w:rFonts w:ascii="Calibri" w:hAnsi="Calibri"/>
                 <w:b/>
                 <w:color w:val="262626"/>
-                <w:sz w:val="19"/>
+                <w:sz w:val="18"/>
               </w:rPr>
               <w:t>Sangat Kuat</w:t>
             </w:r>
@@ -4175,14 +4180,14 @@
         </w:trPr>
         <w:tc>
           <w:tcPr>
-            <w:tcW w:type="dxa" w:w="1129"/>
+            <w:tcW w:type="dxa" w:w="1870"/>
             <w:vAlign w:val="center"/>
             <w:shd w:fill="FFFFFF"/>
             <w:tcMar>
-              <w:top w:w="80" w:type="dxa"/>
-              <w:bottom w:w="80" w:type="dxa"/>
-              <w:left w:w="100" w:type="dxa"/>
-              <w:right w:w="100" w:type="dxa"/>
+              <w:top w:w="70" w:type="dxa"/>
+              <w:bottom w:w="70" w:type="dxa"/>
+              <w:left w:w="90" w:type="dxa"/>
+              <w:right w:w="90" w:type="dxa"/>
             </w:tcMar>
           </w:tcPr>
           <w:p>
@@ -4195,7 +4200,7 @@
                 <w:rFonts w:ascii="Calibri" w:hAnsi="Calibri"/>
                 <w:b/>
                 <w:color w:val="262626"/>
-                <w:sz w:val="19"/>
+                <w:sz w:val="18"/>
               </w:rPr>
               <w:t>6</w:t>
             </w:r>
@@ -4203,14 +4208,14 @@
         </w:tc>
         <w:tc>
           <w:tcPr>
-            <w:tcW w:type="dxa" w:w="1129"/>
+            <w:tcW w:type="dxa" w:w="1870"/>
             <w:vAlign w:val="center"/>
             <w:shd w:fill="FFFFFF"/>
             <w:tcMar>
-              <w:top w:w="80" w:type="dxa"/>
-              <w:bottom w:w="80" w:type="dxa"/>
-              <w:left w:w="100" w:type="dxa"/>
-              <w:right w:w="100" w:type="dxa"/>
+              <w:top w:w="70" w:type="dxa"/>
+              <w:bottom w:w="70" w:type="dxa"/>
+              <w:left w:w="90" w:type="dxa"/>
+              <w:right w:w="90" w:type="dxa"/>
             </w:tcMar>
           </w:tcPr>
           <w:p>
@@ -4222,7 +4227,7 @@
               <w:rPr>
                 <w:rFonts w:ascii="Consolas" w:hAnsi="Consolas"/>
                 <w:color w:val="A02828"/>
-                <w:sz w:val="18"/>
+                <w:sz w:val="17"/>
               </w:rPr>
               <w:t>STI-624</w:t>
             </w:r>
@@ -4230,14 +4235,14 @@
         </w:tc>
         <w:tc>
           <w:tcPr>
-            <w:tcW w:type="dxa" w:w="1129"/>
+            <w:tcW w:type="dxa" w:w="1870"/>
             <w:vAlign w:val="center"/>
             <w:shd w:fill="FFFFFF"/>
             <w:tcMar>
-              <w:top w:w="80" w:type="dxa"/>
-              <w:bottom w:w="80" w:type="dxa"/>
-              <w:left w:w="100" w:type="dxa"/>
-              <w:right w:w="100" w:type="dxa"/>
+              <w:top w:w="70" w:type="dxa"/>
+              <w:bottom w:w="70" w:type="dxa"/>
+              <w:left w:w="90" w:type="dxa"/>
+              <w:right w:w="90" w:type="dxa"/>
             </w:tcMar>
           </w:tcPr>
           <w:p>
@@ -4249,7 +4254,7 @@
               <w:rPr>
                 <w:rFonts w:ascii="Calibri" w:hAnsi="Calibri"/>
                 <w:color w:val="262626"/>
-                <w:sz w:val="19"/>
+                <w:sz w:val="18"/>
               </w:rPr>
               <w:t>Integrasi Layanan Cerdas Berbasis AI</w:t>
             </w:r>
@@ -4257,14 +4262,14 @@
         </w:tc>
         <w:tc>
           <w:tcPr>
-            <w:tcW w:type="dxa" w:w="1129"/>
+            <w:tcW w:type="dxa" w:w="1870"/>
             <w:vAlign w:val="center"/>
             <w:shd w:fill="FFFFFF"/>
             <w:tcMar>
-              <w:top w:w="80" w:type="dxa"/>
-              <w:bottom w:w="80" w:type="dxa"/>
-              <w:left w:w="100" w:type="dxa"/>
-              <w:right w:w="100" w:type="dxa"/>
+              <w:top w:w="70" w:type="dxa"/>
+              <w:bottom w:w="70" w:type="dxa"/>
+              <w:left w:w="90" w:type="dxa"/>
+              <w:right w:w="90" w:type="dxa"/>
             </w:tcMar>
           </w:tcPr>
           <w:p>
@@ -4276,7 +4281,7 @@
               <w:rPr>
                 <w:rFonts w:ascii="Calibri" w:hAnsi="Calibri"/>
                 <w:color w:val="262626"/>
-                <w:sz w:val="19"/>
+                <w:sz w:val="18"/>
               </w:rPr>
               <w:t>3</w:t>
             </w:r>
@@ -4284,14 +4289,14 @@
         </w:tc>
         <w:tc>
           <w:tcPr>
-            <w:tcW w:type="dxa" w:w="1129"/>
+            <w:tcW w:type="dxa" w:w="1870"/>
             <w:vAlign w:val="center"/>
             <w:shd w:fill="FFFFFF"/>
             <w:tcMar>
-              <w:top w:w="80" w:type="dxa"/>
-              <w:bottom w:w="80" w:type="dxa"/>
-              <w:left w:w="100" w:type="dxa"/>
-              <w:right w:w="100" w:type="dxa"/>
+              <w:top w:w="70" w:type="dxa"/>
+              <w:bottom w:w="70" w:type="dxa"/>
+              <w:left w:w="90" w:type="dxa"/>
+              <w:right w:w="90" w:type="dxa"/>
             </w:tcMar>
           </w:tcPr>
           <w:p>
@@ -4303,7 +4308,7 @@
               <w:rPr>
                 <w:rFonts w:ascii="Calibri" w:hAnsi="Calibri"/>
                 <w:color w:val="262626"/>
-                <w:sz w:val="19"/>
+                <w:sz w:val="18"/>
               </w:rPr>
               <w:t>+P</w:t>
             </w:r>
@@ -4311,14 +4316,14 @@
         </w:tc>
         <w:tc>
           <w:tcPr>
-            <w:tcW w:type="dxa" w:w="1129"/>
+            <w:tcW w:type="dxa" w:w="1870"/>
             <w:vAlign w:val="center"/>
             <w:shd w:fill="FFFFFF"/>
             <w:tcMar>
-              <w:top w:w="80" w:type="dxa"/>
-              <w:bottom w:w="80" w:type="dxa"/>
-              <w:left w:w="100" w:type="dxa"/>
-              <w:right w:w="100" w:type="dxa"/>
+              <w:top w:w="70" w:type="dxa"/>
+              <w:bottom w:w="70" w:type="dxa"/>
+              <w:left w:w="90" w:type="dxa"/>
+              <w:right w:w="90" w:type="dxa"/>
             </w:tcMar>
           </w:tcPr>
           <w:p>
@@ -4330,7 +4335,7 @@
               <w:rPr>
                 <w:rFonts w:ascii="Consolas" w:hAnsi="Consolas"/>
                 <w:color w:val="A02828"/>
-                <w:sz w:val="18"/>
+                <w:sz w:val="17"/>
               </w:rPr>
               <w:t>STI-413</w:t>
             </w:r>
@@ -4338,7 +4343,7 @@
               <w:rPr>
                 <w:rFonts w:ascii="Calibri" w:hAnsi="Calibri"/>
                 <w:color w:val="262626"/>
-                <w:sz w:val="19"/>
+                <w:sz w:val="18"/>
               </w:rPr>
               <w:t xml:space="preserve"> ML, </w:t>
             </w:r>
@@ -4346,7 +4351,7 @@
               <w:rPr>
                 <w:rFonts w:ascii="Consolas" w:hAnsi="Consolas"/>
                 <w:color w:val="A02828"/>
-                <w:sz w:val="18"/>
+                <w:sz w:val="17"/>
               </w:rPr>
               <w:t>STI-416</w:t>
             </w:r>
@@ -4354,7 +4359,7 @@
               <w:rPr>
                 <w:rFonts w:ascii="Calibri" w:hAnsi="Calibri"/>
                 <w:color w:val="262626"/>
-                <w:sz w:val="19"/>
+                <w:sz w:val="18"/>
               </w:rPr>
               <w:t xml:space="preserve"> Back End</w:t>
             </w:r>
@@ -4362,14 +4367,14 @@
         </w:tc>
         <w:tc>
           <w:tcPr>
-            <w:tcW w:type="dxa" w:w="1129"/>
+            <w:tcW w:type="dxa" w:w="1870"/>
             <w:vAlign w:val="center"/>
             <w:shd w:fill="FFFFFF"/>
             <w:tcMar>
-              <w:top w:w="80" w:type="dxa"/>
-              <w:bottom w:w="80" w:type="dxa"/>
-              <w:left w:w="100" w:type="dxa"/>
-              <w:right w:w="100" w:type="dxa"/>
+              <w:top w:w="70" w:type="dxa"/>
+              <w:bottom w:w="70" w:type="dxa"/>
+              <w:left w:w="90" w:type="dxa"/>
+              <w:right w:w="90" w:type="dxa"/>
             </w:tcMar>
           </w:tcPr>
           <w:p>
@@ -4381,7 +4386,7 @@
               <w:rPr>
                 <w:rFonts w:ascii="Consolas" w:hAnsi="Consolas"/>
                 <w:color w:val="A02828"/>
-                <w:sz w:val="18"/>
+                <w:sz w:val="17"/>
               </w:rPr>
               <w:t>STI-414</w:t>
             </w:r>
@@ -4389,7 +4394,7 @@
               <w:rPr>
                 <w:rFonts w:ascii="Calibri" w:hAnsi="Calibri"/>
                 <w:color w:val="262626"/>
-                <w:sz w:val="19"/>
+                <w:sz w:val="18"/>
               </w:rPr>
               <w:t xml:space="preserve"> NLP &amp; IR, </w:t>
             </w:r>
@@ -4397,7 +4402,7 @@
               <w:rPr>
                 <w:rFonts w:ascii="Consolas" w:hAnsi="Consolas"/>
                 <w:color w:val="A02828"/>
-                <w:sz w:val="18"/>
+                <w:sz w:val="17"/>
               </w:rPr>
               <w:t>STI-307</w:t>
             </w:r>
@@ -4405,7 +4410,7 @@
               <w:rPr>
                 <w:rFonts w:ascii="Calibri" w:hAnsi="Calibri"/>
                 <w:color w:val="262626"/>
-                <w:sz w:val="19"/>
+                <w:sz w:val="18"/>
               </w:rPr>
               <w:t xml:space="preserve"> Cerdas</w:t>
             </w:r>
@@ -4413,14 +4418,14 @@
         </w:tc>
         <w:tc>
           <w:tcPr>
-            <w:tcW w:type="dxa" w:w="1129"/>
+            <w:tcW w:type="dxa" w:w="1870"/>
             <w:vAlign w:val="center"/>
             <w:shd w:fill="FFFFFF"/>
             <w:tcMar>
-              <w:top w:w="80" w:type="dxa"/>
-              <w:bottom w:w="80" w:type="dxa"/>
-              <w:left w:w="100" w:type="dxa"/>
-              <w:right w:w="100" w:type="dxa"/>
+              <w:top w:w="70" w:type="dxa"/>
+              <w:bottom w:w="70" w:type="dxa"/>
+              <w:left w:w="90" w:type="dxa"/>
+              <w:right w:w="90" w:type="dxa"/>
             </w:tcMar>
           </w:tcPr>
           <w:p>
@@ -4432,7 +4437,7 @@
               <w:rPr>
                 <w:rFonts w:ascii="Calibri" w:hAnsi="Calibri"/>
                 <w:color w:val="262626"/>
-                <w:sz w:val="19"/>
+                <w:sz w:val="18"/>
               </w:rPr>
               <w:t xml:space="preserve">🟢 </w:t>
             </w:r>
@@ -4441,7 +4446,7 @@
                 <w:rFonts w:ascii="Calibri" w:hAnsi="Calibri"/>
                 <w:b/>
                 <w:color w:val="262626"/>
-                <w:sz w:val="19"/>
+                <w:sz w:val="18"/>
               </w:rPr>
               <w:t>Sangat Kuat</w:t>
             </w:r>
@@ -4454,14 +4459,14 @@
         </w:trPr>
         <w:tc>
           <w:tcPr>
-            <w:tcW w:type="dxa" w:w="1129"/>
+            <w:tcW w:type="dxa" w:w="1870"/>
             <w:vAlign w:val="center"/>
             <w:shd w:fill="F2F5F9"/>
             <w:tcMar>
-              <w:top w:w="80" w:type="dxa"/>
-              <w:bottom w:w="80" w:type="dxa"/>
-              <w:left w:w="100" w:type="dxa"/>
-              <w:right w:w="100" w:type="dxa"/>
+              <w:top w:w="70" w:type="dxa"/>
+              <w:bottom w:w="70" w:type="dxa"/>
+              <w:left w:w="90" w:type="dxa"/>
+              <w:right w:w="90" w:type="dxa"/>
             </w:tcMar>
           </w:tcPr>
           <w:p>
@@ -4474,7 +4479,7 @@
                 <w:rFonts w:ascii="Calibri" w:hAnsi="Calibri"/>
                 <w:b/>
                 <w:color w:val="262626"/>
-                <w:sz w:val="19"/>
+                <w:sz w:val="18"/>
               </w:rPr>
               <w:t>6</w:t>
             </w:r>
@@ -4482,14 +4487,14 @@
         </w:tc>
         <w:tc>
           <w:tcPr>
-            <w:tcW w:type="dxa" w:w="1129"/>
+            <w:tcW w:type="dxa" w:w="1870"/>
             <w:vAlign w:val="center"/>
             <w:shd w:fill="F2F5F9"/>
             <w:tcMar>
-              <w:top w:w="80" w:type="dxa"/>
-              <w:bottom w:w="80" w:type="dxa"/>
-              <w:left w:w="100" w:type="dxa"/>
-              <w:right w:w="100" w:type="dxa"/>
+              <w:top w:w="70" w:type="dxa"/>
+              <w:bottom w:w="70" w:type="dxa"/>
+              <w:left w:w="90" w:type="dxa"/>
+              <w:right w:w="90" w:type="dxa"/>
             </w:tcMar>
           </w:tcPr>
           <w:p>
@@ -4501,7 +4506,7 @@
               <w:rPr>
                 <w:rFonts w:ascii="Consolas" w:hAnsi="Consolas"/>
                 <w:color w:val="A02828"/>
-                <w:sz w:val="18"/>
+                <w:sz w:val="17"/>
               </w:rPr>
               <w:t>STI-625</w:t>
             </w:r>
@@ -4509,14 +4514,14 @@
         </w:tc>
         <w:tc>
           <w:tcPr>
-            <w:tcW w:type="dxa" w:w="1129"/>
+            <w:tcW w:type="dxa" w:w="1870"/>
             <w:vAlign w:val="center"/>
             <w:shd w:fill="F2F5F9"/>
             <w:tcMar>
-              <w:top w:w="80" w:type="dxa"/>
-              <w:bottom w:w="80" w:type="dxa"/>
-              <w:left w:w="100" w:type="dxa"/>
-              <w:right w:w="100" w:type="dxa"/>
+              <w:top w:w="70" w:type="dxa"/>
+              <w:bottom w:w="70" w:type="dxa"/>
+              <w:left w:w="90" w:type="dxa"/>
+              <w:right w:w="90" w:type="dxa"/>
             </w:tcMar>
           </w:tcPr>
           <w:p>
@@ -4528,7 +4533,7 @@
               <w:rPr>
                 <w:rFonts w:ascii="Calibri" w:hAnsi="Calibri"/>
                 <w:color w:val="262626"/>
-                <w:sz w:val="19"/>
+                <w:sz w:val="18"/>
               </w:rPr>
               <w:t>Smart City &amp; Pemerintahan Digital</w:t>
             </w:r>
@@ -4536,14 +4541,14 @@
         </w:tc>
         <w:tc>
           <w:tcPr>
-            <w:tcW w:type="dxa" w:w="1129"/>
+            <w:tcW w:type="dxa" w:w="1870"/>
             <w:vAlign w:val="center"/>
             <w:shd w:fill="F2F5F9"/>
             <w:tcMar>
-              <w:top w:w="80" w:type="dxa"/>
-              <w:bottom w:w="80" w:type="dxa"/>
-              <w:left w:w="100" w:type="dxa"/>
-              <w:right w:w="100" w:type="dxa"/>
+              <w:top w:w="70" w:type="dxa"/>
+              <w:bottom w:w="70" w:type="dxa"/>
+              <w:left w:w="90" w:type="dxa"/>
+              <w:right w:w="90" w:type="dxa"/>
             </w:tcMar>
           </w:tcPr>
           <w:p>
@@ -4555,7 +4560,7 @@
               <w:rPr>
                 <w:rFonts w:ascii="Calibri" w:hAnsi="Calibri"/>
                 <w:color w:val="262626"/>
-                <w:sz w:val="19"/>
+                <w:sz w:val="18"/>
               </w:rPr>
               <w:t>2</w:t>
             </w:r>
@@ -4563,14 +4568,14 @@
         </w:tc>
         <w:tc>
           <w:tcPr>
-            <w:tcW w:type="dxa" w:w="1129"/>
+            <w:tcW w:type="dxa" w:w="1870"/>
             <w:vAlign w:val="center"/>
             <w:shd w:fill="F2F5F9"/>
             <w:tcMar>
-              <w:top w:w="80" w:type="dxa"/>
-              <w:bottom w:w="80" w:type="dxa"/>
-              <w:left w:w="100" w:type="dxa"/>
-              <w:right w:w="100" w:type="dxa"/>
+              <w:top w:w="70" w:type="dxa"/>
+              <w:bottom w:w="70" w:type="dxa"/>
+              <w:left w:w="90" w:type="dxa"/>
+              <w:right w:w="90" w:type="dxa"/>
             </w:tcMar>
           </w:tcPr>
           <w:p>
@@ -4582,7 +4587,7 @@
               <w:rPr>
                 <w:rFonts w:ascii="Calibri" w:hAnsi="Calibri"/>
                 <w:color w:val="262626"/>
-                <w:sz w:val="19"/>
+                <w:sz w:val="18"/>
               </w:rPr>
               <w:t>Teori</w:t>
             </w:r>
@@ -4590,14 +4595,14 @@
         </w:tc>
         <w:tc>
           <w:tcPr>
-            <w:tcW w:type="dxa" w:w="1129"/>
+            <w:tcW w:type="dxa" w:w="1870"/>
             <w:vAlign w:val="center"/>
             <w:shd w:fill="F2F5F9"/>
             <w:tcMar>
-              <w:top w:w="80" w:type="dxa"/>
-              <w:bottom w:w="80" w:type="dxa"/>
-              <w:left w:w="100" w:type="dxa"/>
-              <w:right w:w="100" w:type="dxa"/>
+              <w:top w:w="70" w:type="dxa"/>
+              <w:bottom w:w="70" w:type="dxa"/>
+              <w:left w:w="90" w:type="dxa"/>
+              <w:right w:w="90" w:type="dxa"/>
             </w:tcMar>
           </w:tcPr>
           <w:p>
@@ -4609,7 +4614,7 @@
               <w:rPr>
                 <w:rFonts w:ascii="Consolas" w:hAnsi="Consolas"/>
                 <w:color w:val="A02828"/>
-                <w:sz w:val="18"/>
+                <w:sz w:val="17"/>
               </w:rPr>
               <w:t>STI-521</w:t>
             </w:r>
@@ -4617,7 +4622,7 @@
               <w:rPr>
                 <w:rFonts w:ascii="Calibri" w:hAnsi="Calibri"/>
                 <w:color w:val="262626"/>
-                <w:sz w:val="19"/>
+                <w:sz w:val="18"/>
               </w:rPr>
               <w:t xml:space="preserve"> IoT</w:t>
             </w:r>
@@ -4625,14 +4630,14 @@
         </w:tc>
         <w:tc>
           <w:tcPr>
-            <w:tcW w:type="dxa" w:w="1129"/>
+            <w:tcW w:type="dxa" w:w="1870"/>
             <w:vAlign w:val="center"/>
             <w:shd w:fill="F2F5F9"/>
             <w:tcMar>
-              <w:top w:w="80" w:type="dxa"/>
-              <w:bottom w:w="80" w:type="dxa"/>
-              <w:left w:w="100" w:type="dxa"/>
-              <w:right w:w="100" w:type="dxa"/>
+              <w:top w:w="70" w:type="dxa"/>
+              <w:bottom w:w="70" w:type="dxa"/>
+              <w:left w:w="90" w:type="dxa"/>
+              <w:right w:w="90" w:type="dxa"/>
             </w:tcMar>
           </w:tcPr>
           <w:p>
@@ -4644,7 +4649,7 @@
               <w:rPr>
                 <w:rFonts w:ascii="Consolas" w:hAnsi="Consolas"/>
                 <w:color w:val="A02828"/>
-                <w:sz w:val="18"/>
+                <w:sz w:val="17"/>
               </w:rPr>
               <w:t>STI-306</w:t>
             </w:r>
@@ -4652,7 +4657,7 @@
               <w:rPr>
                 <w:rFonts w:ascii="Calibri" w:hAnsi="Calibri"/>
                 <w:color w:val="262626"/>
-                <w:sz w:val="19"/>
+                <w:sz w:val="18"/>
               </w:rPr>
               <w:t xml:space="preserve"> APSI, </w:t>
             </w:r>
@@ -4660,7 +4665,7 @@
               <w:rPr>
                 <w:rFonts w:ascii="Consolas" w:hAnsi="Consolas"/>
                 <w:color w:val="A02828"/>
-                <w:sz w:val="18"/>
+                <w:sz w:val="17"/>
               </w:rPr>
               <w:t>STI-417</w:t>
             </w:r>
@@ -4668,7 +4673,7 @@
               <w:rPr>
                 <w:rFonts w:ascii="Calibri" w:hAnsi="Calibri"/>
                 <w:color w:val="262626"/>
-                <w:sz w:val="19"/>
+                <w:sz w:val="18"/>
               </w:rPr>
               <w:t xml:space="preserve"> Cloud</w:t>
             </w:r>
@@ -4676,14 +4681,14 @@
         </w:tc>
         <w:tc>
           <w:tcPr>
-            <w:tcW w:type="dxa" w:w="1129"/>
+            <w:tcW w:type="dxa" w:w="1870"/>
             <w:vAlign w:val="center"/>
             <w:shd w:fill="F2F5F9"/>
             <w:tcMar>
-              <w:top w:w="80" w:type="dxa"/>
-              <w:bottom w:w="80" w:type="dxa"/>
-              <w:left w:w="100" w:type="dxa"/>
-              <w:right w:w="100" w:type="dxa"/>
+              <w:top w:w="70" w:type="dxa"/>
+              <w:bottom w:w="70" w:type="dxa"/>
+              <w:left w:w="90" w:type="dxa"/>
+              <w:right w:w="90" w:type="dxa"/>
             </w:tcMar>
           </w:tcPr>
           <w:p>
@@ -4695,7 +4700,7 @@
               <w:rPr>
                 <w:rFonts w:ascii="Calibri" w:hAnsi="Calibri"/>
                 <w:color w:val="262626"/>
-                <w:sz w:val="19"/>
+                <w:sz w:val="18"/>
               </w:rPr>
               <w:t xml:space="preserve">🟢 </w:t>
             </w:r>
@@ -4704,7 +4709,7 @@
                 <w:rFonts w:ascii="Calibri" w:hAnsi="Calibri"/>
                 <w:b/>
                 <w:color w:val="262626"/>
-                <w:sz w:val="19"/>
+                <w:sz w:val="18"/>
               </w:rPr>
               <w:t>Sangat Kuat</w:t>
             </w:r>
@@ -4717,14 +4722,14 @@
         </w:trPr>
         <w:tc>
           <w:tcPr>
-            <w:tcW w:type="dxa" w:w="1129"/>
+            <w:tcW w:type="dxa" w:w="1870"/>
             <w:vAlign w:val="center"/>
             <w:shd w:fill="FFFFFF"/>
             <w:tcMar>
-              <w:top w:w="80" w:type="dxa"/>
-              <w:bottom w:w="80" w:type="dxa"/>
-              <w:left w:w="100" w:type="dxa"/>
-              <w:right w:w="100" w:type="dxa"/>
+              <w:top w:w="70" w:type="dxa"/>
+              <w:bottom w:w="70" w:type="dxa"/>
+              <w:left w:w="90" w:type="dxa"/>
+              <w:right w:w="90" w:type="dxa"/>
             </w:tcMar>
           </w:tcPr>
           <w:p>
@@ -4737,7 +4742,7 @@
                 <w:rFonts w:ascii="Calibri" w:hAnsi="Calibri"/>
                 <w:b/>
                 <w:color w:val="262626"/>
-                <w:sz w:val="19"/>
+                <w:sz w:val="18"/>
               </w:rPr>
               <w:t>6</w:t>
             </w:r>
@@ -4745,14 +4750,14 @@
         </w:tc>
         <w:tc>
           <w:tcPr>
-            <w:tcW w:type="dxa" w:w="1129"/>
+            <w:tcW w:type="dxa" w:w="1870"/>
             <w:vAlign w:val="center"/>
             <w:shd w:fill="FFFFFF"/>
             <w:tcMar>
-              <w:top w:w="80" w:type="dxa"/>
-              <w:bottom w:w="80" w:type="dxa"/>
-              <w:left w:w="100" w:type="dxa"/>
-              <w:right w:w="100" w:type="dxa"/>
+              <w:top w:w="70" w:type="dxa"/>
+              <w:bottom w:w="70" w:type="dxa"/>
+              <w:left w:w="90" w:type="dxa"/>
+              <w:right w:w="90" w:type="dxa"/>
             </w:tcMar>
           </w:tcPr>
           <w:p>
@@ -4764,7 +4769,7 @@
               <w:rPr>
                 <w:rFonts w:ascii="Consolas" w:hAnsi="Consolas"/>
                 <w:color w:val="A02828"/>
-                <w:sz w:val="18"/>
+                <w:sz w:val="17"/>
               </w:rPr>
               <w:t>STI-626</w:t>
             </w:r>
@@ -4772,14 +4777,14 @@
         </w:tc>
         <w:tc>
           <w:tcPr>
-            <w:tcW w:type="dxa" w:w="1129"/>
+            <w:tcW w:type="dxa" w:w="1870"/>
             <w:vAlign w:val="center"/>
             <w:shd w:fill="FFFFFF"/>
             <w:tcMar>
-              <w:top w:w="80" w:type="dxa"/>
-              <w:bottom w:w="80" w:type="dxa"/>
-              <w:left w:w="100" w:type="dxa"/>
-              <w:right w:w="100" w:type="dxa"/>
+              <w:top w:w="70" w:type="dxa"/>
+              <w:bottom w:w="70" w:type="dxa"/>
+              <w:left w:w="90" w:type="dxa"/>
+              <w:right w:w="90" w:type="dxa"/>
             </w:tcMar>
           </w:tcPr>
           <w:p>
@@ -4791,7 +4796,7 @@
               <w:rPr>
                 <w:rFonts w:ascii="Calibri" w:hAnsi="Calibri"/>
                 <w:color w:val="262626"/>
-                <w:sz w:val="19"/>
+                <w:sz w:val="18"/>
               </w:rPr>
               <w:t>Deep Learning &amp; Neural Networks</w:t>
             </w:r>
@@ -4799,14 +4804,14 @@
         </w:tc>
         <w:tc>
           <w:tcPr>
-            <w:tcW w:type="dxa" w:w="1129"/>
+            <w:tcW w:type="dxa" w:w="1870"/>
             <w:vAlign w:val="center"/>
             <w:shd w:fill="FFFFFF"/>
             <w:tcMar>
-              <w:top w:w="80" w:type="dxa"/>
-              <w:bottom w:w="80" w:type="dxa"/>
-              <w:left w:w="100" w:type="dxa"/>
-              <w:right w:w="100" w:type="dxa"/>
+              <w:top w:w="70" w:type="dxa"/>
+              <w:bottom w:w="70" w:type="dxa"/>
+              <w:left w:w="90" w:type="dxa"/>
+              <w:right w:w="90" w:type="dxa"/>
             </w:tcMar>
           </w:tcPr>
           <w:p>
@@ -4818,7 +4823,7 @@
               <w:rPr>
                 <w:rFonts w:ascii="Calibri" w:hAnsi="Calibri"/>
                 <w:color w:val="262626"/>
-                <w:sz w:val="19"/>
+                <w:sz w:val="18"/>
               </w:rPr>
               <w:t>3</w:t>
             </w:r>
@@ -4826,14 +4831,14 @@
         </w:tc>
         <w:tc>
           <w:tcPr>
-            <w:tcW w:type="dxa" w:w="1129"/>
+            <w:tcW w:type="dxa" w:w="1870"/>
             <w:vAlign w:val="center"/>
             <w:shd w:fill="FFFFFF"/>
             <w:tcMar>
-              <w:top w:w="80" w:type="dxa"/>
-              <w:bottom w:w="80" w:type="dxa"/>
-              <w:left w:w="100" w:type="dxa"/>
-              <w:right w:w="100" w:type="dxa"/>
+              <w:top w:w="70" w:type="dxa"/>
+              <w:bottom w:w="70" w:type="dxa"/>
+              <w:left w:w="90" w:type="dxa"/>
+              <w:right w:w="90" w:type="dxa"/>
             </w:tcMar>
           </w:tcPr>
           <w:p>
@@ -4845,7 +4850,7 @@
               <w:rPr>
                 <w:rFonts w:ascii="Calibri" w:hAnsi="Calibri"/>
                 <w:color w:val="262626"/>
-                <w:sz w:val="19"/>
+                <w:sz w:val="18"/>
               </w:rPr>
               <w:t>+P</w:t>
             </w:r>
@@ -4853,14 +4858,14 @@
         </w:tc>
         <w:tc>
           <w:tcPr>
-            <w:tcW w:type="dxa" w:w="1129"/>
+            <w:tcW w:type="dxa" w:w="1870"/>
             <w:vAlign w:val="center"/>
             <w:shd w:fill="FFFFFF"/>
             <w:tcMar>
-              <w:top w:w="80" w:type="dxa"/>
-              <w:bottom w:w="80" w:type="dxa"/>
-              <w:left w:w="100" w:type="dxa"/>
-              <w:right w:w="100" w:type="dxa"/>
+              <w:top w:w="70" w:type="dxa"/>
+              <w:bottom w:w="70" w:type="dxa"/>
+              <w:left w:w="90" w:type="dxa"/>
+              <w:right w:w="90" w:type="dxa"/>
             </w:tcMar>
           </w:tcPr>
           <w:p>
@@ -4872,7 +4877,7 @@
               <w:rPr>
                 <w:rFonts w:ascii="Consolas" w:hAnsi="Consolas"/>
                 <w:color w:val="A02828"/>
-                <w:sz w:val="18"/>
+                <w:sz w:val="17"/>
               </w:rPr>
               <w:t>STI-413</w:t>
             </w:r>
@@ -4880,7 +4885,7 @@
               <w:rPr>
                 <w:rFonts w:ascii="Calibri" w:hAnsi="Calibri"/>
                 <w:color w:val="262626"/>
-                <w:sz w:val="19"/>
+                <w:sz w:val="18"/>
               </w:rPr>
               <w:t xml:space="preserve"> Machine Learning</w:t>
             </w:r>
@@ -4888,14 +4893,14 @@
         </w:tc>
         <w:tc>
           <w:tcPr>
-            <w:tcW w:type="dxa" w:w="1129"/>
+            <w:tcW w:type="dxa" w:w="1870"/>
             <w:vAlign w:val="center"/>
             <w:shd w:fill="FFFFFF"/>
             <w:tcMar>
-              <w:top w:w="80" w:type="dxa"/>
-              <w:bottom w:w="80" w:type="dxa"/>
-              <w:left w:w="100" w:type="dxa"/>
-              <w:right w:w="100" w:type="dxa"/>
+              <w:top w:w="70" w:type="dxa"/>
+              <w:bottom w:w="70" w:type="dxa"/>
+              <w:left w:w="90" w:type="dxa"/>
+              <w:right w:w="90" w:type="dxa"/>
             </w:tcMar>
           </w:tcPr>
           <w:p>
@@ -4907,7 +4912,7 @@
               <w:rPr>
                 <w:rFonts w:ascii="Consolas" w:hAnsi="Consolas"/>
                 <w:color w:val="A02828"/>
-                <w:sz w:val="18"/>
+                <w:sz w:val="17"/>
               </w:rPr>
               <w:t>STI-205</w:t>
             </w:r>
@@ -4915,7 +4920,7 @@
               <w:rPr>
                 <w:rFonts w:ascii="Calibri" w:hAnsi="Calibri"/>
                 <w:color w:val="262626"/>
-                <w:sz w:val="19"/>
+                <w:sz w:val="18"/>
               </w:rPr>
               <w:t xml:space="preserve"> Aljabar Linear, </w:t>
             </w:r>
@@ -4923,7 +4928,7 @@
               <w:rPr>
                 <w:rFonts w:ascii="Consolas" w:hAnsi="Consolas"/>
                 <w:color w:val="A02828"/>
-                <w:sz w:val="18"/>
+                <w:sz w:val="17"/>
               </w:rPr>
               <w:t>FST-408</w:t>
             </w:r>
@@ -4931,7 +4936,7 @@
               <w:rPr>
                 <w:rFonts w:ascii="Calibri" w:hAnsi="Calibri"/>
                 <w:color w:val="262626"/>
-                <w:sz w:val="19"/>
+                <w:sz w:val="18"/>
               </w:rPr>
               <w:t xml:space="preserve"> Probstat</w:t>
             </w:r>
@@ -4939,14 +4944,14 @@
         </w:tc>
         <w:tc>
           <w:tcPr>
-            <w:tcW w:type="dxa" w:w="1129"/>
+            <w:tcW w:type="dxa" w:w="1870"/>
             <w:vAlign w:val="center"/>
             <w:shd w:fill="FFFFFF"/>
             <w:tcMar>
-              <w:top w:w="80" w:type="dxa"/>
-              <w:bottom w:w="80" w:type="dxa"/>
-              <w:left w:w="100" w:type="dxa"/>
-              <w:right w:w="100" w:type="dxa"/>
+              <w:top w:w="70" w:type="dxa"/>
+              <w:bottom w:w="70" w:type="dxa"/>
+              <w:left w:w="90" w:type="dxa"/>
+              <w:right w:w="90" w:type="dxa"/>
             </w:tcMar>
           </w:tcPr>
           <w:p>
@@ -4958,7 +4963,7 @@
               <w:rPr>
                 <w:rFonts w:ascii="Calibri" w:hAnsi="Calibri"/>
                 <w:color w:val="262626"/>
-                <w:sz w:val="19"/>
+                <w:sz w:val="18"/>
               </w:rPr>
               <w:t xml:space="preserve">🟢 </w:t>
             </w:r>
@@ -4967,7 +4972,7 @@
                 <w:rFonts w:ascii="Calibri" w:hAnsi="Calibri"/>
                 <w:b/>
                 <w:color w:val="262626"/>
-                <w:sz w:val="19"/>
+                <w:sz w:val="18"/>
               </w:rPr>
               <w:t>Sangat Kuat</w:t>
             </w:r>
@@ -4980,14 +4985,14 @@
         </w:trPr>
         <w:tc>
           <w:tcPr>
-            <w:tcW w:type="dxa" w:w="1129"/>
+            <w:tcW w:type="dxa" w:w="1870"/>
             <w:vAlign w:val="center"/>
             <w:shd w:fill="F2F5F9"/>
             <w:tcMar>
-              <w:top w:w="80" w:type="dxa"/>
-              <w:bottom w:w="80" w:type="dxa"/>
-              <w:left w:w="100" w:type="dxa"/>
-              <w:right w:w="100" w:type="dxa"/>
+              <w:top w:w="70" w:type="dxa"/>
+              <w:bottom w:w="70" w:type="dxa"/>
+              <w:left w:w="90" w:type="dxa"/>
+              <w:right w:w="90" w:type="dxa"/>
             </w:tcMar>
           </w:tcPr>
           <w:p>
@@ -5000,7 +5005,7 @@
                 <w:rFonts w:ascii="Calibri" w:hAnsi="Calibri"/>
                 <w:b/>
                 <w:color w:val="262626"/>
-                <w:sz w:val="19"/>
+                <w:sz w:val="18"/>
               </w:rPr>
               <w:t>6</w:t>
             </w:r>
@@ -5008,14 +5013,14 @@
         </w:tc>
         <w:tc>
           <w:tcPr>
-            <w:tcW w:type="dxa" w:w="1129"/>
+            <w:tcW w:type="dxa" w:w="1870"/>
             <w:vAlign w:val="center"/>
             <w:shd w:fill="F2F5F9"/>
             <w:tcMar>
-              <w:top w:w="80" w:type="dxa"/>
-              <w:bottom w:w="80" w:type="dxa"/>
-              <w:left w:w="100" w:type="dxa"/>
-              <w:right w:w="100" w:type="dxa"/>
+              <w:top w:w="70" w:type="dxa"/>
+              <w:bottom w:w="70" w:type="dxa"/>
+              <w:left w:w="90" w:type="dxa"/>
+              <w:right w:w="90" w:type="dxa"/>
             </w:tcMar>
           </w:tcPr>
           <w:p>
@@ -5027,7 +5032,7 @@
               <w:rPr>
                 <w:rFonts w:ascii="Consolas" w:hAnsi="Consolas"/>
                 <w:color w:val="A02828"/>
-                <w:sz w:val="18"/>
+                <w:sz w:val="17"/>
               </w:rPr>
               <w:t>STI-627</w:t>
             </w:r>
@@ -5035,14 +5040,14 @@
         </w:tc>
         <w:tc>
           <w:tcPr>
-            <w:tcW w:type="dxa" w:w="1129"/>
+            <w:tcW w:type="dxa" w:w="1870"/>
             <w:vAlign w:val="center"/>
             <w:shd w:fill="F2F5F9"/>
             <w:tcMar>
-              <w:top w:w="80" w:type="dxa"/>
-              <w:bottom w:w="80" w:type="dxa"/>
-              <w:left w:w="100" w:type="dxa"/>
-              <w:right w:w="100" w:type="dxa"/>
+              <w:top w:w="70" w:type="dxa"/>
+              <w:bottom w:w="70" w:type="dxa"/>
+              <w:left w:w="90" w:type="dxa"/>
+              <w:right w:w="90" w:type="dxa"/>
             </w:tcMar>
           </w:tcPr>
           <w:p>
@@ -5054,7 +5059,7 @@
               <w:rPr>
                 <w:rFonts w:ascii="Calibri" w:hAnsi="Calibri"/>
                 <w:color w:val="262626"/>
-                <w:sz w:val="19"/>
+                <w:sz w:val="18"/>
               </w:rPr>
               <w:t>Digital Platform Engineering</w:t>
             </w:r>
@@ -5062,14 +5067,14 @@
         </w:tc>
         <w:tc>
           <w:tcPr>
-            <w:tcW w:type="dxa" w:w="1129"/>
+            <w:tcW w:type="dxa" w:w="1870"/>
             <w:vAlign w:val="center"/>
             <w:shd w:fill="F2F5F9"/>
             <w:tcMar>
-              <w:top w:w="80" w:type="dxa"/>
-              <w:bottom w:w="80" w:type="dxa"/>
-              <w:left w:w="100" w:type="dxa"/>
-              <w:right w:w="100" w:type="dxa"/>
+              <w:top w:w="70" w:type="dxa"/>
+              <w:bottom w:w="70" w:type="dxa"/>
+              <w:left w:w="90" w:type="dxa"/>
+              <w:right w:w="90" w:type="dxa"/>
             </w:tcMar>
           </w:tcPr>
           <w:p>
@@ -5081,7 +5086,7 @@
               <w:rPr>
                 <w:rFonts w:ascii="Calibri" w:hAnsi="Calibri"/>
                 <w:color w:val="262626"/>
-                <w:sz w:val="19"/>
+                <w:sz w:val="18"/>
               </w:rPr>
               <w:t>3</w:t>
             </w:r>
@@ -5089,14 +5094,14 @@
         </w:tc>
         <w:tc>
           <w:tcPr>
-            <w:tcW w:type="dxa" w:w="1129"/>
+            <w:tcW w:type="dxa" w:w="1870"/>
             <w:vAlign w:val="center"/>
             <w:shd w:fill="F2F5F9"/>
             <w:tcMar>
-              <w:top w:w="80" w:type="dxa"/>
-              <w:bottom w:w="80" w:type="dxa"/>
-              <w:left w:w="100" w:type="dxa"/>
-              <w:right w:w="100" w:type="dxa"/>
+              <w:top w:w="70" w:type="dxa"/>
+              <w:bottom w:w="70" w:type="dxa"/>
+              <w:left w:w="90" w:type="dxa"/>
+              <w:right w:w="90" w:type="dxa"/>
             </w:tcMar>
           </w:tcPr>
           <w:p>
@@ -5108,7 +5113,7 @@
               <w:rPr>
                 <w:rFonts w:ascii="Calibri" w:hAnsi="Calibri"/>
                 <w:color w:val="262626"/>
-                <w:sz w:val="19"/>
+                <w:sz w:val="18"/>
               </w:rPr>
               <w:t>+P</w:t>
             </w:r>
@@ -5116,14 +5121,14 @@
         </w:tc>
         <w:tc>
           <w:tcPr>
-            <w:tcW w:type="dxa" w:w="1129"/>
+            <w:tcW w:type="dxa" w:w="1870"/>
             <w:vAlign w:val="center"/>
             <w:shd w:fill="F2F5F9"/>
             <w:tcMar>
-              <w:top w:w="80" w:type="dxa"/>
-              <w:bottom w:w="80" w:type="dxa"/>
-              <w:left w:w="100" w:type="dxa"/>
-              <w:right w:w="100" w:type="dxa"/>
+              <w:top w:w="70" w:type="dxa"/>
+              <w:bottom w:w="70" w:type="dxa"/>
+              <w:left w:w="90" w:type="dxa"/>
+              <w:right w:w="90" w:type="dxa"/>
             </w:tcMar>
           </w:tcPr>
           <w:p>
@@ -5135,7 +5140,7 @@
               <w:rPr>
                 <w:rFonts w:ascii="Consolas" w:hAnsi="Consolas"/>
                 <w:color w:val="A02828"/>
-                <w:sz w:val="18"/>
+                <w:sz w:val="17"/>
               </w:rPr>
               <w:t>STI-416</w:t>
             </w:r>
@@ -5143,7 +5148,7 @@
               <w:rPr>
                 <w:rFonts w:ascii="Calibri" w:hAnsi="Calibri"/>
                 <w:color w:val="262626"/>
-                <w:sz w:val="19"/>
+                <w:sz w:val="18"/>
               </w:rPr>
               <w:t xml:space="preserve"> Web Back End</w:t>
             </w:r>
@@ -5151,14 +5156,14 @@
         </w:tc>
         <w:tc>
           <w:tcPr>
-            <w:tcW w:type="dxa" w:w="1129"/>
+            <w:tcW w:type="dxa" w:w="1870"/>
             <w:vAlign w:val="center"/>
             <w:shd w:fill="F2F5F9"/>
             <w:tcMar>
-              <w:top w:w="80" w:type="dxa"/>
-              <w:bottom w:w="80" w:type="dxa"/>
-              <w:left w:w="100" w:type="dxa"/>
-              <w:right w:w="100" w:type="dxa"/>
+              <w:top w:w="70" w:type="dxa"/>
+              <w:bottom w:w="70" w:type="dxa"/>
+              <w:left w:w="90" w:type="dxa"/>
+              <w:right w:w="90" w:type="dxa"/>
             </w:tcMar>
           </w:tcPr>
           <w:p>
@@ -5170,7 +5175,7 @@
               <w:rPr>
                 <w:rFonts w:ascii="Consolas" w:hAnsi="Consolas"/>
                 <w:color w:val="A02828"/>
-                <w:sz w:val="18"/>
+                <w:sz w:val="17"/>
               </w:rPr>
               <w:t>STI-417</w:t>
             </w:r>
@@ -5178,7 +5183,7 @@
               <w:rPr>
                 <w:rFonts w:ascii="Calibri" w:hAnsi="Calibri"/>
                 <w:color w:val="262626"/>
-                <w:sz w:val="19"/>
+                <w:sz w:val="18"/>
               </w:rPr>
               <w:t xml:space="preserve"> Cloud, </w:t>
             </w:r>
@@ -5186,7 +5191,7 @@
               <w:rPr>
                 <w:rFonts w:ascii="Consolas" w:hAnsi="Consolas"/>
                 <w:color w:val="A02828"/>
-                <w:sz w:val="18"/>
+                <w:sz w:val="17"/>
               </w:rPr>
               <w:t>STI-309</w:t>
             </w:r>
@@ -5194,7 +5199,7 @@
               <w:rPr>
                 <w:rFonts w:ascii="Calibri" w:hAnsi="Calibri"/>
                 <w:color w:val="262626"/>
-                <w:sz w:val="19"/>
+                <w:sz w:val="18"/>
               </w:rPr>
               <w:t xml:space="preserve"> RPL</w:t>
             </w:r>
@@ -5202,14 +5207,14 @@
         </w:tc>
         <w:tc>
           <w:tcPr>
-            <w:tcW w:type="dxa" w:w="1129"/>
+            <w:tcW w:type="dxa" w:w="1870"/>
             <w:vAlign w:val="center"/>
             <w:shd w:fill="F2F5F9"/>
             <w:tcMar>
-              <w:top w:w="80" w:type="dxa"/>
-              <w:bottom w:w="80" w:type="dxa"/>
-              <w:left w:w="100" w:type="dxa"/>
-              <w:right w:w="100" w:type="dxa"/>
+              <w:top w:w="70" w:type="dxa"/>
+              <w:bottom w:w="70" w:type="dxa"/>
+              <w:left w:w="90" w:type="dxa"/>
+              <w:right w:w="90" w:type="dxa"/>
             </w:tcMar>
           </w:tcPr>
           <w:p>
@@ -5221,7 +5226,7 @@
               <w:rPr>
                 <w:rFonts w:ascii="Calibri" w:hAnsi="Calibri"/>
                 <w:color w:val="262626"/>
-                <w:sz w:val="19"/>
+                <w:sz w:val="18"/>
               </w:rPr>
               <w:t xml:space="preserve">🟢 </w:t>
             </w:r>
@@ -5230,7 +5235,7 @@
                 <w:rFonts w:ascii="Calibri" w:hAnsi="Calibri"/>
                 <w:b/>
                 <w:color w:val="262626"/>
-                <w:sz w:val="19"/>
+                <w:sz w:val="18"/>
               </w:rPr>
               <w:t>Sangat Kuat</w:t>
             </w:r>
@@ -5243,14 +5248,14 @@
         </w:trPr>
         <w:tc>
           <w:tcPr>
-            <w:tcW w:type="dxa" w:w="1129"/>
+            <w:tcW w:type="dxa" w:w="1870"/>
             <w:vAlign w:val="center"/>
             <w:shd w:fill="FFFFFF"/>
             <w:tcMar>
-              <w:top w:w="80" w:type="dxa"/>
-              <w:bottom w:w="80" w:type="dxa"/>
-              <w:left w:w="100" w:type="dxa"/>
-              <w:right w:w="100" w:type="dxa"/>
+              <w:top w:w="70" w:type="dxa"/>
+              <w:bottom w:w="70" w:type="dxa"/>
+              <w:left w:w="90" w:type="dxa"/>
+              <w:right w:w="90" w:type="dxa"/>
             </w:tcMar>
           </w:tcPr>
           <w:p>
@@ -5263,7 +5268,7 @@
                 <w:rFonts w:ascii="Calibri" w:hAnsi="Calibri"/>
                 <w:b/>
                 <w:color w:val="262626"/>
-                <w:sz w:val="19"/>
+                <w:sz w:val="18"/>
               </w:rPr>
               <w:t>6</w:t>
             </w:r>
@@ -5271,14 +5276,14 @@
         </w:tc>
         <w:tc>
           <w:tcPr>
-            <w:tcW w:type="dxa" w:w="1129"/>
+            <w:tcW w:type="dxa" w:w="1870"/>
             <w:vAlign w:val="center"/>
             <w:shd w:fill="FFFFFF"/>
             <w:tcMar>
-              <w:top w:w="80" w:type="dxa"/>
-              <w:bottom w:w="80" w:type="dxa"/>
-              <w:left w:w="100" w:type="dxa"/>
-              <w:right w:w="100" w:type="dxa"/>
+              <w:top w:w="70" w:type="dxa"/>
+              <w:bottom w:w="70" w:type="dxa"/>
+              <w:left w:w="90" w:type="dxa"/>
+              <w:right w:w="90" w:type="dxa"/>
             </w:tcMar>
           </w:tcPr>
           <w:p>
@@ -5290,7 +5295,7 @@
               <w:rPr>
                 <w:rFonts w:ascii="Consolas" w:hAnsi="Consolas"/>
                 <w:color w:val="A02828"/>
-                <w:sz w:val="18"/>
+                <w:sz w:val="17"/>
               </w:rPr>
               <w:t>FST-611</w:t>
             </w:r>
@@ -5298,14 +5303,14 @@
         </w:tc>
         <w:tc>
           <w:tcPr>
-            <w:tcW w:type="dxa" w:w="1129"/>
+            <w:tcW w:type="dxa" w:w="1870"/>
             <w:vAlign w:val="center"/>
             <w:shd w:fill="FFFFFF"/>
             <w:tcMar>
-              <w:top w:w="80" w:type="dxa"/>
-              <w:bottom w:w="80" w:type="dxa"/>
-              <w:left w:w="100" w:type="dxa"/>
-              <w:right w:w="100" w:type="dxa"/>
+              <w:top w:w="70" w:type="dxa"/>
+              <w:bottom w:w="70" w:type="dxa"/>
+              <w:left w:w="90" w:type="dxa"/>
+              <w:right w:w="90" w:type="dxa"/>
             </w:tcMar>
           </w:tcPr>
           <w:p>
@@ -5317,7 +5322,7 @@
               <w:rPr>
                 <w:rFonts w:ascii="Calibri" w:hAnsi="Calibri"/>
                 <w:color w:val="262626"/>
-                <w:sz w:val="19"/>
+                <w:sz w:val="18"/>
               </w:rPr>
               <w:t>Metodologi Penelitian</w:t>
             </w:r>
@@ -5325,14 +5330,14 @@
         </w:tc>
         <w:tc>
           <w:tcPr>
-            <w:tcW w:type="dxa" w:w="1129"/>
+            <w:tcW w:type="dxa" w:w="1870"/>
             <w:vAlign w:val="center"/>
             <w:shd w:fill="FFFFFF"/>
             <w:tcMar>
-              <w:top w:w="80" w:type="dxa"/>
-              <w:bottom w:w="80" w:type="dxa"/>
-              <w:left w:w="100" w:type="dxa"/>
-              <w:right w:w="100" w:type="dxa"/>
+              <w:top w:w="70" w:type="dxa"/>
+              <w:bottom w:w="70" w:type="dxa"/>
+              <w:left w:w="90" w:type="dxa"/>
+              <w:right w:w="90" w:type="dxa"/>
             </w:tcMar>
           </w:tcPr>
           <w:p>
@@ -5344,7 +5349,7 @@
               <w:rPr>
                 <w:rFonts w:ascii="Calibri" w:hAnsi="Calibri"/>
                 <w:color w:val="262626"/>
-                <w:sz w:val="19"/>
+                <w:sz w:val="18"/>
               </w:rPr>
               <w:t>2</w:t>
             </w:r>
@@ -5352,14 +5357,14 @@
         </w:tc>
         <w:tc>
           <w:tcPr>
-            <w:tcW w:type="dxa" w:w="1129"/>
+            <w:tcW w:type="dxa" w:w="1870"/>
             <w:vAlign w:val="center"/>
             <w:shd w:fill="FFFFFF"/>
             <w:tcMar>
-              <w:top w:w="80" w:type="dxa"/>
-              <w:bottom w:w="80" w:type="dxa"/>
-              <w:left w:w="100" w:type="dxa"/>
-              <w:right w:w="100" w:type="dxa"/>
+              <w:top w:w="70" w:type="dxa"/>
+              <w:bottom w:w="70" w:type="dxa"/>
+              <w:left w:w="90" w:type="dxa"/>
+              <w:right w:w="90" w:type="dxa"/>
             </w:tcMar>
           </w:tcPr>
           <w:p>
@@ -5371,7 +5376,7 @@
               <w:rPr>
                 <w:rFonts w:ascii="Calibri" w:hAnsi="Calibri"/>
                 <w:color w:val="262626"/>
-                <w:sz w:val="19"/>
+                <w:sz w:val="18"/>
               </w:rPr>
               <w:t>Teori</w:t>
             </w:r>
@@ -5379,14 +5384,14 @@
         </w:tc>
         <w:tc>
           <w:tcPr>
-            <w:tcW w:type="dxa" w:w="1129"/>
+            <w:tcW w:type="dxa" w:w="1870"/>
             <w:vAlign w:val="center"/>
             <w:shd w:fill="FFFFFF"/>
             <w:tcMar>
-              <w:top w:w="80" w:type="dxa"/>
-              <w:bottom w:w="80" w:type="dxa"/>
-              <w:left w:w="100" w:type="dxa"/>
-              <w:right w:w="100" w:type="dxa"/>
+              <w:top w:w="70" w:type="dxa"/>
+              <w:bottom w:w="70" w:type="dxa"/>
+              <w:left w:w="90" w:type="dxa"/>
+              <w:right w:w="90" w:type="dxa"/>
             </w:tcMar>
           </w:tcPr>
           <w:p>
@@ -5399,7 +5404,7 @@
                 <w:rFonts w:ascii="Calibri" w:hAnsi="Calibri"/>
                 <w:i/>
                 <w:color w:val="262626"/>
-                <w:sz w:val="19"/>
+                <w:sz w:val="18"/>
               </w:rPr>
               <w:t>≥ 76 SKS</w:t>
             </w:r>
@@ -5407,7 +5412,7 @@
               <w:rPr>
                 <w:rFonts w:ascii="Calibri" w:hAnsi="Calibri"/>
                 <w:color w:val="262626"/>
-                <w:sz w:val="19"/>
+                <w:sz w:val="18"/>
               </w:rPr>
               <w:t xml:space="preserve"> Selesai</w:t>
             </w:r>
@@ -5415,14 +5420,14 @@
         </w:tc>
         <w:tc>
           <w:tcPr>
-            <w:tcW w:type="dxa" w:w="1129"/>
+            <w:tcW w:type="dxa" w:w="1870"/>
             <w:vAlign w:val="center"/>
             <w:shd w:fill="FFFFFF"/>
             <w:tcMar>
-              <w:top w:w="80" w:type="dxa"/>
-              <w:bottom w:w="80" w:type="dxa"/>
-              <w:left w:w="100" w:type="dxa"/>
-              <w:right w:w="100" w:type="dxa"/>
+              <w:top w:w="70" w:type="dxa"/>
+              <w:bottom w:w="70" w:type="dxa"/>
+              <w:left w:w="90" w:type="dxa"/>
+              <w:right w:w="90" w:type="dxa"/>
             </w:tcMar>
           </w:tcPr>
           <w:p>
@@ -5434,7 +5439,7 @@
               <w:rPr>
                 <w:rFonts w:ascii="Consolas" w:hAnsi="Consolas"/>
                 <w:color w:val="A02828"/>
-                <w:sz w:val="18"/>
+                <w:sz w:val="17"/>
               </w:rPr>
               <w:t>FST-408</w:t>
             </w:r>
@@ -5442,7 +5447,7 @@
               <w:rPr>
                 <w:rFonts w:ascii="Calibri" w:hAnsi="Calibri"/>
                 <w:color w:val="262626"/>
-                <w:sz w:val="19"/>
+                <w:sz w:val="18"/>
               </w:rPr>
               <w:t xml:space="preserve"> Probabilitas &amp; Statistika</w:t>
             </w:r>
@@ -5450,14 +5455,14 @@
         </w:tc>
         <w:tc>
           <w:tcPr>
-            <w:tcW w:type="dxa" w:w="1129"/>
+            <w:tcW w:type="dxa" w:w="1870"/>
             <w:vAlign w:val="center"/>
             <w:shd w:fill="FFFFFF"/>
             <w:tcMar>
-              <w:top w:w="80" w:type="dxa"/>
-              <w:bottom w:w="80" w:type="dxa"/>
-              <w:left w:w="100" w:type="dxa"/>
-              <w:right w:w="100" w:type="dxa"/>
+              <w:top w:w="70" w:type="dxa"/>
+              <w:bottom w:w="70" w:type="dxa"/>
+              <w:left w:w="90" w:type="dxa"/>
+              <w:right w:w="90" w:type="dxa"/>
             </w:tcMar>
           </w:tcPr>
           <w:p>
@@ -5469,7 +5474,7 @@
               <w:rPr>
                 <w:rFonts w:ascii="Calibri" w:hAnsi="Calibri"/>
                 <w:color w:val="262626"/>
-                <w:sz w:val="19"/>
+                <w:sz w:val="18"/>
               </w:rPr>
               <w:t xml:space="preserve">🟢 </w:t>
             </w:r>
@@ -5478,7 +5483,7 @@
                 <w:rFonts w:ascii="Calibri" w:hAnsi="Calibri"/>
                 <w:b/>
                 <w:color w:val="262626"/>
-                <w:sz w:val="19"/>
+                <w:sz w:val="18"/>
               </w:rPr>
               <w:t>Sangat Kuat</w:t>
             </w:r>
@@ -5491,14 +5496,14 @@
         </w:trPr>
         <w:tc>
           <w:tcPr>
-            <w:tcW w:type="dxa" w:w="1129"/>
+            <w:tcW w:type="dxa" w:w="1870"/>
             <w:vAlign w:val="center"/>
             <w:shd w:fill="F2F5F9"/>
             <w:tcMar>
-              <w:top w:w="80" w:type="dxa"/>
-              <w:bottom w:w="80" w:type="dxa"/>
-              <w:left w:w="100" w:type="dxa"/>
-              <w:right w:w="100" w:type="dxa"/>
+              <w:top w:w="70" w:type="dxa"/>
+              <w:bottom w:w="70" w:type="dxa"/>
+              <w:left w:w="90" w:type="dxa"/>
+              <w:right w:w="90" w:type="dxa"/>
             </w:tcMar>
           </w:tcPr>
           <w:p>
@@ -5511,7 +5516,7 @@
                 <w:rFonts w:ascii="Calibri" w:hAnsi="Calibri"/>
                 <w:b/>
                 <w:color w:val="262626"/>
-                <w:sz w:val="19"/>
+                <w:sz w:val="18"/>
               </w:rPr>
               <w:t>6</w:t>
             </w:r>
@@ -5519,14 +5524,14 @@
         </w:tc>
         <w:tc>
           <w:tcPr>
-            <w:tcW w:type="dxa" w:w="1129"/>
+            <w:tcW w:type="dxa" w:w="1870"/>
             <w:vAlign w:val="center"/>
             <w:shd w:fill="F2F5F9"/>
             <w:tcMar>
-              <w:top w:w="80" w:type="dxa"/>
-              <w:bottom w:w="80" w:type="dxa"/>
-              <w:left w:w="100" w:type="dxa"/>
-              <w:right w:w="100" w:type="dxa"/>
+              <w:top w:w="70" w:type="dxa"/>
+              <w:bottom w:w="70" w:type="dxa"/>
+              <w:left w:w="90" w:type="dxa"/>
+              <w:right w:w="90" w:type="dxa"/>
             </w:tcMar>
           </w:tcPr>
           <w:p>
@@ -5538,7 +5543,7 @@
               <w:rPr>
                 <w:rFonts w:ascii="Consolas" w:hAnsi="Consolas"/>
                 <w:color w:val="A02828"/>
-                <w:sz w:val="18"/>
+                <w:sz w:val="17"/>
               </w:rPr>
               <w:t>STA-601</w:t>
             </w:r>
@@ -5546,14 +5551,14 @@
         </w:tc>
         <w:tc>
           <w:tcPr>
-            <w:tcW w:type="dxa" w:w="1129"/>
+            <w:tcW w:type="dxa" w:w="1870"/>
             <w:vAlign w:val="center"/>
             <w:shd w:fill="F2F5F9"/>
             <w:tcMar>
-              <w:top w:w="80" w:type="dxa"/>
-              <w:bottom w:w="80" w:type="dxa"/>
-              <w:left w:w="100" w:type="dxa"/>
-              <w:right w:w="100" w:type="dxa"/>
+              <w:top w:w="70" w:type="dxa"/>
+              <w:bottom w:w="70" w:type="dxa"/>
+              <w:left w:w="90" w:type="dxa"/>
+              <w:right w:w="90" w:type="dxa"/>
             </w:tcMar>
           </w:tcPr>
           <w:p>
@@ -5565,16 +5570,16 @@
               <w:rPr>
                 <w:rFonts w:ascii="Calibri" w:hAnsi="Calibri"/>
                 <w:color w:val="262626"/>
-                <w:sz w:val="19"/>
-              </w:rPr>
-              <w:t xml:space="preserve">Computational Numerics </w:t>
+                <w:sz w:val="18"/>
+              </w:rPr>
+              <w:t xml:space="preserve">Big Data Engineering </w:t>
             </w:r>
             <w:r>
               <w:rPr>
                 <w:rFonts w:ascii="Calibri" w:hAnsi="Calibri"/>
                 <w:i/>
                 <w:color w:val="262626"/>
-                <w:sz w:val="19"/>
+                <w:sz w:val="18"/>
               </w:rPr>
               <w:t>(P1)</w:t>
             </w:r>
@@ -5582,14 +5587,14 @@
         </w:tc>
         <w:tc>
           <w:tcPr>
-            <w:tcW w:type="dxa" w:w="1129"/>
+            <w:tcW w:type="dxa" w:w="1870"/>
             <w:vAlign w:val="center"/>
             <w:shd w:fill="F2F5F9"/>
             <w:tcMar>
-              <w:top w:w="80" w:type="dxa"/>
-              <w:bottom w:w="80" w:type="dxa"/>
-              <w:left w:w="100" w:type="dxa"/>
-              <w:right w:w="100" w:type="dxa"/>
+              <w:top w:w="70" w:type="dxa"/>
+              <w:bottom w:w="70" w:type="dxa"/>
+              <w:left w:w="90" w:type="dxa"/>
+              <w:right w:w="90" w:type="dxa"/>
             </w:tcMar>
           </w:tcPr>
           <w:p>
@@ -5601,7 +5606,7 @@
               <w:rPr>
                 <w:rFonts w:ascii="Calibri" w:hAnsi="Calibri"/>
                 <w:color w:val="262626"/>
-                <w:sz w:val="19"/>
+                <w:sz w:val="18"/>
               </w:rPr>
               <w:t>3</w:t>
             </w:r>
@@ -5609,14 +5614,14 @@
         </w:tc>
         <w:tc>
           <w:tcPr>
-            <w:tcW w:type="dxa" w:w="1129"/>
+            <w:tcW w:type="dxa" w:w="1870"/>
             <w:vAlign w:val="center"/>
             <w:shd w:fill="F2F5F9"/>
             <w:tcMar>
-              <w:top w:w="80" w:type="dxa"/>
-              <w:bottom w:w="80" w:type="dxa"/>
-              <w:left w:w="100" w:type="dxa"/>
-              <w:right w:w="100" w:type="dxa"/>
+              <w:top w:w="70" w:type="dxa"/>
+              <w:bottom w:w="70" w:type="dxa"/>
+              <w:left w:w="90" w:type="dxa"/>
+              <w:right w:w="90" w:type="dxa"/>
             </w:tcMar>
           </w:tcPr>
           <w:p>
@@ -5628,7 +5633,7 @@
               <w:rPr>
                 <w:rFonts w:ascii="Calibri" w:hAnsi="Calibri"/>
                 <w:color w:val="262626"/>
-                <w:sz w:val="19"/>
+                <w:sz w:val="18"/>
               </w:rPr>
               <w:t>+P</w:t>
             </w:r>
@@ -5636,14 +5641,14 @@
         </w:tc>
         <w:tc>
           <w:tcPr>
-            <w:tcW w:type="dxa" w:w="1129"/>
+            <w:tcW w:type="dxa" w:w="1870"/>
             <w:vAlign w:val="center"/>
             <w:shd w:fill="F2F5F9"/>
             <w:tcMar>
-              <w:top w:w="80" w:type="dxa"/>
-              <w:bottom w:w="80" w:type="dxa"/>
-              <w:left w:w="100" w:type="dxa"/>
-              <w:right w:w="100" w:type="dxa"/>
+              <w:top w:w="70" w:type="dxa"/>
+              <w:bottom w:w="70" w:type="dxa"/>
+              <w:left w:w="90" w:type="dxa"/>
+              <w:right w:w="90" w:type="dxa"/>
             </w:tcMar>
           </w:tcPr>
           <w:p>
@@ -5655,46 +5660,46 @@
               <w:rPr>
                 <w:rFonts w:ascii="Consolas" w:hAnsi="Consolas"/>
                 <w:color w:val="A02828"/>
-                <w:sz w:val="18"/>
-              </w:rPr>
-              <w:t>STI-205</w:t>
+                <w:sz w:val="17"/>
+              </w:rPr>
+              <w:t>FST-207</w:t>
             </w:r>
             <w:r>
               <w:rPr>
                 <w:rFonts w:ascii="Calibri" w:hAnsi="Calibri"/>
                 <w:color w:val="262626"/>
-                <w:sz w:val="19"/>
-              </w:rPr>
-              <w:t xml:space="preserve"> Aljabar, </w:t>
+                <w:sz w:val="18"/>
+              </w:rPr>
+              <w:t xml:space="preserve"> Basis Data, </w:t>
             </w:r>
             <w:r>
               <w:rPr>
                 <w:rFonts w:ascii="Consolas" w:hAnsi="Consolas"/>
                 <w:color w:val="A02828"/>
-                <w:sz w:val="18"/>
-              </w:rPr>
-              <w:t>STI-102</w:t>
+                <w:sz w:val="17"/>
+              </w:rPr>
+              <w:t>STI-415</w:t>
             </w:r>
             <w:r>
               <w:rPr>
                 <w:rFonts w:ascii="Calibri" w:hAnsi="Calibri"/>
                 <w:color w:val="262626"/>
-                <w:sz w:val="19"/>
-              </w:rPr>
-              <w:t xml:space="preserve"> Kalkulus</w:t>
+                <w:sz w:val="18"/>
+              </w:rPr>
+              <w:t xml:space="preserve"> DW/BI</w:t>
             </w:r>
           </w:p>
         </w:tc>
         <w:tc>
           <w:tcPr>
-            <w:tcW w:type="dxa" w:w="1129"/>
+            <w:tcW w:type="dxa" w:w="1870"/>
             <w:vAlign w:val="center"/>
             <w:shd w:fill="F2F5F9"/>
             <w:tcMar>
-              <w:top w:w="80" w:type="dxa"/>
-              <w:bottom w:w="80" w:type="dxa"/>
-              <w:left w:w="100" w:type="dxa"/>
-              <w:right w:w="100" w:type="dxa"/>
+              <w:top w:w="70" w:type="dxa"/>
+              <w:bottom w:w="70" w:type="dxa"/>
+              <w:left w:w="90" w:type="dxa"/>
+              <w:right w:w="90" w:type="dxa"/>
             </w:tcMar>
           </w:tcPr>
           <w:p>
@@ -5706,30 +5711,30 @@
               <w:rPr>
                 <w:rFonts w:ascii="Consolas" w:hAnsi="Consolas"/>
                 <w:color w:val="A02828"/>
-                <w:sz w:val="18"/>
-              </w:rPr>
-              <w:t>FST-408</w:t>
+                <w:sz w:val="17"/>
+              </w:rPr>
+              <w:t>STI-520</w:t>
             </w:r>
             <w:r>
               <w:rPr>
                 <w:rFonts w:ascii="Calibri" w:hAnsi="Calibri"/>
                 <w:color w:val="262626"/>
-                <w:sz w:val="19"/>
-              </w:rPr>
-              <w:t xml:space="preserve"> Probabilitas &amp; Statistika</w:t>
+                <w:sz w:val="18"/>
+              </w:rPr>
+              <w:t xml:space="preserve"> Data Mining</w:t>
             </w:r>
           </w:p>
         </w:tc>
         <w:tc>
           <w:tcPr>
-            <w:tcW w:type="dxa" w:w="1129"/>
+            <w:tcW w:type="dxa" w:w="1870"/>
             <w:vAlign w:val="center"/>
             <w:shd w:fill="F2F5F9"/>
             <w:tcMar>
-              <w:top w:w="80" w:type="dxa"/>
-              <w:bottom w:w="80" w:type="dxa"/>
-              <w:left w:w="100" w:type="dxa"/>
-              <w:right w:w="100" w:type="dxa"/>
+              <w:top w:w="70" w:type="dxa"/>
+              <w:bottom w:w="70" w:type="dxa"/>
+              <w:left w:w="90" w:type="dxa"/>
+              <w:right w:w="90" w:type="dxa"/>
             </w:tcMar>
           </w:tcPr>
           <w:p>
@@ -5741,7 +5746,7 @@
               <w:rPr>
                 <w:rFonts w:ascii="Calibri" w:hAnsi="Calibri"/>
                 <w:color w:val="262626"/>
-                <w:sz w:val="19"/>
+                <w:sz w:val="18"/>
               </w:rPr>
               <w:t xml:space="preserve">🟢 </w:t>
             </w:r>
@@ -5750,7 +5755,7 @@
                 <w:rFonts w:ascii="Calibri" w:hAnsi="Calibri"/>
                 <w:b/>
                 <w:color w:val="262626"/>
-                <w:sz w:val="19"/>
+                <w:sz w:val="18"/>
               </w:rPr>
               <w:t>Sangat Kuat</w:t>
             </w:r>
@@ -5763,14 +5768,14 @@
         </w:trPr>
         <w:tc>
           <w:tcPr>
-            <w:tcW w:type="dxa" w:w="1129"/>
+            <w:tcW w:type="dxa" w:w="1870"/>
             <w:vAlign w:val="center"/>
             <w:shd w:fill="FFFFFF"/>
             <w:tcMar>
-              <w:top w:w="80" w:type="dxa"/>
-              <w:bottom w:w="80" w:type="dxa"/>
-              <w:left w:w="100" w:type="dxa"/>
-              <w:right w:w="100" w:type="dxa"/>
+              <w:top w:w="70" w:type="dxa"/>
+              <w:bottom w:w="70" w:type="dxa"/>
+              <w:left w:w="90" w:type="dxa"/>
+              <w:right w:w="90" w:type="dxa"/>
             </w:tcMar>
           </w:tcPr>
           <w:p>
@@ -5783,7 +5788,7 @@
                 <w:rFonts w:ascii="Calibri" w:hAnsi="Calibri"/>
                 <w:b/>
                 <w:color w:val="262626"/>
-                <w:sz w:val="19"/>
+                <w:sz w:val="18"/>
               </w:rPr>
               <w:t>6</w:t>
             </w:r>
@@ -5791,14 +5796,14 @@
         </w:tc>
         <w:tc>
           <w:tcPr>
-            <w:tcW w:type="dxa" w:w="1129"/>
+            <w:tcW w:type="dxa" w:w="1870"/>
             <w:vAlign w:val="center"/>
             <w:shd w:fill="FFFFFF"/>
             <w:tcMar>
-              <w:top w:w="80" w:type="dxa"/>
-              <w:bottom w:w="80" w:type="dxa"/>
-              <w:left w:w="100" w:type="dxa"/>
-              <w:right w:w="100" w:type="dxa"/>
+              <w:top w:w="70" w:type="dxa"/>
+              <w:bottom w:w="70" w:type="dxa"/>
+              <w:left w:w="90" w:type="dxa"/>
+              <w:right w:w="90" w:type="dxa"/>
             </w:tcMar>
           </w:tcPr>
           <w:p>
@@ -5810,7 +5815,7 @@
               <w:rPr>
                 <w:rFonts w:ascii="Consolas" w:hAnsi="Consolas"/>
                 <w:color w:val="A02828"/>
-                <w:sz w:val="18"/>
+                <w:sz w:val="17"/>
               </w:rPr>
               <w:t>STA-602</w:t>
             </w:r>
@@ -5818,14 +5823,14 @@
         </w:tc>
         <w:tc>
           <w:tcPr>
-            <w:tcW w:type="dxa" w:w="1129"/>
+            <w:tcW w:type="dxa" w:w="1870"/>
             <w:vAlign w:val="center"/>
             <w:shd w:fill="FFFFFF"/>
             <w:tcMar>
-              <w:top w:w="80" w:type="dxa"/>
-              <w:bottom w:w="80" w:type="dxa"/>
-              <w:left w:w="100" w:type="dxa"/>
-              <w:right w:w="100" w:type="dxa"/>
+              <w:top w:w="70" w:type="dxa"/>
+              <w:bottom w:w="70" w:type="dxa"/>
+              <w:left w:w="90" w:type="dxa"/>
+              <w:right w:w="90" w:type="dxa"/>
             </w:tcMar>
           </w:tcPr>
           <w:p>
@@ -5837,7 +5842,7 @@
               <w:rPr>
                 <w:rFonts w:ascii="Calibri" w:hAnsi="Calibri"/>
                 <w:color w:val="262626"/>
-                <w:sz w:val="19"/>
+                <w:sz w:val="18"/>
               </w:rPr>
               <w:t xml:space="preserve">Intelligent Agent Systems </w:t>
             </w:r>
@@ -5846,7 +5851,7 @@
                 <w:rFonts w:ascii="Calibri" w:hAnsi="Calibri"/>
                 <w:i/>
                 <w:color w:val="262626"/>
-                <w:sz w:val="19"/>
+                <w:sz w:val="18"/>
               </w:rPr>
               <w:t>(P1)</w:t>
             </w:r>
@@ -5854,14 +5859,14 @@
         </w:tc>
         <w:tc>
           <w:tcPr>
-            <w:tcW w:type="dxa" w:w="1129"/>
+            <w:tcW w:type="dxa" w:w="1870"/>
             <w:vAlign w:val="center"/>
             <w:shd w:fill="FFFFFF"/>
             <w:tcMar>
-              <w:top w:w="80" w:type="dxa"/>
-              <w:bottom w:w="80" w:type="dxa"/>
-              <w:left w:w="100" w:type="dxa"/>
-              <w:right w:w="100" w:type="dxa"/>
+              <w:top w:w="70" w:type="dxa"/>
+              <w:bottom w:w="70" w:type="dxa"/>
+              <w:left w:w="90" w:type="dxa"/>
+              <w:right w:w="90" w:type="dxa"/>
             </w:tcMar>
           </w:tcPr>
           <w:p>
@@ -5873,7 +5878,7 @@
               <w:rPr>
                 <w:rFonts w:ascii="Calibri" w:hAnsi="Calibri"/>
                 <w:color w:val="262626"/>
-                <w:sz w:val="19"/>
+                <w:sz w:val="18"/>
               </w:rPr>
               <w:t>3</w:t>
             </w:r>
@@ -5881,14 +5886,14 @@
         </w:tc>
         <w:tc>
           <w:tcPr>
-            <w:tcW w:type="dxa" w:w="1129"/>
+            <w:tcW w:type="dxa" w:w="1870"/>
             <w:vAlign w:val="center"/>
             <w:shd w:fill="FFFFFF"/>
             <w:tcMar>
-              <w:top w:w="80" w:type="dxa"/>
-              <w:bottom w:w="80" w:type="dxa"/>
-              <w:left w:w="100" w:type="dxa"/>
-              <w:right w:w="100" w:type="dxa"/>
+              <w:top w:w="70" w:type="dxa"/>
+              <w:bottom w:w="70" w:type="dxa"/>
+              <w:left w:w="90" w:type="dxa"/>
+              <w:right w:w="90" w:type="dxa"/>
             </w:tcMar>
           </w:tcPr>
           <w:p>
@@ -5900,7 +5905,7 @@
               <w:rPr>
                 <w:rFonts w:ascii="Calibri" w:hAnsi="Calibri"/>
                 <w:color w:val="262626"/>
-                <w:sz w:val="19"/>
+                <w:sz w:val="18"/>
               </w:rPr>
               <w:t>+P</w:t>
             </w:r>
@@ -5908,14 +5913,14 @@
         </w:tc>
         <w:tc>
           <w:tcPr>
-            <w:tcW w:type="dxa" w:w="1129"/>
+            <w:tcW w:type="dxa" w:w="1870"/>
             <w:vAlign w:val="center"/>
             <w:shd w:fill="FFFFFF"/>
             <w:tcMar>
-              <w:top w:w="80" w:type="dxa"/>
-              <w:bottom w:w="80" w:type="dxa"/>
-              <w:left w:w="100" w:type="dxa"/>
-              <w:right w:w="100" w:type="dxa"/>
+              <w:top w:w="70" w:type="dxa"/>
+              <w:bottom w:w="70" w:type="dxa"/>
+              <w:left w:w="90" w:type="dxa"/>
+              <w:right w:w="90" w:type="dxa"/>
             </w:tcMar>
           </w:tcPr>
           <w:p>
@@ -5927,7 +5932,7 @@
               <w:rPr>
                 <w:rFonts w:ascii="Consolas" w:hAnsi="Consolas"/>
                 <w:color w:val="A02828"/>
-                <w:sz w:val="18"/>
+                <w:sz w:val="17"/>
               </w:rPr>
               <w:t>STI-307</w:t>
             </w:r>
@@ -5935,7 +5940,7 @@
               <w:rPr>
                 <w:rFonts w:ascii="Calibri" w:hAnsi="Calibri"/>
                 <w:color w:val="262626"/>
-                <w:sz w:val="19"/>
+                <w:sz w:val="18"/>
               </w:rPr>
               <w:t xml:space="preserve"> AI, </w:t>
             </w:r>
@@ -5943,7 +5948,7 @@
               <w:rPr>
                 <w:rFonts w:ascii="Consolas" w:hAnsi="Consolas"/>
                 <w:color w:val="A02828"/>
-                <w:sz w:val="18"/>
+                <w:sz w:val="17"/>
               </w:rPr>
               <w:t>STI-413</w:t>
             </w:r>
@@ -5951,7 +5956,7 @@
               <w:rPr>
                 <w:rFonts w:ascii="Calibri" w:hAnsi="Calibri"/>
                 <w:color w:val="262626"/>
-                <w:sz w:val="19"/>
+                <w:sz w:val="18"/>
               </w:rPr>
               <w:t xml:space="preserve"> ML</w:t>
             </w:r>
@@ -5959,14 +5964,14 @@
         </w:tc>
         <w:tc>
           <w:tcPr>
-            <w:tcW w:type="dxa" w:w="1129"/>
+            <w:tcW w:type="dxa" w:w="1870"/>
             <w:vAlign w:val="center"/>
             <w:shd w:fill="FFFFFF"/>
             <w:tcMar>
-              <w:top w:w="80" w:type="dxa"/>
-              <w:bottom w:w="80" w:type="dxa"/>
-              <w:left w:w="100" w:type="dxa"/>
-              <w:right w:w="100" w:type="dxa"/>
+              <w:top w:w="70" w:type="dxa"/>
+              <w:bottom w:w="70" w:type="dxa"/>
+              <w:left w:w="90" w:type="dxa"/>
+              <w:right w:w="90" w:type="dxa"/>
             </w:tcMar>
           </w:tcPr>
           <w:p>
@@ -5978,7 +5983,7 @@
               <w:rPr>
                 <w:rFonts w:ascii="Consolas" w:hAnsi="Consolas"/>
                 <w:color w:val="A02828"/>
-                <w:sz w:val="18"/>
+                <w:sz w:val="17"/>
               </w:rPr>
               <w:t>STI-204</w:t>
             </w:r>
@@ -5986,7 +5991,7 @@
               <w:rPr>
                 <w:rFonts w:ascii="Calibri" w:hAnsi="Calibri"/>
                 <w:color w:val="262626"/>
-                <w:sz w:val="19"/>
+                <w:sz w:val="18"/>
               </w:rPr>
               <w:t xml:space="preserve"> Matdis (Graph &amp; Logic)</w:t>
             </w:r>
@@ -5994,14 +5999,14 @@
         </w:tc>
         <w:tc>
           <w:tcPr>
-            <w:tcW w:type="dxa" w:w="1129"/>
+            <w:tcW w:type="dxa" w:w="1870"/>
             <w:vAlign w:val="center"/>
             <w:shd w:fill="FFFFFF"/>
             <w:tcMar>
-              <w:top w:w="80" w:type="dxa"/>
-              <w:bottom w:w="80" w:type="dxa"/>
-              <w:left w:w="100" w:type="dxa"/>
-              <w:right w:w="100" w:type="dxa"/>
+              <w:top w:w="70" w:type="dxa"/>
+              <w:bottom w:w="70" w:type="dxa"/>
+              <w:left w:w="90" w:type="dxa"/>
+              <w:right w:w="90" w:type="dxa"/>
             </w:tcMar>
           </w:tcPr>
           <w:p>
@@ -6013,7 +6018,7 @@
               <w:rPr>
                 <w:rFonts w:ascii="Calibri" w:hAnsi="Calibri"/>
                 <w:color w:val="262626"/>
-                <w:sz w:val="19"/>
+                <w:sz w:val="18"/>
               </w:rPr>
               <w:t xml:space="preserve">🟢 </w:t>
             </w:r>
@@ -6022,7 +6027,7 @@
                 <w:rFonts w:ascii="Calibri" w:hAnsi="Calibri"/>
                 <w:b/>
                 <w:color w:val="262626"/>
-                <w:sz w:val="19"/>
+                <w:sz w:val="18"/>
               </w:rPr>
               <w:t>Sangat Kuat</w:t>
             </w:r>
@@ -6035,14 +6040,14 @@
         </w:trPr>
         <w:tc>
           <w:tcPr>
-            <w:tcW w:type="dxa" w:w="1129"/>
+            <w:tcW w:type="dxa" w:w="1870"/>
             <w:vAlign w:val="center"/>
             <w:shd w:fill="F2F5F9"/>
             <w:tcMar>
-              <w:top w:w="80" w:type="dxa"/>
-              <w:bottom w:w="80" w:type="dxa"/>
-              <w:left w:w="100" w:type="dxa"/>
-              <w:right w:w="100" w:type="dxa"/>
+              <w:top w:w="70" w:type="dxa"/>
+              <w:bottom w:w="70" w:type="dxa"/>
+              <w:left w:w="90" w:type="dxa"/>
+              <w:right w:w="90" w:type="dxa"/>
             </w:tcMar>
           </w:tcPr>
           <w:p>
@@ -6055,7 +6060,7 @@
                 <w:rFonts w:ascii="Calibri" w:hAnsi="Calibri"/>
                 <w:b/>
                 <w:color w:val="262626"/>
-                <w:sz w:val="19"/>
+                <w:sz w:val="18"/>
               </w:rPr>
               <w:t>6</w:t>
             </w:r>
@@ -6063,14 +6068,14 @@
         </w:tc>
         <w:tc>
           <w:tcPr>
-            <w:tcW w:type="dxa" w:w="1129"/>
+            <w:tcW w:type="dxa" w:w="1870"/>
             <w:vAlign w:val="center"/>
             <w:shd w:fill="F2F5F9"/>
             <w:tcMar>
-              <w:top w:w="80" w:type="dxa"/>
-              <w:bottom w:w="80" w:type="dxa"/>
-              <w:left w:w="100" w:type="dxa"/>
-              <w:right w:w="100" w:type="dxa"/>
+              <w:top w:w="70" w:type="dxa"/>
+              <w:bottom w:w="70" w:type="dxa"/>
+              <w:left w:w="90" w:type="dxa"/>
+              <w:right w:w="90" w:type="dxa"/>
             </w:tcMar>
           </w:tcPr>
           <w:p>
@@ -6082,7 +6087,7 @@
               <w:rPr>
                 <w:rFonts w:ascii="Consolas" w:hAnsi="Consolas"/>
                 <w:color w:val="A02828"/>
-                <w:sz w:val="18"/>
+                <w:sz w:val="17"/>
               </w:rPr>
               <w:t>STB-601</w:t>
             </w:r>
@@ -6090,14 +6095,14 @@
         </w:tc>
         <w:tc>
           <w:tcPr>
-            <w:tcW w:type="dxa" w:w="1129"/>
+            <w:tcW w:type="dxa" w:w="1870"/>
             <w:vAlign w:val="center"/>
             <w:shd w:fill="F2F5F9"/>
             <w:tcMar>
-              <w:top w:w="80" w:type="dxa"/>
-              <w:bottom w:w="80" w:type="dxa"/>
-              <w:left w:w="100" w:type="dxa"/>
-              <w:right w:w="100" w:type="dxa"/>
+              <w:top w:w="70" w:type="dxa"/>
+              <w:bottom w:w="70" w:type="dxa"/>
+              <w:left w:w="90" w:type="dxa"/>
+              <w:right w:w="90" w:type="dxa"/>
             </w:tcMar>
           </w:tcPr>
           <w:p>
@@ -6109,7 +6114,7 @@
               <w:rPr>
                 <w:rFonts w:ascii="Calibri" w:hAnsi="Calibri"/>
                 <w:color w:val="262626"/>
-                <w:sz w:val="19"/>
+                <w:sz w:val="18"/>
               </w:rPr>
               <w:t xml:space="preserve">Cloud Architecture &amp; DevOps </w:t>
             </w:r>
@@ -6118,7 +6123,7 @@
                 <w:rFonts w:ascii="Calibri" w:hAnsi="Calibri"/>
                 <w:i/>
                 <w:color w:val="262626"/>
-                <w:sz w:val="19"/>
+                <w:sz w:val="18"/>
               </w:rPr>
               <w:t>(P2)</w:t>
             </w:r>
@@ -6126,14 +6131,14 @@
         </w:tc>
         <w:tc>
           <w:tcPr>
-            <w:tcW w:type="dxa" w:w="1129"/>
+            <w:tcW w:type="dxa" w:w="1870"/>
             <w:vAlign w:val="center"/>
             <w:shd w:fill="F2F5F9"/>
             <w:tcMar>
-              <w:top w:w="80" w:type="dxa"/>
-              <w:bottom w:w="80" w:type="dxa"/>
-              <w:left w:w="100" w:type="dxa"/>
-              <w:right w:w="100" w:type="dxa"/>
+              <w:top w:w="70" w:type="dxa"/>
+              <w:bottom w:w="70" w:type="dxa"/>
+              <w:left w:w="90" w:type="dxa"/>
+              <w:right w:w="90" w:type="dxa"/>
             </w:tcMar>
           </w:tcPr>
           <w:p>
@@ -6145,7 +6150,7 @@
               <w:rPr>
                 <w:rFonts w:ascii="Calibri" w:hAnsi="Calibri"/>
                 <w:color w:val="262626"/>
-                <w:sz w:val="19"/>
+                <w:sz w:val="18"/>
               </w:rPr>
               <w:t>3</w:t>
             </w:r>
@@ -6153,14 +6158,14 @@
         </w:tc>
         <w:tc>
           <w:tcPr>
-            <w:tcW w:type="dxa" w:w="1129"/>
+            <w:tcW w:type="dxa" w:w="1870"/>
             <w:vAlign w:val="center"/>
             <w:shd w:fill="F2F5F9"/>
             <w:tcMar>
-              <w:top w:w="80" w:type="dxa"/>
-              <w:bottom w:w="80" w:type="dxa"/>
-              <w:left w:w="100" w:type="dxa"/>
-              <w:right w:w="100" w:type="dxa"/>
+              <w:top w:w="70" w:type="dxa"/>
+              <w:bottom w:w="70" w:type="dxa"/>
+              <w:left w:w="90" w:type="dxa"/>
+              <w:right w:w="90" w:type="dxa"/>
             </w:tcMar>
           </w:tcPr>
           <w:p>
@@ -6172,7 +6177,7 @@
               <w:rPr>
                 <w:rFonts w:ascii="Calibri" w:hAnsi="Calibri"/>
                 <w:color w:val="262626"/>
-                <w:sz w:val="19"/>
+                <w:sz w:val="18"/>
               </w:rPr>
               <w:t>+P</w:t>
             </w:r>
@@ -6180,14 +6185,14 @@
         </w:tc>
         <w:tc>
           <w:tcPr>
-            <w:tcW w:type="dxa" w:w="1129"/>
+            <w:tcW w:type="dxa" w:w="1870"/>
             <w:vAlign w:val="center"/>
             <w:shd w:fill="F2F5F9"/>
             <w:tcMar>
-              <w:top w:w="80" w:type="dxa"/>
-              <w:bottom w:w="80" w:type="dxa"/>
-              <w:left w:w="100" w:type="dxa"/>
-              <w:right w:w="100" w:type="dxa"/>
+              <w:top w:w="70" w:type="dxa"/>
+              <w:bottom w:w="70" w:type="dxa"/>
+              <w:left w:w="90" w:type="dxa"/>
+              <w:right w:w="90" w:type="dxa"/>
             </w:tcMar>
           </w:tcPr>
           <w:p>
@@ -6199,7 +6204,7 @@
               <w:rPr>
                 <w:rFonts w:ascii="Consolas" w:hAnsi="Consolas"/>
                 <w:color w:val="A02828"/>
-                <w:sz w:val="18"/>
+                <w:sz w:val="17"/>
               </w:rPr>
               <w:t>STI-417</w:t>
             </w:r>
@@ -6207,7 +6212,7 @@
               <w:rPr>
                 <w:rFonts w:ascii="Calibri" w:hAnsi="Calibri"/>
                 <w:color w:val="262626"/>
-                <w:sz w:val="19"/>
+                <w:sz w:val="18"/>
               </w:rPr>
               <w:t xml:space="preserve"> Cloud Computing</w:t>
             </w:r>
@@ -6215,14 +6220,14 @@
         </w:tc>
         <w:tc>
           <w:tcPr>
-            <w:tcW w:type="dxa" w:w="1129"/>
+            <w:tcW w:type="dxa" w:w="1870"/>
             <w:vAlign w:val="center"/>
             <w:shd w:fill="F2F5F9"/>
             <w:tcMar>
-              <w:top w:w="80" w:type="dxa"/>
-              <w:bottom w:w="80" w:type="dxa"/>
-              <w:left w:w="100" w:type="dxa"/>
-              <w:right w:w="100" w:type="dxa"/>
+              <w:top w:w="70" w:type="dxa"/>
+              <w:bottom w:w="70" w:type="dxa"/>
+              <w:left w:w="90" w:type="dxa"/>
+              <w:right w:w="90" w:type="dxa"/>
             </w:tcMar>
           </w:tcPr>
           <w:p>
@@ -6234,7 +6239,7 @@
               <w:rPr>
                 <w:rFonts w:ascii="Consolas" w:hAnsi="Consolas"/>
                 <w:color w:val="A02828"/>
-                <w:sz w:val="18"/>
+                <w:sz w:val="17"/>
               </w:rPr>
               <w:t>STI-310</w:t>
             </w:r>
@@ -6242,7 +6247,7 @@
               <w:rPr>
                 <w:rFonts w:ascii="Calibri" w:hAnsi="Calibri"/>
                 <w:color w:val="262626"/>
-                <w:sz w:val="19"/>
+                <w:sz w:val="18"/>
               </w:rPr>
               <w:t xml:space="preserve"> OS, </w:t>
             </w:r>
@@ -6250,7 +6255,7 @@
               <w:rPr>
                 <w:rFonts w:ascii="Consolas" w:hAnsi="Consolas"/>
                 <w:color w:val="A02828"/>
-                <w:sz w:val="18"/>
+                <w:sz w:val="17"/>
               </w:rPr>
               <w:t>STI-416</w:t>
             </w:r>
@@ -6258,7 +6263,7 @@
               <w:rPr>
                 <w:rFonts w:ascii="Calibri" w:hAnsi="Calibri"/>
                 <w:color w:val="262626"/>
-                <w:sz w:val="19"/>
+                <w:sz w:val="18"/>
               </w:rPr>
               <w:t xml:space="preserve"> Web Back End</w:t>
             </w:r>
@@ -6266,14 +6271,14 @@
         </w:tc>
         <w:tc>
           <w:tcPr>
-            <w:tcW w:type="dxa" w:w="1129"/>
+            <w:tcW w:type="dxa" w:w="1870"/>
             <w:vAlign w:val="center"/>
             <w:shd w:fill="F2F5F9"/>
             <w:tcMar>
-              <w:top w:w="80" w:type="dxa"/>
-              <w:bottom w:w="80" w:type="dxa"/>
-              <w:left w:w="100" w:type="dxa"/>
-              <w:right w:w="100" w:type="dxa"/>
+              <w:top w:w="70" w:type="dxa"/>
+              <w:bottom w:w="70" w:type="dxa"/>
+              <w:left w:w="90" w:type="dxa"/>
+              <w:right w:w="90" w:type="dxa"/>
             </w:tcMar>
           </w:tcPr>
           <w:p>
@@ -6285,7 +6290,7 @@
               <w:rPr>
                 <w:rFonts w:ascii="Calibri" w:hAnsi="Calibri"/>
                 <w:color w:val="262626"/>
-                <w:sz w:val="19"/>
+                <w:sz w:val="18"/>
               </w:rPr>
               <w:t xml:space="preserve">🟢 </w:t>
             </w:r>
@@ -6294,7 +6299,7 @@
                 <w:rFonts w:ascii="Calibri" w:hAnsi="Calibri"/>
                 <w:b/>
                 <w:color w:val="262626"/>
-                <w:sz w:val="19"/>
+                <w:sz w:val="18"/>
               </w:rPr>
               <w:t>Sangat Kuat</w:t>
             </w:r>
@@ -6307,14 +6312,14 @@
         </w:trPr>
         <w:tc>
           <w:tcPr>
-            <w:tcW w:type="dxa" w:w="1129"/>
+            <w:tcW w:type="dxa" w:w="1870"/>
             <w:vAlign w:val="center"/>
             <w:shd w:fill="FFFFFF"/>
             <w:tcMar>
-              <w:top w:w="80" w:type="dxa"/>
-              <w:bottom w:w="80" w:type="dxa"/>
-              <w:left w:w="100" w:type="dxa"/>
-              <w:right w:w="100" w:type="dxa"/>
+              <w:top w:w="70" w:type="dxa"/>
+              <w:bottom w:w="70" w:type="dxa"/>
+              <w:left w:w="90" w:type="dxa"/>
+              <w:right w:w="90" w:type="dxa"/>
             </w:tcMar>
           </w:tcPr>
           <w:p>
@@ -6327,7 +6332,7 @@
                 <w:rFonts w:ascii="Calibri" w:hAnsi="Calibri"/>
                 <w:b/>
                 <w:color w:val="262626"/>
-                <w:sz w:val="19"/>
+                <w:sz w:val="18"/>
               </w:rPr>
               <w:t>6</w:t>
             </w:r>
@@ -6335,14 +6340,14 @@
         </w:tc>
         <w:tc>
           <w:tcPr>
-            <w:tcW w:type="dxa" w:w="1129"/>
+            <w:tcW w:type="dxa" w:w="1870"/>
             <w:vAlign w:val="center"/>
             <w:shd w:fill="FFFFFF"/>
             <w:tcMar>
-              <w:top w:w="80" w:type="dxa"/>
-              <w:bottom w:w="80" w:type="dxa"/>
-              <w:left w:w="100" w:type="dxa"/>
-              <w:right w:w="100" w:type="dxa"/>
+              <w:top w:w="70" w:type="dxa"/>
+              <w:bottom w:w="70" w:type="dxa"/>
+              <w:left w:w="90" w:type="dxa"/>
+              <w:right w:w="90" w:type="dxa"/>
             </w:tcMar>
           </w:tcPr>
           <w:p>
@@ -6354,7 +6359,7 @@
               <w:rPr>
                 <w:rFonts w:ascii="Consolas" w:hAnsi="Consolas"/>
                 <w:color w:val="A02828"/>
-                <w:sz w:val="18"/>
+                <w:sz w:val="17"/>
               </w:rPr>
               <w:t>STB-602</w:t>
             </w:r>
@@ -6362,14 +6367,14 @@
         </w:tc>
         <w:tc>
           <w:tcPr>
-            <w:tcW w:type="dxa" w:w="1129"/>
+            <w:tcW w:type="dxa" w:w="1870"/>
             <w:vAlign w:val="center"/>
             <w:shd w:fill="FFFFFF"/>
             <w:tcMar>
-              <w:top w:w="80" w:type="dxa"/>
-              <w:bottom w:w="80" w:type="dxa"/>
-              <w:left w:w="100" w:type="dxa"/>
-              <w:right w:w="100" w:type="dxa"/>
+              <w:top w:w="70" w:type="dxa"/>
+              <w:bottom w:w="70" w:type="dxa"/>
+              <w:left w:w="90" w:type="dxa"/>
+              <w:right w:w="90" w:type="dxa"/>
             </w:tcMar>
           </w:tcPr>
           <w:p>
@@ -6381,7 +6386,7 @@
               <w:rPr>
                 <w:rFonts w:ascii="Calibri" w:hAnsi="Calibri"/>
                 <w:color w:val="262626"/>
-                <w:sz w:val="19"/>
+                <w:sz w:val="18"/>
               </w:rPr>
               <w:t xml:space="preserve">Penetration Testing </w:t>
             </w:r>
@@ -6390,7 +6395,7 @@
                 <w:rFonts w:ascii="Calibri" w:hAnsi="Calibri"/>
                 <w:i/>
                 <w:color w:val="262626"/>
-                <w:sz w:val="19"/>
+                <w:sz w:val="18"/>
               </w:rPr>
               <w:t>(P2)</w:t>
             </w:r>
@@ -6398,14 +6403,14 @@
         </w:tc>
         <w:tc>
           <w:tcPr>
-            <w:tcW w:type="dxa" w:w="1129"/>
+            <w:tcW w:type="dxa" w:w="1870"/>
             <w:vAlign w:val="center"/>
             <w:shd w:fill="FFFFFF"/>
             <w:tcMar>
-              <w:top w:w="80" w:type="dxa"/>
-              <w:bottom w:w="80" w:type="dxa"/>
-              <w:left w:w="100" w:type="dxa"/>
-              <w:right w:w="100" w:type="dxa"/>
+              <w:top w:w="70" w:type="dxa"/>
+              <w:bottom w:w="70" w:type="dxa"/>
+              <w:left w:w="90" w:type="dxa"/>
+              <w:right w:w="90" w:type="dxa"/>
             </w:tcMar>
           </w:tcPr>
           <w:p>
@@ -6417,7 +6422,7 @@
               <w:rPr>
                 <w:rFonts w:ascii="Calibri" w:hAnsi="Calibri"/>
                 <w:color w:val="262626"/>
-                <w:sz w:val="19"/>
+                <w:sz w:val="18"/>
               </w:rPr>
               <w:t>3</w:t>
             </w:r>
@@ -6425,14 +6430,14 @@
         </w:tc>
         <w:tc>
           <w:tcPr>
-            <w:tcW w:type="dxa" w:w="1129"/>
+            <w:tcW w:type="dxa" w:w="1870"/>
             <w:vAlign w:val="center"/>
             <w:shd w:fill="FFFFFF"/>
             <w:tcMar>
-              <w:top w:w="80" w:type="dxa"/>
-              <w:bottom w:w="80" w:type="dxa"/>
-              <w:left w:w="100" w:type="dxa"/>
-              <w:right w:w="100" w:type="dxa"/>
+              <w:top w:w="70" w:type="dxa"/>
+              <w:bottom w:w="70" w:type="dxa"/>
+              <w:left w:w="90" w:type="dxa"/>
+              <w:right w:w="90" w:type="dxa"/>
             </w:tcMar>
           </w:tcPr>
           <w:p>
@@ -6444,7 +6449,7 @@
               <w:rPr>
                 <w:rFonts w:ascii="Calibri" w:hAnsi="Calibri"/>
                 <w:color w:val="262626"/>
-                <w:sz w:val="19"/>
+                <w:sz w:val="18"/>
               </w:rPr>
               <w:t>+P</w:t>
             </w:r>
@@ -6452,14 +6457,14 @@
         </w:tc>
         <w:tc>
           <w:tcPr>
-            <w:tcW w:type="dxa" w:w="1129"/>
+            <w:tcW w:type="dxa" w:w="1870"/>
             <w:vAlign w:val="center"/>
             <w:shd w:fill="FFFFFF"/>
             <w:tcMar>
-              <w:top w:w="80" w:type="dxa"/>
-              <w:bottom w:w="80" w:type="dxa"/>
-              <w:left w:w="100" w:type="dxa"/>
-              <w:right w:w="100" w:type="dxa"/>
+              <w:top w:w="70" w:type="dxa"/>
+              <w:bottom w:w="70" w:type="dxa"/>
+              <w:left w:w="90" w:type="dxa"/>
+              <w:right w:w="90" w:type="dxa"/>
             </w:tcMar>
           </w:tcPr>
           <w:p>
@@ -6471,7 +6476,7 @@
               <w:rPr>
                 <w:rFonts w:ascii="Consolas" w:hAnsi="Consolas"/>
                 <w:color w:val="A02828"/>
-                <w:sz w:val="18"/>
+                <w:sz w:val="17"/>
               </w:rPr>
               <w:t>STI-418</w:t>
             </w:r>
@@ -6479,7 +6484,7 @@
               <w:rPr>
                 <w:rFonts w:ascii="Calibri" w:hAnsi="Calibri"/>
                 <w:color w:val="262626"/>
-                <w:sz w:val="19"/>
+                <w:sz w:val="18"/>
               </w:rPr>
               <w:t xml:space="preserve"> Dasar Keamanan</w:t>
             </w:r>
@@ -6487,14 +6492,14 @@
         </w:tc>
         <w:tc>
           <w:tcPr>
-            <w:tcW w:type="dxa" w:w="1129"/>
+            <w:tcW w:type="dxa" w:w="1870"/>
             <w:vAlign w:val="center"/>
             <w:shd w:fill="FFFFFF"/>
             <w:tcMar>
-              <w:top w:w="80" w:type="dxa"/>
-              <w:bottom w:w="80" w:type="dxa"/>
-              <w:left w:w="100" w:type="dxa"/>
-              <w:right w:w="100" w:type="dxa"/>
+              <w:top w:w="70" w:type="dxa"/>
+              <w:bottom w:w="70" w:type="dxa"/>
+              <w:left w:w="90" w:type="dxa"/>
+              <w:right w:w="90" w:type="dxa"/>
             </w:tcMar>
           </w:tcPr>
           <w:p>
@@ -6506,7 +6511,7 @@
               <w:rPr>
                 <w:rFonts w:ascii="Consolas" w:hAnsi="Consolas"/>
                 <w:color w:val="A02828"/>
-                <w:sz w:val="18"/>
+                <w:sz w:val="17"/>
               </w:rPr>
               <w:t>STI-312</w:t>
             </w:r>
@@ -6514,7 +6519,7 @@
               <w:rPr>
                 <w:rFonts w:ascii="Calibri" w:hAnsi="Calibri"/>
                 <w:color w:val="262626"/>
-                <w:sz w:val="19"/>
+                <w:sz w:val="18"/>
               </w:rPr>
               <w:t xml:space="preserve"> Jarkom, </w:t>
             </w:r>
@@ -6522,7 +6527,7 @@
               <w:rPr>
                 <w:rFonts w:ascii="Consolas" w:hAnsi="Consolas"/>
                 <w:color w:val="A02828"/>
-                <w:sz w:val="18"/>
+                <w:sz w:val="17"/>
               </w:rPr>
               <w:t>STB-501</w:t>
             </w:r>
@@ -6530,7 +6535,7 @@
               <w:rPr>
                 <w:rFonts w:ascii="Calibri" w:hAnsi="Calibri"/>
                 <w:color w:val="262626"/>
-                <w:sz w:val="19"/>
+                <w:sz w:val="18"/>
               </w:rPr>
               <w:t xml:space="preserve"> NetSec</w:t>
             </w:r>
@@ -6538,14 +6543,14 @@
         </w:tc>
         <w:tc>
           <w:tcPr>
-            <w:tcW w:type="dxa" w:w="1129"/>
+            <w:tcW w:type="dxa" w:w="1870"/>
             <w:vAlign w:val="center"/>
             <w:shd w:fill="FFFFFF"/>
             <w:tcMar>
-              <w:top w:w="80" w:type="dxa"/>
-              <w:bottom w:w="80" w:type="dxa"/>
-              <w:left w:w="100" w:type="dxa"/>
-              <w:right w:w="100" w:type="dxa"/>
+              <w:top w:w="70" w:type="dxa"/>
+              <w:bottom w:w="70" w:type="dxa"/>
+              <w:left w:w="90" w:type="dxa"/>
+              <w:right w:w="90" w:type="dxa"/>
             </w:tcMar>
           </w:tcPr>
           <w:p>
@@ -6557,7 +6562,7 @@
               <w:rPr>
                 <w:rFonts w:ascii="Calibri" w:hAnsi="Calibri"/>
                 <w:color w:val="262626"/>
-                <w:sz w:val="19"/>
+                <w:sz w:val="18"/>
               </w:rPr>
               <w:t xml:space="preserve">🟢 </w:t>
             </w:r>
@@ -6566,7 +6571,7 @@
                 <w:rFonts w:ascii="Calibri" w:hAnsi="Calibri"/>
                 <w:b/>
                 <w:color w:val="262626"/>
-                <w:sz w:val="19"/>
+                <w:sz w:val="18"/>
               </w:rPr>
               <w:t>Sangat Kuat</w:t>
             </w:r>
@@ -6579,14 +6584,14 @@
         </w:trPr>
         <w:tc>
           <w:tcPr>
-            <w:tcW w:type="dxa" w:w="1129"/>
+            <w:tcW w:type="dxa" w:w="1870"/>
             <w:vAlign w:val="center"/>
             <w:shd w:fill="F2F5F9"/>
             <w:tcMar>
-              <w:top w:w="80" w:type="dxa"/>
-              <w:bottom w:w="80" w:type="dxa"/>
-              <w:left w:w="100" w:type="dxa"/>
-              <w:right w:w="100" w:type="dxa"/>
+              <w:top w:w="70" w:type="dxa"/>
+              <w:bottom w:w="70" w:type="dxa"/>
+              <w:left w:w="90" w:type="dxa"/>
+              <w:right w:w="90" w:type="dxa"/>
             </w:tcMar>
           </w:tcPr>
           <w:p>
@@ -6599,7 +6604,7 @@
                 <w:rFonts w:ascii="Calibri" w:hAnsi="Calibri"/>
                 <w:b/>
                 <w:color w:val="262626"/>
-                <w:sz w:val="19"/>
+                <w:sz w:val="18"/>
               </w:rPr>
               <w:t>6</w:t>
             </w:r>
@@ -6607,14 +6612,14 @@
         </w:tc>
         <w:tc>
           <w:tcPr>
-            <w:tcW w:type="dxa" w:w="1129"/>
+            <w:tcW w:type="dxa" w:w="1870"/>
             <w:vAlign w:val="center"/>
             <w:shd w:fill="F2F5F9"/>
             <w:tcMar>
-              <w:top w:w="80" w:type="dxa"/>
-              <w:bottom w:w="80" w:type="dxa"/>
-              <w:left w:w="100" w:type="dxa"/>
-              <w:right w:w="100" w:type="dxa"/>
+              <w:top w:w="70" w:type="dxa"/>
+              <w:bottom w:w="70" w:type="dxa"/>
+              <w:left w:w="90" w:type="dxa"/>
+              <w:right w:w="90" w:type="dxa"/>
             </w:tcMar>
           </w:tcPr>
           <w:p>
@@ -6626,7 +6631,7 @@
               <w:rPr>
                 <w:rFonts w:ascii="Consolas" w:hAnsi="Consolas"/>
                 <w:color w:val="A02828"/>
-                <w:sz w:val="18"/>
+                <w:sz w:val="17"/>
               </w:rPr>
               <w:t>STC-601</w:t>
             </w:r>
@@ -6634,14 +6639,14 @@
         </w:tc>
         <w:tc>
           <w:tcPr>
-            <w:tcW w:type="dxa" w:w="1129"/>
+            <w:tcW w:type="dxa" w:w="1870"/>
             <w:vAlign w:val="center"/>
             <w:shd w:fill="F2F5F9"/>
             <w:tcMar>
-              <w:top w:w="80" w:type="dxa"/>
-              <w:bottom w:w="80" w:type="dxa"/>
-              <w:left w:w="100" w:type="dxa"/>
-              <w:right w:w="100" w:type="dxa"/>
+              <w:top w:w="70" w:type="dxa"/>
+              <w:bottom w:w="70" w:type="dxa"/>
+              <w:left w:w="90" w:type="dxa"/>
+              <w:right w:w="90" w:type="dxa"/>
             </w:tcMar>
           </w:tcPr>
           <w:p>
@@ -6653,7 +6658,7 @@
               <w:rPr>
                 <w:rFonts w:ascii="Calibri" w:hAnsi="Calibri"/>
                 <w:color w:val="262626"/>
-                <w:sz w:val="19"/>
+                <w:sz w:val="18"/>
               </w:rPr>
               <w:t xml:space="preserve">Otomasi Proses Bisnis BPMN </w:t>
             </w:r>
@@ -6662,7 +6667,7 @@
                 <w:rFonts w:ascii="Calibri" w:hAnsi="Calibri"/>
                 <w:i/>
                 <w:color w:val="262626"/>
-                <w:sz w:val="19"/>
+                <w:sz w:val="18"/>
               </w:rPr>
               <w:t>(P3)</w:t>
             </w:r>
@@ -6670,14 +6675,14 @@
         </w:tc>
         <w:tc>
           <w:tcPr>
-            <w:tcW w:type="dxa" w:w="1129"/>
+            <w:tcW w:type="dxa" w:w="1870"/>
             <w:vAlign w:val="center"/>
             <w:shd w:fill="F2F5F9"/>
             <w:tcMar>
-              <w:top w:w="80" w:type="dxa"/>
-              <w:bottom w:w="80" w:type="dxa"/>
-              <w:left w:w="100" w:type="dxa"/>
-              <w:right w:w="100" w:type="dxa"/>
+              <w:top w:w="70" w:type="dxa"/>
+              <w:bottom w:w="70" w:type="dxa"/>
+              <w:left w:w="90" w:type="dxa"/>
+              <w:right w:w="90" w:type="dxa"/>
             </w:tcMar>
           </w:tcPr>
           <w:p>
@@ -6689,7 +6694,7 @@
               <w:rPr>
                 <w:rFonts w:ascii="Calibri" w:hAnsi="Calibri"/>
                 <w:color w:val="262626"/>
-                <w:sz w:val="19"/>
+                <w:sz w:val="18"/>
               </w:rPr>
               <w:t>3</w:t>
             </w:r>
@@ -6697,14 +6702,14 @@
         </w:tc>
         <w:tc>
           <w:tcPr>
-            <w:tcW w:type="dxa" w:w="1129"/>
+            <w:tcW w:type="dxa" w:w="1870"/>
             <w:vAlign w:val="center"/>
             <w:shd w:fill="F2F5F9"/>
             <w:tcMar>
-              <w:top w:w="80" w:type="dxa"/>
-              <w:bottom w:w="80" w:type="dxa"/>
-              <w:left w:w="100" w:type="dxa"/>
-              <w:right w:w="100" w:type="dxa"/>
+              <w:top w:w="70" w:type="dxa"/>
+              <w:bottom w:w="70" w:type="dxa"/>
+              <w:left w:w="90" w:type="dxa"/>
+              <w:right w:w="90" w:type="dxa"/>
             </w:tcMar>
           </w:tcPr>
           <w:p>
@@ -6716,7 +6721,7 @@
               <w:rPr>
                 <w:rFonts w:ascii="Calibri" w:hAnsi="Calibri"/>
                 <w:color w:val="262626"/>
-                <w:sz w:val="19"/>
+                <w:sz w:val="18"/>
               </w:rPr>
               <w:t>+P</w:t>
             </w:r>
@@ -6724,14 +6729,14 @@
         </w:tc>
         <w:tc>
           <w:tcPr>
-            <w:tcW w:type="dxa" w:w="1129"/>
+            <w:tcW w:type="dxa" w:w="1870"/>
             <w:vAlign w:val="center"/>
             <w:shd w:fill="F2F5F9"/>
             <w:tcMar>
-              <w:top w:w="80" w:type="dxa"/>
-              <w:bottom w:w="80" w:type="dxa"/>
-              <w:left w:w="100" w:type="dxa"/>
-              <w:right w:w="100" w:type="dxa"/>
+              <w:top w:w="70" w:type="dxa"/>
+              <w:bottom w:w="70" w:type="dxa"/>
+              <w:left w:w="90" w:type="dxa"/>
+              <w:right w:w="90" w:type="dxa"/>
             </w:tcMar>
           </w:tcPr>
           <w:p>
@@ -6743,7 +6748,7 @@
               <w:rPr>
                 <w:rFonts w:ascii="Consolas" w:hAnsi="Consolas"/>
                 <w:color w:val="A02828"/>
-                <w:sz w:val="18"/>
+                <w:sz w:val="17"/>
               </w:rPr>
               <w:t>STI-306</w:t>
             </w:r>
@@ -6751,7 +6756,7 @@
               <w:rPr>
                 <w:rFonts w:ascii="Calibri" w:hAnsi="Calibri"/>
                 <w:color w:val="262626"/>
-                <w:sz w:val="19"/>
+                <w:sz w:val="18"/>
               </w:rPr>
               <w:t xml:space="preserve"> APSI</w:t>
             </w:r>
@@ -6759,14 +6764,14 @@
         </w:tc>
         <w:tc>
           <w:tcPr>
-            <w:tcW w:type="dxa" w:w="1129"/>
+            <w:tcW w:type="dxa" w:w="1870"/>
             <w:vAlign w:val="center"/>
             <w:shd w:fill="F2F5F9"/>
             <w:tcMar>
-              <w:top w:w="80" w:type="dxa"/>
-              <w:bottom w:w="80" w:type="dxa"/>
-              <w:left w:w="100" w:type="dxa"/>
-              <w:right w:w="100" w:type="dxa"/>
+              <w:top w:w="70" w:type="dxa"/>
+              <w:bottom w:w="70" w:type="dxa"/>
+              <w:left w:w="90" w:type="dxa"/>
+              <w:right w:w="90" w:type="dxa"/>
             </w:tcMar>
           </w:tcPr>
           <w:p>
@@ -6778,7 +6783,7 @@
               <w:rPr>
                 <w:rFonts w:ascii="Consolas" w:hAnsi="Consolas"/>
                 <w:color w:val="A02828"/>
-                <w:sz w:val="18"/>
+                <w:sz w:val="17"/>
               </w:rPr>
               <w:t>STI-309</w:t>
             </w:r>
@@ -6786,7 +6791,7 @@
               <w:rPr>
                 <w:rFonts w:ascii="Calibri" w:hAnsi="Calibri"/>
                 <w:color w:val="262626"/>
-                <w:sz w:val="19"/>
+                <w:sz w:val="18"/>
               </w:rPr>
               <w:t xml:space="preserve"> Rekayasa Perangkat Lunak</w:t>
             </w:r>
@@ -6794,14 +6799,14 @@
         </w:tc>
         <w:tc>
           <w:tcPr>
-            <w:tcW w:type="dxa" w:w="1129"/>
+            <w:tcW w:type="dxa" w:w="1870"/>
             <w:vAlign w:val="center"/>
             <w:shd w:fill="F2F5F9"/>
             <w:tcMar>
-              <w:top w:w="80" w:type="dxa"/>
-              <w:bottom w:w="80" w:type="dxa"/>
-              <w:left w:w="100" w:type="dxa"/>
-              <w:right w:w="100" w:type="dxa"/>
+              <w:top w:w="70" w:type="dxa"/>
+              <w:bottom w:w="70" w:type="dxa"/>
+              <w:left w:w="90" w:type="dxa"/>
+              <w:right w:w="90" w:type="dxa"/>
             </w:tcMar>
           </w:tcPr>
           <w:p>
@@ -6813,7 +6818,7 @@
               <w:rPr>
                 <w:rFonts w:ascii="Calibri" w:hAnsi="Calibri"/>
                 <w:color w:val="262626"/>
-                <w:sz w:val="19"/>
+                <w:sz w:val="18"/>
               </w:rPr>
               <w:t xml:space="preserve">🟢 </w:t>
             </w:r>
@@ -6822,7 +6827,7 @@
                 <w:rFonts w:ascii="Calibri" w:hAnsi="Calibri"/>
                 <w:b/>
                 <w:color w:val="262626"/>
-                <w:sz w:val="19"/>
+                <w:sz w:val="18"/>
               </w:rPr>
               <w:t>Sangat Kuat</w:t>
             </w:r>
@@ -6835,14 +6840,14 @@
         </w:trPr>
         <w:tc>
           <w:tcPr>
-            <w:tcW w:type="dxa" w:w="1129"/>
+            <w:tcW w:type="dxa" w:w="1870"/>
             <w:vAlign w:val="center"/>
             <w:shd w:fill="FFFFFF"/>
             <w:tcMar>
-              <w:top w:w="80" w:type="dxa"/>
-              <w:bottom w:w="80" w:type="dxa"/>
-              <w:left w:w="100" w:type="dxa"/>
-              <w:right w:w="100" w:type="dxa"/>
+              <w:top w:w="70" w:type="dxa"/>
+              <w:bottom w:w="70" w:type="dxa"/>
+              <w:left w:w="90" w:type="dxa"/>
+              <w:right w:w="90" w:type="dxa"/>
             </w:tcMar>
           </w:tcPr>
           <w:p>
@@ -6855,7 +6860,7 @@
                 <w:rFonts w:ascii="Calibri" w:hAnsi="Calibri"/>
                 <w:b/>
                 <w:color w:val="262626"/>
-                <w:sz w:val="19"/>
+                <w:sz w:val="18"/>
               </w:rPr>
               <w:t>6</w:t>
             </w:r>
@@ -6863,14 +6868,14 @@
         </w:tc>
         <w:tc>
           <w:tcPr>
-            <w:tcW w:type="dxa" w:w="1129"/>
+            <w:tcW w:type="dxa" w:w="1870"/>
             <w:vAlign w:val="center"/>
             <w:shd w:fill="FFFFFF"/>
             <w:tcMar>
-              <w:top w:w="80" w:type="dxa"/>
-              <w:bottom w:w="80" w:type="dxa"/>
-              <w:left w:w="100" w:type="dxa"/>
-              <w:right w:w="100" w:type="dxa"/>
+              <w:top w:w="70" w:type="dxa"/>
+              <w:bottom w:w="70" w:type="dxa"/>
+              <w:left w:w="90" w:type="dxa"/>
+              <w:right w:w="90" w:type="dxa"/>
             </w:tcMar>
           </w:tcPr>
           <w:p>
@@ -6882,7 +6887,7 @@
               <w:rPr>
                 <w:rFonts w:ascii="Consolas" w:hAnsi="Consolas"/>
                 <w:color w:val="A02828"/>
-                <w:sz w:val="18"/>
+                <w:sz w:val="17"/>
               </w:rPr>
               <w:t>STC-602</w:t>
             </w:r>
@@ -6890,14 +6895,14 @@
         </w:tc>
         <w:tc>
           <w:tcPr>
-            <w:tcW w:type="dxa" w:w="1129"/>
+            <w:tcW w:type="dxa" w:w="1870"/>
             <w:vAlign w:val="center"/>
             <w:shd w:fill="FFFFFF"/>
             <w:tcMar>
-              <w:top w:w="80" w:type="dxa"/>
-              <w:bottom w:w="80" w:type="dxa"/>
-              <w:left w:w="100" w:type="dxa"/>
-              <w:right w:w="100" w:type="dxa"/>
+              <w:top w:w="70" w:type="dxa"/>
+              <w:bottom w:w="70" w:type="dxa"/>
+              <w:left w:w="90" w:type="dxa"/>
+              <w:right w:w="90" w:type="dxa"/>
             </w:tcMar>
           </w:tcPr>
           <w:p>
@@ -6909,7 +6914,7 @@
               <w:rPr>
                 <w:rFonts w:ascii="Calibri" w:hAnsi="Calibri"/>
                 <w:color w:val="262626"/>
-                <w:sz w:val="19"/>
+                <w:sz w:val="18"/>
               </w:rPr>
               <w:t xml:space="preserve">Aplikasi Vertikal Industri </w:t>
             </w:r>
@@ -6918,7 +6923,7 @@
                 <w:rFonts w:ascii="Calibri" w:hAnsi="Calibri"/>
                 <w:i/>
                 <w:color w:val="262626"/>
-                <w:sz w:val="19"/>
+                <w:sz w:val="18"/>
               </w:rPr>
               <w:t>(P3)</w:t>
             </w:r>
@@ -6926,14 +6931,14 @@
         </w:tc>
         <w:tc>
           <w:tcPr>
-            <w:tcW w:type="dxa" w:w="1129"/>
+            <w:tcW w:type="dxa" w:w="1870"/>
             <w:vAlign w:val="center"/>
             <w:shd w:fill="FFFFFF"/>
             <w:tcMar>
-              <w:top w:w="80" w:type="dxa"/>
-              <w:bottom w:w="80" w:type="dxa"/>
-              <w:left w:w="100" w:type="dxa"/>
-              <w:right w:w="100" w:type="dxa"/>
+              <w:top w:w="70" w:type="dxa"/>
+              <w:bottom w:w="70" w:type="dxa"/>
+              <w:left w:w="90" w:type="dxa"/>
+              <w:right w:w="90" w:type="dxa"/>
             </w:tcMar>
           </w:tcPr>
           <w:p>
@@ -6945,7 +6950,7 @@
               <w:rPr>
                 <w:rFonts w:ascii="Calibri" w:hAnsi="Calibri"/>
                 <w:color w:val="262626"/>
-                <w:sz w:val="19"/>
+                <w:sz w:val="18"/>
               </w:rPr>
               <w:t>3</w:t>
             </w:r>
@@ -6953,14 +6958,14 @@
         </w:tc>
         <w:tc>
           <w:tcPr>
-            <w:tcW w:type="dxa" w:w="1129"/>
+            <w:tcW w:type="dxa" w:w="1870"/>
             <w:vAlign w:val="center"/>
             <w:shd w:fill="FFFFFF"/>
             <w:tcMar>
-              <w:top w:w="80" w:type="dxa"/>
-              <w:bottom w:w="80" w:type="dxa"/>
-              <w:left w:w="100" w:type="dxa"/>
-              <w:right w:w="100" w:type="dxa"/>
+              <w:top w:w="70" w:type="dxa"/>
+              <w:bottom w:w="70" w:type="dxa"/>
+              <w:left w:w="90" w:type="dxa"/>
+              <w:right w:w="90" w:type="dxa"/>
             </w:tcMar>
           </w:tcPr>
           <w:p>
@@ -6972,7 +6977,7 @@
               <w:rPr>
                 <w:rFonts w:ascii="Calibri" w:hAnsi="Calibri"/>
                 <w:color w:val="262626"/>
-                <w:sz w:val="19"/>
+                <w:sz w:val="18"/>
               </w:rPr>
               <w:t>+P</w:t>
             </w:r>
@@ -6980,14 +6985,14 @@
         </w:tc>
         <w:tc>
           <w:tcPr>
-            <w:tcW w:type="dxa" w:w="1129"/>
+            <w:tcW w:type="dxa" w:w="1870"/>
             <w:vAlign w:val="center"/>
             <w:shd w:fill="FFFFFF"/>
             <w:tcMar>
-              <w:top w:w="80" w:type="dxa"/>
-              <w:bottom w:w="80" w:type="dxa"/>
-              <w:left w:w="100" w:type="dxa"/>
-              <w:right w:w="100" w:type="dxa"/>
+              <w:top w:w="70" w:type="dxa"/>
+              <w:bottom w:w="70" w:type="dxa"/>
+              <w:left w:w="90" w:type="dxa"/>
+              <w:right w:w="90" w:type="dxa"/>
             </w:tcMar>
           </w:tcPr>
           <w:p>
@@ -6999,7 +7004,7 @@
               <w:rPr>
                 <w:rFonts w:ascii="Consolas" w:hAnsi="Consolas"/>
                 <w:color w:val="A02828"/>
-                <w:sz w:val="18"/>
+                <w:sz w:val="17"/>
               </w:rPr>
               <w:t>STI-416</w:t>
             </w:r>
@@ -7007,7 +7012,7 @@
               <w:rPr>
                 <w:rFonts w:ascii="Calibri" w:hAnsi="Calibri"/>
                 <w:color w:val="262626"/>
-                <w:sz w:val="19"/>
+                <w:sz w:val="18"/>
               </w:rPr>
               <w:t xml:space="preserve"> Back End, </w:t>
             </w:r>
@@ -7015,7 +7020,7 @@
               <w:rPr>
                 <w:rFonts w:ascii="Consolas" w:hAnsi="Consolas"/>
                 <w:color w:val="A02828"/>
-                <w:sz w:val="18"/>
+                <w:sz w:val="17"/>
               </w:rPr>
               <w:t>STI-311</w:t>
             </w:r>
@@ -7023,7 +7028,7 @@
               <w:rPr>
                 <w:rFonts w:ascii="Calibri" w:hAnsi="Calibri"/>
                 <w:color w:val="262626"/>
-                <w:sz w:val="19"/>
+                <w:sz w:val="18"/>
               </w:rPr>
               <w:t xml:space="preserve"> Front</w:t>
             </w:r>
@@ -7031,14 +7036,14 @@
         </w:tc>
         <w:tc>
           <w:tcPr>
-            <w:tcW w:type="dxa" w:w="1129"/>
+            <w:tcW w:type="dxa" w:w="1870"/>
             <w:vAlign w:val="center"/>
             <w:shd w:fill="FFFFFF"/>
             <w:tcMar>
-              <w:top w:w="80" w:type="dxa"/>
-              <w:bottom w:w="80" w:type="dxa"/>
-              <w:left w:w="100" w:type="dxa"/>
-              <w:right w:w="100" w:type="dxa"/>
+              <w:top w:w="70" w:type="dxa"/>
+              <w:bottom w:w="70" w:type="dxa"/>
+              <w:left w:w="90" w:type="dxa"/>
+              <w:right w:w="90" w:type="dxa"/>
             </w:tcMar>
           </w:tcPr>
           <w:p>
@@ -7050,7 +7055,7 @@
               <w:rPr>
                 <w:rFonts w:ascii="Consolas" w:hAnsi="Consolas"/>
                 <w:color w:val="A02828"/>
-                <w:sz w:val="18"/>
+                <w:sz w:val="17"/>
               </w:rPr>
               <w:t>STI-522</w:t>
             </w:r>
@@ -7058,7 +7063,7 @@
               <w:rPr>
                 <w:rFonts w:ascii="Calibri" w:hAnsi="Calibri"/>
                 <w:color w:val="262626"/>
-                <w:sz w:val="19"/>
+                <w:sz w:val="18"/>
               </w:rPr>
               <w:t xml:space="preserve"> Pemrograman Mobile</w:t>
             </w:r>
@@ -7066,14 +7071,14 @@
         </w:tc>
         <w:tc>
           <w:tcPr>
-            <w:tcW w:type="dxa" w:w="1129"/>
+            <w:tcW w:type="dxa" w:w="1870"/>
             <w:vAlign w:val="center"/>
             <w:shd w:fill="FFFFFF"/>
             <w:tcMar>
-              <w:top w:w="80" w:type="dxa"/>
-              <w:bottom w:w="80" w:type="dxa"/>
-              <w:left w:w="100" w:type="dxa"/>
-              <w:right w:w="100" w:type="dxa"/>
+              <w:top w:w="70" w:type="dxa"/>
+              <w:bottom w:w="70" w:type="dxa"/>
+              <w:left w:w="90" w:type="dxa"/>
+              <w:right w:w="90" w:type="dxa"/>
             </w:tcMar>
           </w:tcPr>
           <w:p>
@@ -7085,7 +7090,7 @@
               <w:rPr>
                 <w:rFonts w:ascii="Calibri" w:hAnsi="Calibri"/>
                 <w:color w:val="262626"/>
-                <w:sz w:val="19"/>
+                <w:sz w:val="18"/>
               </w:rPr>
               <w:t xml:space="preserve">🟢 </w:t>
             </w:r>
@@ -7094,7 +7099,7 @@
                 <w:rFonts w:ascii="Calibri" w:hAnsi="Calibri"/>
                 <w:b/>
                 <w:color w:val="262626"/>
-                <w:sz w:val="19"/>
+                <w:sz w:val="18"/>
               </w:rPr>
               <w:t>Sangat Kuat</w:t>
             </w:r>
@@ -7107,14 +7112,14 @@
         </w:trPr>
         <w:tc>
           <w:tcPr>
-            <w:tcW w:type="dxa" w:w="1129"/>
+            <w:tcW w:type="dxa" w:w="1870"/>
             <w:vAlign w:val="center"/>
             <w:shd w:fill="F2F5F9"/>
             <w:tcMar>
-              <w:top w:w="80" w:type="dxa"/>
-              <w:bottom w:w="80" w:type="dxa"/>
-              <w:left w:w="100" w:type="dxa"/>
-              <w:right w:w="100" w:type="dxa"/>
+              <w:top w:w="70" w:type="dxa"/>
+              <w:bottom w:w="70" w:type="dxa"/>
+              <w:left w:w="90" w:type="dxa"/>
+              <w:right w:w="90" w:type="dxa"/>
             </w:tcMar>
           </w:tcPr>
           <w:p>
@@ -7127,7 +7132,7 @@
                 <w:rFonts w:ascii="Calibri" w:hAnsi="Calibri"/>
                 <w:b/>
                 <w:color w:val="262626"/>
-                <w:sz w:val="19"/>
+                <w:sz w:val="18"/>
               </w:rPr>
               <w:t>7</w:t>
             </w:r>
@@ -7135,14 +7140,14 @@
         </w:tc>
         <w:tc>
           <w:tcPr>
-            <w:tcW w:type="dxa" w:w="1129"/>
+            <w:tcW w:type="dxa" w:w="1870"/>
             <w:vAlign w:val="center"/>
             <w:shd w:fill="F2F5F9"/>
             <w:tcMar>
-              <w:top w:w="80" w:type="dxa"/>
-              <w:bottom w:w="80" w:type="dxa"/>
-              <w:left w:w="100" w:type="dxa"/>
-              <w:right w:w="100" w:type="dxa"/>
+              <w:top w:w="70" w:type="dxa"/>
+              <w:bottom w:w="70" w:type="dxa"/>
+              <w:left w:w="90" w:type="dxa"/>
+              <w:right w:w="90" w:type="dxa"/>
             </w:tcMar>
           </w:tcPr>
           <w:p>
@@ -7154,7 +7159,7 @@
               <w:rPr>
                 <w:rFonts w:ascii="Consolas" w:hAnsi="Consolas"/>
                 <w:color w:val="A02828"/>
-                <w:sz w:val="18"/>
+                <w:sz w:val="17"/>
               </w:rPr>
               <w:t>STI-728</w:t>
             </w:r>
@@ -7162,14 +7167,14 @@
         </w:tc>
         <w:tc>
           <w:tcPr>
-            <w:tcW w:type="dxa" w:w="1129"/>
+            <w:tcW w:type="dxa" w:w="1870"/>
             <w:vAlign w:val="center"/>
             <w:shd w:fill="F2F5F9"/>
             <w:tcMar>
-              <w:top w:w="80" w:type="dxa"/>
-              <w:bottom w:w="80" w:type="dxa"/>
-              <w:left w:w="100" w:type="dxa"/>
-              <w:right w:w="100" w:type="dxa"/>
+              <w:top w:w="70" w:type="dxa"/>
+              <w:bottom w:w="70" w:type="dxa"/>
+              <w:left w:w="90" w:type="dxa"/>
+              <w:right w:w="90" w:type="dxa"/>
             </w:tcMar>
           </w:tcPr>
           <w:p>
@@ -7181,7 +7186,7 @@
               <w:rPr>
                 <w:rFonts w:ascii="Calibri" w:hAnsi="Calibri"/>
                 <w:color w:val="262626"/>
-                <w:sz w:val="19"/>
+                <w:sz w:val="18"/>
               </w:rPr>
               <w:t>Inovasi Teknologi &amp; Startup Digital</w:t>
             </w:r>
@@ -7189,14 +7194,14 @@
         </w:tc>
         <w:tc>
           <w:tcPr>
-            <w:tcW w:type="dxa" w:w="1129"/>
+            <w:tcW w:type="dxa" w:w="1870"/>
             <w:vAlign w:val="center"/>
             <w:shd w:fill="F2F5F9"/>
             <w:tcMar>
-              <w:top w:w="80" w:type="dxa"/>
-              <w:bottom w:w="80" w:type="dxa"/>
-              <w:left w:w="100" w:type="dxa"/>
-              <w:right w:w="100" w:type="dxa"/>
+              <w:top w:w="70" w:type="dxa"/>
+              <w:bottom w:w="70" w:type="dxa"/>
+              <w:left w:w="90" w:type="dxa"/>
+              <w:right w:w="90" w:type="dxa"/>
             </w:tcMar>
           </w:tcPr>
           <w:p>
@@ -7208,7 +7213,7 @@
               <w:rPr>
                 <w:rFonts w:ascii="Calibri" w:hAnsi="Calibri"/>
                 <w:color w:val="262626"/>
-                <w:sz w:val="19"/>
+                <w:sz w:val="18"/>
               </w:rPr>
               <w:t>3</w:t>
             </w:r>
@@ -7216,14 +7221,14 @@
         </w:tc>
         <w:tc>
           <w:tcPr>
-            <w:tcW w:type="dxa" w:w="1129"/>
+            <w:tcW w:type="dxa" w:w="1870"/>
             <w:vAlign w:val="center"/>
             <w:shd w:fill="F2F5F9"/>
             <w:tcMar>
-              <w:top w:w="80" w:type="dxa"/>
-              <w:bottom w:w="80" w:type="dxa"/>
-              <w:left w:w="100" w:type="dxa"/>
-              <w:right w:w="100" w:type="dxa"/>
+              <w:top w:w="70" w:type="dxa"/>
+              <w:bottom w:w="70" w:type="dxa"/>
+              <w:left w:w="90" w:type="dxa"/>
+              <w:right w:w="90" w:type="dxa"/>
             </w:tcMar>
           </w:tcPr>
           <w:p>
@@ -7235,7 +7240,7 @@
               <w:rPr>
                 <w:rFonts w:ascii="Calibri" w:hAnsi="Calibri"/>
                 <w:color w:val="262626"/>
-                <w:sz w:val="19"/>
+                <w:sz w:val="18"/>
               </w:rPr>
               <w:t>+P</w:t>
             </w:r>
@@ -7243,14 +7248,14 @@
         </w:tc>
         <w:tc>
           <w:tcPr>
-            <w:tcW w:type="dxa" w:w="1129"/>
+            <w:tcW w:type="dxa" w:w="1870"/>
             <w:vAlign w:val="center"/>
             <w:shd w:fill="F2F5F9"/>
             <w:tcMar>
-              <w:top w:w="80" w:type="dxa"/>
-              <w:bottom w:w="80" w:type="dxa"/>
-              <w:left w:w="100" w:type="dxa"/>
-              <w:right w:w="100" w:type="dxa"/>
+              <w:top w:w="70" w:type="dxa"/>
+              <w:bottom w:w="70" w:type="dxa"/>
+              <w:left w:w="90" w:type="dxa"/>
+              <w:right w:w="90" w:type="dxa"/>
             </w:tcMar>
           </w:tcPr>
           <w:p>
@@ -7262,7 +7267,7 @@
               <w:rPr>
                 <w:rFonts w:ascii="Consolas" w:hAnsi="Consolas"/>
                 <w:color w:val="A02828"/>
-                <w:sz w:val="18"/>
+                <w:sz w:val="17"/>
               </w:rPr>
               <w:t>STI-627</w:t>
             </w:r>
@@ -7270,7 +7275,7 @@
               <w:rPr>
                 <w:rFonts w:ascii="Calibri" w:hAnsi="Calibri"/>
                 <w:color w:val="262626"/>
-                <w:sz w:val="19"/>
+                <w:sz w:val="18"/>
               </w:rPr>
               <w:t xml:space="preserve"> Platform, </w:t>
             </w:r>
@@ -7278,7 +7283,7 @@
               <w:rPr>
                 <w:rFonts w:ascii="Consolas" w:hAnsi="Consolas"/>
                 <w:color w:val="A02828"/>
-                <w:sz w:val="18"/>
+                <w:sz w:val="17"/>
               </w:rPr>
               <w:t>MKU-204</w:t>
             </w:r>
@@ -7286,7 +7291,7 @@
               <w:rPr>
                 <w:rFonts w:ascii="Calibri" w:hAnsi="Calibri"/>
                 <w:color w:val="262626"/>
-                <w:sz w:val="19"/>
+                <w:sz w:val="18"/>
               </w:rPr>
               <w:t xml:space="preserve"> KWU</w:t>
             </w:r>
@@ -7294,14 +7299,14 @@
         </w:tc>
         <w:tc>
           <w:tcPr>
-            <w:tcW w:type="dxa" w:w="1129"/>
+            <w:tcW w:type="dxa" w:w="1870"/>
             <w:vAlign w:val="center"/>
             <w:shd w:fill="F2F5F9"/>
             <w:tcMar>
-              <w:top w:w="80" w:type="dxa"/>
-              <w:bottom w:w="80" w:type="dxa"/>
-              <w:left w:w="100" w:type="dxa"/>
-              <w:right w:w="100" w:type="dxa"/>
+              <w:top w:w="70" w:type="dxa"/>
+              <w:bottom w:w="70" w:type="dxa"/>
+              <w:left w:w="90" w:type="dxa"/>
+              <w:right w:w="90" w:type="dxa"/>
             </w:tcMar>
           </w:tcPr>
           <w:p>
@@ -7313,7 +7318,7 @@
               <w:rPr>
                 <w:rFonts w:ascii="Consolas" w:hAnsi="Consolas"/>
                 <w:color w:val="A02828"/>
-                <w:sz w:val="18"/>
+                <w:sz w:val="17"/>
               </w:rPr>
               <w:t>STI-523</w:t>
             </w:r>
@@ -7321,7 +7326,7 @@
               <w:rPr>
                 <w:rFonts w:ascii="Calibri" w:hAnsi="Calibri"/>
                 <w:color w:val="262626"/>
-                <w:sz w:val="19"/>
+                <w:sz w:val="18"/>
               </w:rPr>
               <w:t xml:space="preserve"> Manajemen Proyek TI</w:t>
             </w:r>
@@ -7329,14 +7334,14 @@
         </w:tc>
         <w:tc>
           <w:tcPr>
-            <w:tcW w:type="dxa" w:w="1129"/>
+            <w:tcW w:type="dxa" w:w="1870"/>
             <w:vAlign w:val="center"/>
             <w:shd w:fill="F2F5F9"/>
             <w:tcMar>
-              <w:top w:w="80" w:type="dxa"/>
-              <w:bottom w:w="80" w:type="dxa"/>
-              <w:left w:w="100" w:type="dxa"/>
-              <w:right w:w="100" w:type="dxa"/>
+              <w:top w:w="70" w:type="dxa"/>
+              <w:bottom w:w="70" w:type="dxa"/>
+              <w:left w:w="90" w:type="dxa"/>
+              <w:right w:w="90" w:type="dxa"/>
             </w:tcMar>
           </w:tcPr>
           <w:p>
@@ -7348,7 +7353,7 @@
               <w:rPr>
                 <w:rFonts w:ascii="Calibri" w:hAnsi="Calibri"/>
                 <w:color w:val="262626"/>
-                <w:sz w:val="19"/>
+                <w:sz w:val="18"/>
               </w:rPr>
               <w:t xml:space="preserve">🟢 </w:t>
             </w:r>
@@ -7357,7 +7362,7 @@
                 <w:rFonts w:ascii="Calibri" w:hAnsi="Calibri"/>
                 <w:b/>
                 <w:color w:val="262626"/>
-                <w:sz w:val="19"/>
+                <w:sz w:val="18"/>
               </w:rPr>
               <w:t>Sangat Kuat</w:t>
             </w:r>
@@ -7370,14 +7375,14 @@
         </w:trPr>
         <w:tc>
           <w:tcPr>
-            <w:tcW w:type="dxa" w:w="1129"/>
+            <w:tcW w:type="dxa" w:w="1870"/>
             <w:vAlign w:val="center"/>
             <w:shd w:fill="FFFFFF"/>
             <w:tcMar>
-              <w:top w:w="80" w:type="dxa"/>
-              <w:bottom w:w="80" w:type="dxa"/>
-              <w:left w:w="100" w:type="dxa"/>
-              <w:right w:w="100" w:type="dxa"/>
+              <w:top w:w="70" w:type="dxa"/>
+              <w:bottom w:w="70" w:type="dxa"/>
+              <w:left w:w="90" w:type="dxa"/>
+              <w:right w:w="90" w:type="dxa"/>
             </w:tcMar>
           </w:tcPr>
           <w:p>
@@ -7390,7 +7395,7 @@
                 <w:rFonts w:ascii="Calibri" w:hAnsi="Calibri"/>
                 <w:b/>
                 <w:color w:val="262626"/>
-                <w:sz w:val="19"/>
+                <w:sz w:val="18"/>
               </w:rPr>
               <w:t>7</w:t>
             </w:r>
@@ -7398,14 +7403,14 @@
         </w:tc>
         <w:tc>
           <w:tcPr>
-            <w:tcW w:type="dxa" w:w="1129"/>
+            <w:tcW w:type="dxa" w:w="1870"/>
             <w:vAlign w:val="center"/>
             <w:shd w:fill="FFFFFF"/>
             <w:tcMar>
-              <w:top w:w="80" w:type="dxa"/>
-              <w:bottom w:w="80" w:type="dxa"/>
-              <w:left w:w="100" w:type="dxa"/>
-              <w:right w:w="100" w:type="dxa"/>
+              <w:top w:w="70" w:type="dxa"/>
+              <w:bottom w:w="70" w:type="dxa"/>
+              <w:left w:w="90" w:type="dxa"/>
+              <w:right w:w="90" w:type="dxa"/>
             </w:tcMar>
           </w:tcPr>
           <w:p>
@@ -7417,7 +7422,7 @@
               <w:rPr>
                 <w:rFonts w:ascii="Consolas" w:hAnsi="Consolas"/>
                 <w:color w:val="A02828"/>
-                <w:sz w:val="18"/>
+                <w:sz w:val="17"/>
               </w:rPr>
               <w:t>FST-610</w:t>
             </w:r>
@@ -7425,14 +7430,14 @@
         </w:tc>
         <w:tc>
           <w:tcPr>
-            <w:tcW w:type="dxa" w:w="1129"/>
+            <w:tcW w:type="dxa" w:w="1870"/>
             <w:vAlign w:val="center"/>
             <w:shd w:fill="FFFFFF"/>
             <w:tcMar>
-              <w:top w:w="80" w:type="dxa"/>
-              <w:bottom w:w="80" w:type="dxa"/>
-              <w:left w:w="100" w:type="dxa"/>
-              <w:right w:w="100" w:type="dxa"/>
+              <w:top w:w="70" w:type="dxa"/>
+              <w:bottom w:w="70" w:type="dxa"/>
+              <w:left w:w="90" w:type="dxa"/>
+              <w:right w:w="90" w:type="dxa"/>
             </w:tcMar>
           </w:tcPr>
           <w:p>
@@ -7444,7 +7449,7 @@
               <w:rPr>
                 <w:rFonts w:ascii="Calibri" w:hAnsi="Calibri"/>
                 <w:color w:val="262626"/>
-                <w:sz w:val="19"/>
+                <w:sz w:val="18"/>
               </w:rPr>
               <w:t>Capstone Project FSTI</w:t>
             </w:r>
@@ -7452,14 +7457,14 @@
         </w:tc>
         <w:tc>
           <w:tcPr>
-            <w:tcW w:type="dxa" w:w="1129"/>
+            <w:tcW w:type="dxa" w:w="1870"/>
             <w:vAlign w:val="center"/>
             <w:shd w:fill="FFFFFF"/>
             <w:tcMar>
-              <w:top w:w="80" w:type="dxa"/>
-              <w:bottom w:w="80" w:type="dxa"/>
-              <w:left w:w="100" w:type="dxa"/>
-              <w:right w:w="100" w:type="dxa"/>
+              <w:top w:w="70" w:type="dxa"/>
+              <w:bottom w:w="70" w:type="dxa"/>
+              <w:left w:w="90" w:type="dxa"/>
+              <w:right w:w="90" w:type="dxa"/>
             </w:tcMar>
           </w:tcPr>
           <w:p>
@@ -7471,7 +7476,7 @@
               <w:rPr>
                 <w:rFonts w:ascii="Calibri" w:hAnsi="Calibri"/>
                 <w:color w:val="262626"/>
-                <w:sz w:val="19"/>
+                <w:sz w:val="18"/>
               </w:rPr>
               <w:t>3</w:t>
             </w:r>
@@ -7479,14 +7484,14 @@
         </w:tc>
         <w:tc>
           <w:tcPr>
-            <w:tcW w:type="dxa" w:w="1129"/>
+            <w:tcW w:type="dxa" w:w="1870"/>
             <w:vAlign w:val="center"/>
             <w:shd w:fill="FFFFFF"/>
             <w:tcMar>
-              <w:top w:w="80" w:type="dxa"/>
-              <w:bottom w:w="80" w:type="dxa"/>
-              <w:left w:w="100" w:type="dxa"/>
-              <w:right w:w="100" w:type="dxa"/>
+              <w:top w:w="70" w:type="dxa"/>
+              <w:bottom w:w="70" w:type="dxa"/>
+              <w:left w:w="90" w:type="dxa"/>
+              <w:right w:w="90" w:type="dxa"/>
             </w:tcMar>
           </w:tcPr>
           <w:p>
@@ -7498,7 +7503,7 @@
               <w:rPr>
                 <w:rFonts w:ascii="Calibri" w:hAnsi="Calibri"/>
                 <w:color w:val="262626"/>
-                <w:sz w:val="19"/>
+                <w:sz w:val="18"/>
               </w:rPr>
               <w:t>Proyek</w:t>
             </w:r>
@@ -7506,14 +7511,14 @@
         </w:tc>
         <w:tc>
           <w:tcPr>
-            <w:tcW w:type="dxa" w:w="1129"/>
+            <w:tcW w:type="dxa" w:w="1870"/>
             <w:vAlign w:val="center"/>
             <w:shd w:fill="FFFFFF"/>
             <w:tcMar>
-              <w:top w:w="80" w:type="dxa"/>
-              <w:bottom w:w="80" w:type="dxa"/>
-              <w:left w:w="100" w:type="dxa"/>
-              <w:right w:w="100" w:type="dxa"/>
+              <w:top w:w="70" w:type="dxa"/>
+              <w:bottom w:w="70" w:type="dxa"/>
+              <w:left w:w="90" w:type="dxa"/>
+              <w:right w:w="90" w:type="dxa"/>
             </w:tcMar>
           </w:tcPr>
           <w:p>
@@ -7525,7 +7530,7 @@
               <w:rPr>
                 <w:rFonts w:ascii="Consolas" w:hAnsi="Consolas"/>
                 <w:color w:val="A02828"/>
-                <w:sz w:val="18"/>
+                <w:sz w:val="17"/>
               </w:rPr>
               <w:t>STI-523</w:t>
             </w:r>
@@ -7533,7 +7538,7 @@
               <w:rPr>
                 <w:rFonts w:ascii="Calibri" w:hAnsi="Calibri"/>
                 <w:color w:val="262626"/>
-                <w:sz w:val="19"/>
+                <w:sz w:val="18"/>
               </w:rPr>
               <w:t xml:space="preserve"> Manpro, </w:t>
             </w:r>
@@ -7542,7 +7547,7 @@
                 <w:rFonts w:ascii="Calibri" w:hAnsi="Calibri"/>
                 <w:i/>
                 <w:color w:val="262626"/>
-                <w:sz w:val="19"/>
+                <w:sz w:val="18"/>
               </w:rPr>
               <w:t>≥ 100 SKS</w:t>
             </w:r>
@@ -7550,14 +7555,14 @@
         </w:tc>
         <w:tc>
           <w:tcPr>
-            <w:tcW w:type="dxa" w:w="1129"/>
+            <w:tcW w:type="dxa" w:w="1870"/>
             <w:vAlign w:val="center"/>
             <w:shd w:fill="FFFFFF"/>
             <w:tcMar>
-              <w:top w:w="80" w:type="dxa"/>
-              <w:bottom w:w="80" w:type="dxa"/>
-              <w:left w:w="100" w:type="dxa"/>
-              <w:right w:w="100" w:type="dxa"/>
+              <w:top w:w="70" w:type="dxa"/>
+              <w:bottom w:w="70" w:type="dxa"/>
+              <w:left w:w="90" w:type="dxa"/>
+              <w:right w:w="90" w:type="dxa"/>
             </w:tcMar>
           </w:tcPr>
           <w:p>
@@ -7569,7 +7574,7 @@
               <w:rPr>
                 <w:rFonts w:ascii="Calibri" w:hAnsi="Calibri"/>
                 <w:color w:val="262626"/>
-                <w:sz w:val="19"/>
+                <w:sz w:val="18"/>
               </w:rPr>
               <w:t>Seluruh MK Core STI Sem 1–6</w:t>
             </w:r>
@@ -7577,14 +7582,14 @@
         </w:tc>
         <w:tc>
           <w:tcPr>
-            <w:tcW w:type="dxa" w:w="1129"/>
+            <w:tcW w:type="dxa" w:w="1870"/>
             <w:vAlign w:val="center"/>
             <w:shd w:fill="FFFFFF"/>
             <w:tcMar>
-              <w:top w:w="80" w:type="dxa"/>
-              <w:bottom w:w="80" w:type="dxa"/>
-              <w:left w:w="100" w:type="dxa"/>
-              <w:right w:w="100" w:type="dxa"/>
+              <w:top w:w="70" w:type="dxa"/>
+              <w:bottom w:w="70" w:type="dxa"/>
+              <w:left w:w="90" w:type="dxa"/>
+              <w:right w:w="90" w:type="dxa"/>
             </w:tcMar>
           </w:tcPr>
           <w:p>
@@ -7596,7 +7601,7 @@
               <w:rPr>
                 <w:rFonts w:ascii="Calibri" w:hAnsi="Calibri"/>
                 <w:color w:val="262626"/>
-                <w:sz w:val="19"/>
+                <w:sz w:val="18"/>
               </w:rPr>
               <w:t xml:space="preserve">🟢 </w:t>
             </w:r>
@@ -7605,7 +7610,7 @@
                 <w:rFonts w:ascii="Calibri" w:hAnsi="Calibri"/>
                 <w:b/>
                 <w:color w:val="262626"/>
-                <w:sz w:val="19"/>
+                <w:sz w:val="18"/>
               </w:rPr>
               <w:t>Sangat Kuat</w:t>
             </w:r>
@@ -7618,14 +7623,14 @@
         </w:trPr>
         <w:tc>
           <w:tcPr>
-            <w:tcW w:type="dxa" w:w="1129"/>
+            <w:tcW w:type="dxa" w:w="1870"/>
             <w:vAlign w:val="center"/>
             <w:shd w:fill="F2F5F9"/>
             <w:tcMar>
-              <w:top w:w="80" w:type="dxa"/>
-              <w:bottom w:w="80" w:type="dxa"/>
-              <w:left w:w="100" w:type="dxa"/>
-              <w:right w:w="100" w:type="dxa"/>
+              <w:top w:w="70" w:type="dxa"/>
+              <w:bottom w:w="70" w:type="dxa"/>
+              <w:left w:w="90" w:type="dxa"/>
+              <w:right w:w="90" w:type="dxa"/>
             </w:tcMar>
           </w:tcPr>
           <w:p>
@@ -7638,7 +7643,7 @@
                 <w:rFonts w:ascii="Calibri" w:hAnsi="Calibri"/>
                 <w:b/>
                 <w:color w:val="262626"/>
-                <w:sz w:val="19"/>
+                <w:sz w:val="18"/>
               </w:rPr>
               <w:t>7</w:t>
             </w:r>
@@ -7646,14 +7651,14 @@
         </w:tc>
         <w:tc>
           <w:tcPr>
-            <w:tcW w:type="dxa" w:w="1129"/>
+            <w:tcW w:type="dxa" w:w="1870"/>
             <w:vAlign w:val="center"/>
             <w:shd w:fill="F2F5F9"/>
             <w:tcMar>
-              <w:top w:w="80" w:type="dxa"/>
-              <w:bottom w:w="80" w:type="dxa"/>
-              <w:left w:w="100" w:type="dxa"/>
-              <w:right w:w="100" w:type="dxa"/>
+              <w:top w:w="70" w:type="dxa"/>
+              <w:bottom w:w="70" w:type="dxa"/>
+              <w:left w:w="90" w:type="dxa"/>
+              <w:right w:w="90" w:type="dxa"/>
             </w:tcMar>
           </w:tcPr>
           <w:p>
@@ -7665,7 +7670,7 @@
               <w:rPr>
                 <w:rFonts w:ascii="Consolas" w:hAnsi="Consolas"/>
                 <w:color w:val="A02828"/>
-                <w:sz w:val="18"/>
+                <w:sz w:val="17"/>
               </w:rPr>
               <w:t>FST-612</w:t>
             </w:r>
@@ -7673,14 +7678,14 @@
         </w:tc>
         <w:tc>
           <w:tcPr>
-            <w:tcW w:type="dxa" w:w="1129"/>
+            <w:tcW w:type="dxa" w:w="1870"/>
             <w:vAlign w:val="center"/>
             <w:shd w:fill="F2F5F9"/>
             <w:tcMar>
-              <w:top w:w="80" w:type="dxa"/>
-              <w:bottom w:w="80" w:type="dxa"/>
-              <w:left w:w="100" w:type="dxa"/>
-              <w:right w:w="100" w:type="dxa"/>
+              <w:top w:w="70" w:type="dxa"/>
+              <w:bottom w:w="70" w:type="dxa"/>
+              <w:left w:w="90" w:type="dxa"/>
+              <w:right w:w="90" w:type="dxa"/>
             </w:tcMar>
           </w:tcPr>
           <w:p>
@@ -7692,7 +7697,7 @@
               <w:rPr>
                 <w:rFonts w:ascii="Calibri" w:hAnsi="Calibri"/>
                 <w:color w:val="262626"/>
-                <w:sz w:val="19"/>
+                <w:sz w:val="18"/>
               </w:rPr>
               <w:t>Praktik Kerja Lapangan (PKL)</w:t>
             </w:r>
@@ -7700,14 +7705,14 @@
         </w:tc>
         <w:tc>
           <w:tcPr>
-            <w:tcW w:type="dxa" w:w="1129"/>
+            <w:tcW w:type="dxa" w:w="1870"/>
             <w:vAlign w:val="center"/>
             <w:shd w:fill="F2F5F9"/>
             <w:tcMar>
-              <w:top w:w="80" w:type="dxa"/>
-              <w:bottom w:w="80" w:type="dxa"/>
-              <w:left w:w="100" w:type="dxa"/>
-              <w:right w:w="100" w:type="dxa"/>
+              <w:top w:w="70" w:type="dxa"/>
+              <w:bottom w:w="70" w:type="dxa"/>
+              <w:left w:w="90" w:type="dxa"/>
+              <w:right w:w="90" w:type="dxa"/>
             </w:tcMar>
           </w:tcPr>
           <w:p>
@@ -7719,7 +7724,7 @@
               <w:rPr>
                 <w:rFonts w:ascii="Calibri" w:hAnsi="Calibri"/>
                 <w:color w:val="262626"/>
-                <w:sz w:val="19"/>
+                <w:sz w:val="18"/>
               </w:rPr>
               <w:t>3</w:t>
             </w:r>
@@ -7727,14 +7732,14 @@
         </w:tc>
         <w:tc>
           <w:tcPr>
-            <w:tcW w:type="dxa" w:w="1129"/>
+            <w:tcW w:type="dxa" w:w="1870"/>
             <w:vAlign w:val="center"/>
             <w:shd w:fill="F2F5F9"/>
             <w:tcMar>
-              <w:top w:w="80" w:type="dxa"/>
-              <w:bottom w:w="80" w:type="dxa"/>
-              <w:left w:w="100" w:type="dxa"/>
-              <w:right w:w="100" w:type="dxa"/>
+              <w:top w:w="70" w:type="dxa"/>
+              <w:bottom w:w="70" w:type="dxa"/>
+              <w:left w:w="90" w:type="dxa"/>
+              <w:right w:w="90" w:type="dxa"/>
             </w:tcMar>
           </w:tcPr>
           <w:p>
@@ -7746,7 +7751,7 @@
               <w:rPr>
                 <w:rFonts w:ascii="Calibri" w:hAnsi="Calibri"/>
                 <w:color w:val="262626"/>
-                <w:sz w:val="19"/>
+                <w:sz w:val="18"/>
               </w:rPr>
               <w:t>Magang</w:t>
             </w:r>
@@ -7754,14 +7759,14 @@
         </w:tc>
         <w:tc>
           <w:tcPr>
-            <w:tcW w:type="dxa" w:w="1129"/>
+            <w:tcW w:type="dxa" w:w="1870"/>
             <w:vAlign w:val="center"/>
             <w:shd w:fill="F2F5F9"/>
             <w:tcMar>
-              <w:top w:w="80" w:type="dxa"/>
-              <w:bottom w:w="80" w:type="dxa"/>
-              <w:left w:w="100" w:type="dxa"/>
-              <w:right w:w="100" w:type="dxa"/>
+              <w:top w:w="70" w:type="dxa"/>
+              <w:bottom w:w="70" w:type="dxa"/>
+              <w:left w:w="90" w:type="dxa"/>
+              <w:right w:w="90" w:type="dxa"/>
             </w:tcMar>
           </w:tcPr>
           <w:p>
@@ -7774,7 +7779,7 @@
                 <w:rFonts w:ascii="Calibri" w:hAnsi="Calibri"/>
                 <w:i/>
                 <w:color w:val="262626"/>
-                <w:sz w:val="19"/>
+                <w:sz w:val="18"/>
               </w:rPr>
               <w:t>≥ 100 SKS</w:t>
             </w:r>
@@ -7782,7 +7787,7 @@
               <w:rPr>
                 <w:rFonts w:ascii="Calibri" w:hAnsi="Calibri"/>
                 <w:color w:val="262626"/>
-                <w:sz w:val="19"/>
+                <w:sz w:val="18"/>
               </w:rPr>
               <w:t xml:space="preserve"> Selesai</w:t>
             </w:r>
@@ -7790,14 +7795,14 @@
         </w:tc>
         <w:tc>
           <w:tcPr>
-            <w:tcW w:type="dxa" w:w="1129"/>
+            <w:tcW w:type="dxa" w:w="1870"/>
             <w:vAlign w:val="center"/>
             <w:shd w:fill="F2F5F9"/>
             <w:tcMar>
-              <w:top w:w="80" w:type="dxa"/>
-              <w:bottom w:w="80" w:type="dxa"/>
-              <w:left w:w="100" w:type="dxa"/>
-              <w:right w:w="100" w:type="dxa"/>
+              <w:top w:w="70" w:type="dxa"/>
+              <w:bottom w:w="70" w:type="dxa"/>
+              <w:left w:w="90" w:type="dxa"/>
+              <w:right w:w="90" w:type="dxa"/>
             </w:tcMar>
           </w:tcPr>
           <w:p>
@@ -7809,7 +7814,7 @@
               <w:rPr>
                 <w:rFonts w:ascii="Calibri" w:hAnsi="Calibri"/>
                 <w:color w:val="262626"/>
-                <w:sz w:val="19"/>
+                <w:sz w:val="18"/>
               </w:rPr>
               <w:t>Portofolio Praktikum Sem 1–6</w:t>
             </w:r>
@@ -7817,14 +7822,14 @@
         </w:tc>
         <w:tc>
           <w:tcPr>
-            <w:tcW w:type="dxa" w:w="1129"/>
+            <w:tcW w:type="dxa" w:w="1870"/>
             <w:vAlign w:val="center"/>
             <w:shd w:fill="F2F5F9"/>
             <w:tcMar>
-              <w:top w:w="80" w:type="dxa"/>
-              <w:bottom w:w="80" w:type="dxa"/>
-              <w:left w:w="100" w:type="dxa"/>
-              <w:right w:w="100" w:type="dxa"/>
+              <w:top w:w="70" w:type="dxa"/>
+              <w:bottom w:w="70" w:type="dxa"/>
+              <w:left w:w="90" w:type="dxa"/>
+              <w:right w:w="90" w:type="dxa"/>
             </w:tcMar>
           </w:tcPr>
           <w:p>
@@ -7836,7 +7841,7 @@
               <w:rPr>
                 <w:rFonts w:ascii="Calibri" w:hAnsi="Calibri"/>
                 <w:color w:val="262626"/>
-                <w:sz w:val="19"/>
+                <w:sz w:val="18"/>
               </w:rPr>
               <w:t xml:space="preserve">🟢 </w:t>
             </w:r>
@@ -7845,7 +7850,7 @@
                 <w:rFonts w:ascii="Calibri" w:hAnsi="Calibri"/>
                 <w:b/>
                 <w:color w:val="262626"/>
-                <w:sz w:val="19"/>
+                <w:sz w:val="18"/>
               </w:rPr>
               <w:t>Sangat Kuat</w:t>
             </w:r>
@@ -7858,14 +7863,14 @@
         </w:trPr>
         <w:tc>
           <w:tcPr>
-            <w:tcW w:type="dxa" w:w="1129"/>
+            <w:tcW w:type="dxa" w:w="1870"/>
             <w:vAlign w:val="center"/>
             <w:shd w:fill="FFFFFF"/>
             <w:tcMar>
-              <w:top w:w="80" w:type="dxa"/>
-              <w:bottom w:w="80" w:type="dxa"/>
-              <w:left w:w="100" w:type="dxa"/>
-              <w:right w:w="100" w:type="dxa"/>
+              <w:top w:w="70" w:type="dxa"/>
+              <w:bottom w:w="70" w:type="dxa"/>
+              <w:left w:w="90" w:type="dxa"/>
+              <w:right w:w="90" w:type="dxa"/>
             </w:tcMar>
           </w:tcPr>
           <w:p>
@@ -7878,7 +7883,7 @@
                 <w:rFonts w:ascii="Calibri" w:hAnsi="Calibri"/>
                 <w:b/>
                 <w:color w:val="262626"/>
-                <w:sz w:val="19"/>
+                <w:sz w:val="18"/>
               </w:rPr>
               <w:t>7</w:t>
             </w:r>
@@ -7886,14 +7891,14 @@
         </w:tc>
         <w:tc>
           <w:tcPr>
-            <w:tcW w:type="dxa" w:w="1129"/>
+            <w:tcW w:type="dxa" w:w="1870"/>
             <w:vAlign w:val="center"/>
             <w:shd w:fill="FFFFFF"/>
             <w:tcMar>
-              <w:top w:w="80" w:type="dxa"/>
-              <w:bottom w:w="80" w:type="dxa"/>
-              <w:left w:w="100" w:type="dxa"/>
-              <w:right w:w="100" w:type="dxa"/>
+              <w:top w:w="70" w:type="dxa"/>
+              <w:bottom w:w="70" w:type="dxa"/>
+              <w:left w:w="90" w:type="dxa"/>
+              <w:right w:w="90" w:type="dxa"/>
             </w:tcMar>
           </w:tcPr>
           <w:p>
@@ -7905,7 +7910,7 @@
               <w:rPr>
                 <w:rFonts w:ascii="Consolas" w:hAnsi="Consolas"/>
                 <w:color w:val="A02828"/>
-                <w:sz w:val="18"/>
+                <w:sz w:val="17"/>
               </w:rPr>
               <w:t>FST-613</w:t>
             </w:r>
@@ -7913,14 +7918,14 @@
         </w:tc>
         <w:tc>
           <w:tcPr>
-            <w:tcW w:type="dxa" w:w="1129"/>
+            <w:tcW w:type="dxa" w:w="1870"/>
             <w:vAlign w:val="center"/>
             <w:shd w:fill="FFFFFF"/>
             <w:tcMar>
-              <w:top w:w="80" w:type="dxa"/>
-              <w:bottom w:w="80" w:type="dxa"/>
-              <w:left w:w="100" w:type="dxa"/>
-              <w:right w:w="100" w:type="dxa"/>
+              <w:top w:w="70" w:type="dxa"/>
+              <w:bottom w:w="70" w:type="dxa"/>
+              <w:left w:w="90" w:type="dxa"/>
+              <w:right w:w="90" w:type="dxa"/>
             </w:tcMar>
           </w:tcPr>
           <w:p>
@@ -7932,7 +7937,7 @@
               <w:rPr>
                 <w:rFonts w:ascii="Calibri" w:hAnsi="Calibri"/>
                 <w:color w:val="262626"/>
-                <w:sz w:val="19"/>
+                <w:sz w:val="18"/>
               </w:rPr>
               <w:t>Pra-Skripsi / Seminar Proposal</w:t>
             </w:r>
@@ -7940,14 +7945,14 @@
         </w:tc>
         <w:tc>
           <w:tcPr>
-            <w:tcW w:type="dxa" w:w="1129"/>
+            <w:tcW w:type="dxa" w:w="1870"/>
             <w:vAlign w:val="center"/>
             <w:shd w:fill="FFFFFF"/>
             <w:tcMar>
-              <w:top w:w="80" w:type="dxa"/>
-              <w:bottom w:w="80" w:type="dxa"/>
-              <w:left w:w="100" w:type="dxa"/>
-              <w:right w:w="100" w:type="dxa"/>
+              <w:top w:w="70" w:type="dxa"/>
+              <w:bottom w:w="70" w:type="dxa"/>
+              <w:left w:w="90" w:type="dxa"/>
+              <w:right w:w="90" w:type="dxa"/>
             </w:tcMar>
           </w:tcPr>
           <w:p>
@@ -7959,7 +7964,7 @@
               <w:rPr>
                 <w:rFonts w:ascii="Calibri" w:hAnsi="Calibri"/>
                 <w:color w:val="262626"/>
-                <w:sz w:val="19"/>
+                <w:sz w:val="18"/>
               </w:rPr>
               <w:t>2</w:t>
             </w:r>
@@ -7967,14 +7972,14 @@
         </w:tc>
         <w:tc>
           <w:tcPr>
-            <w:tcW w:type="dxa" w:w="1129"/>
+            <w:tcW w:type="dxa" w:w="1870"/>
             <w:vAlign w:val="center"/>
             <w:shd w:fill="FFFFFF"/>
             <w:tcMar>
-              <w:top w:w="80" w:type="dxa"/>
-              <w:bottom w:w="80" w:type="dxa"/>
-              <w:left w:w="100" w:type="dxa"/>
-              <w:right w:w="100" w:type="dxa"/>
+              <w:top w:w="70" w:type="dxa"/>
+              <w:bottom w:w="70" w:type="dxa"/>
+              <w:left w:w="90" w:type="dxa"/>
+              <w:right w:w="90" w:type="dxa"/>
             </w:tcMar>
           </w:tcPr>
           <w:p>
@@ -7986,7 +7991,7 @@
               <w:rPr>
                 <w:rFonts w:ascii="Calibri" w:hAnsi="Calibri"/>
                 <w:color w:val="262626"/>
-                <w:sz w:val="19"/>
+                <w:sz w:val="18"/>
               </w:rPr>
               <w:t>Seminar</w:t>
             </w:r>
@@ -7994,14 +7999,14 @@
         </w:tc>
         <w:tc>
           <w:tcPr>
-            <w:tcW w:type="dxa" w:w="1129"/>
+            <w:tcW w:type="dxa" w:w="1870"/>
             <w:vAlign w:val="center"/>
             <w:shd w:fill="FFFFFF"/>
             <w:tcMar>
-              <w:top w:w="80" w:type="dxa"/>
-              <w:bottom w:w="80" w:type="dxa"/>
-              <w:left w:w="100" w:type="dxa"/>
-              <w:right w:w="100" w:type="dxa"/>
+              <w:top w:w="70" w:type="dxa"/>
+              <w:bottom w:w="70" w:type="dxa"/>
+              <w:left w:w="90" w:type="dxa"/>
+              <w:right w:w="90" w:type="dxa"/>
             </w:tcMar>
           </w:tcPr>
           <w:p>
@@ -8013,7 +8018,7 @@
               <w:rPr>
                 <w:rFonts w:ascii="Consolas" w:hAnsi="Consolas"/>
                 <w:color w:val="A02828"/>
-                <w:sz w:val="18"/>
+                <w:sz w:val="17"/>
               </w:rPr>
               <w:t>FST-611</w:t>
             </w:r>
@@ -8021,7 +8026,7 @@
               <w:rPr>
                 <w:rFonts w:ascii="Calibri" w:hAnsi="Calibri"/>
                 <w:color w:val="262626"/>
-                <w:sz w:val="19"/>
+                <w:sz w:val="18"/>
               </w:rPr>
               <w:t xml:space="preserve"> Metpen, </w:t>
             </w:r>
@@ -8030,7 +8035,7 @@
                 <w:rFonts w:ascii="Calibri" w:hAnsi="Calibri"/>
                 <w:i/>
                 <w:color w:val="262626"/>
-                <w:sz w:val="19"/>
+                <w:sz w:val="18"/>
               </w:rPr>
               <w:t>≥ 100 SKS</w:t>
             </w:r>
@@ -8038,14 +8043,14 @@
         </w:tc>
         <w:tc>
           <w:tcPr>
-            <w:tcW w:type="dxa" w:w="1129"/>
+            <w:tcW w:type="dxa" w:w="1870"/>
             <w:vAlign w:val="center"/>
             <w:shd w:fill="FFFFFF"/>
             <w:tcMar>
-              <w:top w:w="80" w:type="dxa"/>
-              <w:bottom w:w="80" w:type="dxa"/>
-              <w:left w:w="100" w:type="dxa"/>
-              <w:right w:w="100" w:type="dxa"/>
+              <w:top w:w="70" w:type="dxa"/>
+              <w:bottom w:w="70" w:type="dxa"/>
+              <w:left w:w="90" w:type="dxa"/>
+              <w:right w:w="90" w:type="dxa"/>
             </w:tcMar>
           </w:tcPr>
           <w:p>
@@ -8057,7 +8062,7 @@
               <w:rPr>
                 <w:rFonts w:ascii="Calibri" w:hAnsi="Calibri"/>
                 <w:color w:val="262626"/>
-                <w:sz w:val="19"/>
+                <w:sz w:val="18"/>
               </w:rPr>
               <w:t>Proposal Penelitian &amp; Literatur Ilmiah</w:t>
             </w:r>
@@ -8065,14 +8070,14 @@
         </w:tc>
         <w:tc>
           <w:tcPr>
-            <w:tcW w:type="dxa" w:w="1129"/>
+            <w:tcW w:type="dxa" w:w="1870"/>
             <w:vAlign w:val="center"/>
             <w:shd w:fill="FFFFFF"/>
             <w:tcMar>
-              <w:top w:w="80" w:type="dxa"/>
-              <w:bottom w:w="80" w:type="dxa"/>
-              <w:left w:w="100" w:type="dxa"/>
-              <w:right w:w="100" w:type="dxa"/>
+              <w:top w:w="70" w:type="dxa"/>
+              <w:bottom w:w="70" w:type="dxa"/>
+              <w:left w:w="90" w:type="dxa"/>
+              <w:right w:w="90" w:type="dxa"/>
             </w:tcMar>
           </w:tcPr>
           <w:p>
@@ -8084,7 +8089,7 @@
               <w:rPr>
                 <w:rFonts w:ascii="Calibri" w:hAnsi="Calibri"/>
                 <w:color w:val="262626"/>
-                <w:sz w:val="19"/>
+                <w:sz w:val="18"/>
               </w:rPr>
               <w:t xml:space="preserve">🟢 </w:t>
             </w:r>
@@ -8093,7 +8098,7 @@
                 <w:rFonts w:ascii="Calibri" w:hAnsi="Calibri"/>
                 <w:b/>
                 <w:color w:val="262626"/>
-                <w:sz w:val="19"/>
+                <w:sz w:val="18"/>
               </w:rPr>
               <w:t>Sangat Kuat</w:t>
             </w:r>
@@ -8106,14 +8111,14 @@
         </w:trPr>
         <w:tc>
           <w:tcPr>
-            <w:tcW w:type="dxa" w:w="1129"/>
+            <w:tcW w:type="dxa" w:w="1870"/>
             <w:vAlign w:val="center"/>
             <w:shd w:fill="F2F5F9"/>
             <w:tcMar>
-              <w:top w:w="80" w:type="dxa"/>
-              <w:bottom w:w="80" w:type="dxa"/>
-              <w:left w:w="100" w:type="dxa"/>
-              <w:right w:w="100" w:type="dxa"/>
+              <w:top w:w="70" w:type="dxa"/>
+              <w:bottom w:w="70" w:type="dxa"/>
+              <w:left w:w="90" w:type="dxa"/>
+              <w:right w:w="90" w:type="dxa"/>
             </w:tcMar>
           </w:tcPr>
           <w:p>
@@ -8126,7 +8131,7 @@
                 <w:rFonts w:ascii="Calibri" w:hAnsi="Calibri"/>
                 <w:b/>
                 <w:color w:val="262626"/>
-                <w:sz w:val="19"/>
+                <w:sz w:val="18"/>
               </w:rPr>
               <w:t>7</w:t>
             </w:r>
@@ -8134,14 +8139,14 @@
         </w:tc>
         <w:tc>
           <w:tcPr>
-            <w:tcW w:type="dxa" w:w="1129"/>
+            <w:tcW w:type="dxa" w:w="1870"/>
             <w:vAlign w:val="center"/>
             <w:shd w:fill="F2F5F9"/>
             <w:tcMar>
-              <w:top w:w="80" w:type="dxa"/>
-              <w:bottom w:w="80" w:type="dxa"/>
-              <w:left w:w="100" w:type="dxa"/>
-              <w:right w:w="100" w:type="dxa"/>
+              <w:top w:w="70" w:type="dxa"/>
+              <w:bottom w:w="70" w:type="dxa"/>
+              <w:left w:w="90" w:type="dxa"/>
+              <w:right w:w="90" w:type="dxa"/>
             </w:tcMar>
           </w:tcPr>
           <w:p>
@@ -8153,7 +8158,7 @@
               <w:rPr>
                 <w:rFonts w:ascii="Consolas" w:hAnsi="Consolas"/>
                 <w:color w:val="A02828"/>
-                <w:sz w:val="18"/>
+                <w:sz w:val="17"/>
               </w:rPr>
               <w:t>STA-701</w:t>
             </w:r>
@@ -8161,14 +8166,14 @@
         </w:tc>
         <w:tc>
           <w:tcPr>
-            <w:tcW w:type="dxa" w:w="1129"/>
+            <w:tcW w:type="dxa" w:w="1870"/>
             <w:vAlign w:val="center"/>
             <w:shd w:fill="F2F5F9"/>
             <w:tcMar>
-              <w:top w:w="80" w:type="dxa"/>
-              <w:bottom w:w="80" w:type="dxa"/>
-              <w:left w:w="100" w:type="dxa"/>
-              <w:right w:w="100" w:type="dxa"/>
+              <w:top w:w="70" w:type="dxa"/>
+              <w:bottom w:w="70" w:type="dxa"/>
+              <w:left w:w="90" w:type="dxa"/>
+              <w:right w:w="90" w:type="dxa"/>
             </w:tcMar>
           </w:tcPr>
           <w:p>
@@ -8180,7 +8185,7 @@
               <w:rPr>
                 <w:rFonts w:ascii="Calibri" w:hAnsi="Calibri"/>
                 <w:color w:val="262626"/>
-                <w:sz w:val="19"/>
+                <w:sz w:val="18"/>
               </w:rPr>
               <w:t xml:space="preserve">MLOps &amp; AI Pipeline </w:t>
             </w:r>
@@ -8189,7 +8194,7 @@
                 <w:rFonts w:ascii="Calibri" w:hAnsi="Calibri"/>
                 <w:i/>
                 <w:color w:val="262626"/>
-                <w:sz w:val="19"/>
+                <w:sz w:val="18"/>
               </w:rPr>
               <w:t>(P1)</w:t>
             </w:r>
@@ -8197,14 +8202,14 @@
         </w:tc>
         <w:tc>
           <w:tcPr>
-            <w:tcW w:type="dxa" w:w="1129"/>
+            <w:tcW w:type="dxa" w:w="1870"/>
             <w:vAlign w:val="center"/>
             <w:shd w:fill="F2F5F9"/>
             <w:tcMar>
-              <w:top w:w="80" w:type="dxa"/>
-              <w:bottom w:w="80" w:type="dxa"/>
-              <w:left w:w="100" w:type="dxa"/>
-              <w:right w:w="100" w:type="dxa"/>
+              <w:top w:w="70" w:type="dxa"/>
+              <w:bottom w:w="70" w:type="dxa"/>
+              <w:left w:w="90" w:type="dxa"/>
+              <w:right w:w="90" w:type="dxa"/>
             </w:tcMar>
           </w:tcPr>
           <w:p>
@@ -8216,7 +8221,7 @@
               <w:rPr>
                 <w:rFonts w:ascii="Calibri" w:hAnsi="Calibri"/>
                 <w:color w:val="262626"/>
-                <w:sz w:val="19"/>
+                <w:sz w:val="18"/>
               </w:rPr>
               <w:t>3</w:t>
             </w:r>
@@ -8224,14 +8229,14 @@
         </w:tc>
         <w:tc>
           <w:tcPr>
-            <w:tcW w:type="dxa" w:w="1129"/>
+            <w:tcW w:type="dxa" w:w="1870"/>
             <w:vAlign w:val="center"/>
             <w:shd w:fill="F2F5F9"/>
             <w:tcMar>
-              <w:top w:w="80" w:type="dxa"/>
-              <w:bottom w:w="80" w:type="dxa"/>
-              <w:left w:w="100" w:type="dxa"/>
-              <w:right w:w="100" w:type="dxa"/>
+              <w:top w:w="70" w:type="dxa"/>
+              <w:bottom w:w="70" w:type="dxa"/>
+              <w:left w:w="90" w:type="dxa"/>
+              <w:right w:w="90" w:type="dxa"/>
             </w:tcMar>
           </w:tcPr>
           <w:p>
@@ -8243,7 +8248,7 @@
               <w:rPr>
                 <w:rFonts w:ascii="Calibri" w:hAnsi="Calibri"/>
                 <w:color w:val="262626"/>
-                <w:sz w:val="19"/>
+                <w:sz w:val="18"/>
               </w:rPr>
               <w:t>+P</w:t>
             </w:r>
@@ -8251,14 +8256,14 @@
         </w:tc>
         <w:tc>
           <w:tcPr>
-            <w:tcW w:type="dxa" w:w="1129"/>
+            <w:tcW w:type="dxa" w:w="1870"/>
             <w:vAlign w:val="center"/>
             <w:shd w:fill="F2F5F9"/>
             <w:tcMar>
-              <w:top w:w="80" w:type="dxa"/>
-              <w:bottom w:w="80" w:type="dxa"/>
-              <w:left w:w="100" w:type="dxa"/>
-              <w:right w:w="100" w:type="dxa"/>
+              <w:top w:w="70" w:type="dxa"/>
+              <w:bottom w:w="70" w:type="dxa"/>
+              <w:left w:w="90" w:type="dxa"/>
+              <w:right w:w="90" w:type="dxa"/>
             </w:tcMar>
           </w:tcPr>
           <w:p>
@@ -8270,7 +8275,7 @@
               <w:rPr>
                 <w:rFonts w:ascii="Consolas" w:hAnsi="Consolas"/>
                 <w:color w:val="A02828"/>
-                <w:sz w:val="18"/>
+                <w:sz w:val="17"/>
               </w:rPr>
               <w:t>STI-626</w:t>
             </w:r>
@@ -8278,7 +8283,7 @@
               <w:rPr>
                 <w:rFonts w:ascii="Calibri" w:hAnsi="Calibri"/>
                 <w:color w:val="262626"/>
-                <w:sz w:val="19"/>
+                <w:sz w:val="18"/>
               </w:rPr>
               <w:t xml:space="preserve"> DL, </w:t>
             </w:r>
@@ -8286,7 +8291,7 @@
               <w:rPr>
                 <w:rFonts w:ascii="Consolas" w:hAnsi="Consolas"/>
                 <w:color w:val="A02828"/>
-                <w:sz w:val="18"/>
+                <w:sz w:val="17"/>
               </w:rPr>
               <w:t>STI-417</w:t>
             </w:r>
@@ -8294,7 +8299,7 @@
               <w:rPr>
                 <w:rFonts w:ascii="Calibri" w:hAnsi="Calibri"/>
                 <w:color w:val="262626"/>
-                <w:sz w:val="19"/>
+                <w:sz w:val="18"/>
               </w:rPr>
               <w:t xml:space="preserve"> Cloud</w:t>
             </w:r>
@@ -8302,14 +8307,14 @@
         </w:tc>
         <w:tc>
           <w:tcPr>
-            <w:tcW w:type="dxa" w:w="1129"/>
+            <w:tcW w:type="dxa" w:w="1870"/>
             <w:vAlign w:val="center"/>
             <w:shd w:fill="F2F5F9"/>
             <w:tcMar>
-              <w:top w:w="80" w:type="dxa"/>
-              <w:bottom w:w="80" w:type="dxa"/>
-              <w:left w:w="100" w:type="dxa"/>
-              <w:right w:w="100" w:type="dxa"/>
+              <w:top w:w="70" w:type="dxa"/>
+              <w:bottom w:w="70" w:type="dxa"/>
+              <w:left w:w="90" w:type="dxa"/>
+              <w:right w:w="90" w:type="dxa"/>
             </w:tcMar>
           </w:tcPr>
           <w:p>
@@ -8321,7 +8326,7 @@
               <w:rPr>
                 <w:rFonts w:ascii="Consolas" w:hAnsi="Consolas"/>
                 <w:color w:val="A02828"/>
-                <w:sz w:val="18"/>
+                <w:sz w:val="17"/>
               </w:rPr>
               <w:t>STA-501</w:t>
             </w:r>
@@ -8329,7 +8334,7 @@
               <w:rPr>
                 <w:rFonts w:ascii="Calibri" w:hAnsi="Calibri"/>
                 <w:color w:val="262626"/>
-                <w:sz w:val="19"/>
+                <w:sz w:val="18"/>
               </w:rPr>
               <w:t xml:space="preserve"> DSS, </w:t>
             </w:r>
@@ -8337,7 +8342,7 @@
               <w:rPr>
                 <w:rFonts w:ascii="Consolas" w:hAnsi="Consolas"/>
                 <w:color w:val="A02828"/>
-                <w:sz w:val="18"/>
+                <w:sz w:val="17"/>
               </w:rPr>
               <w:t>STI-413</w:t>
             </w:r>
@@ -8345,7 +8350,7 @@
               <w:rPr>
                 <w:rFonts w:ascii="Calibri" w:hAnsi="Calibri"/>
                 <w:color w:val="262626"/>
-                <w:sz w:val="19"/>
+                <w:sz w:val="18"/>
               </w:rPr>
               <w:t xml:space="preserve"> ML</w:t>
             </w:r>
@@ -8353,14 +8358,14 @@
         </w:tc>
         <w:tc>
           <w:tcPr>
-            <w:tcW w:type="dxa" w:w="1129"/>
+            <w:tcW w:type="dxa" w:w="1870"/>
             <w:vAlign w:val="center"/>
             <w:shd w:fill="F2F5F9"/>
             <w:tcMar>
-              <w:top w:w="80" w:type="dxa"/>
-              <w:bottom w:w="80" w:type="dxa"/>
-              <w:left w:w="100" w:type="dxa"/>
-              <w:right w:w="100" w:type="dxa"/>
+              <w:top w:w="70" w:type="dxa"/>
+              <w:bottom w:w="70" w:type="dxa"/>
+              <w:left w:w="90" w:type="dxa"/>
+              <w:right w:w="90" w:type="dxa"/>
             </w:tcMar>
           </w:tcPr>
           <w:p>
@@ -8372,7 +8377,7 @@
               <w:rPr>
                 <w:rFonts w:ascii="Calibri" w:hAnsi="Calibri"/>
                 <w:color w:val="262626"/>
-                <w:sz w:val="19"/>
+                <w:sz w:val="18"/>
               </w:rPr>
               <w:t xml:space="preserve">🟢 </w:t>
             </w:r>
@@ -8381,7 +8386,7 @@
                 <w:rFonts w:ascii="Calibri" w:hAnsi="Calibri"/>
                 <w:b/>
                 <w:color w:val="262626"/>
-                <w:sz w:val="19"/>
+                <w:sz w:val="18"/>
               </w:rPr>
               <w:t>Sangat Kuat</w:t>
             </w:r>
@@ -8394,14 +8399,14 @@
         </w:trPr>
         <w:tc>
           <w:tcPr>
-            <w:tcW w:type="dxa" w:w="1129"/>
+            <w:tcW w:type="dxa" w:w="1870"/>
             <w:vAlign w:val="center"/>
             <w:shd w:fill="FFFFFF"/>
             <w:tcMar>
-              <w:top w:w="80" w:type="dxa"/>
-              <w:bottom w:w="80" w:type="dxa"/>
-              <w:left w:w="100" w:type="dxa"/>
-              <w:right w:w="100" w:type="dxa"/>
+              <w:top w:w="70" w:type="dxa"/>
+              <w:bottom w:w="70" w:type="dxa"/>
+              <w:left w:w="90" w:type="dxa"/>
+              <w:right w:w="90" w:type="dxa"/>
             </w:tcMar>
           </w:tcPr>
           <w:p>
@@ -8414,7 +8419,7 @@
                 <w:rFonts w:ascii="Calibri" w:hAnsi="Calibri"/>
                 <w:b/>
                 <w:color w:val="262626"/>
-                <w:sz w:val="19"/>
+                <w:sz w:val="18"/>
               </w:rPr>
               <w:t>7</w:t>
             </w:r>
@@ -8422,14 +8427,14 @@
         </w:tc>
         <w:tc>
           <w:tcPr>
-            <w:tcW w:type="dxa" w:w="1129"/>
+            <w:tcW w:type="dxa" w:w="1870"/>
             <w:vAlign w:val="center"/>
             <w:shd w:fill="FFFFFF"/>
             <w:tcMar>
-              <w:top w:w="80" w:type="dxa"/>
-              <w:bottom w:w="80" w:type="dxa"/>
-              <w:left w:w="100" w:type="dxa"/>
-              <w:right w:w="100" w:type="dxa"/>
+              <w:top w:w="70" w:type="dxa"/>
+              <w:bottom w:w="70" w:type="dxa"/>
+              <w:left w:w="90" w:type="dxa"/>
+              <w:right w:w="90" w:type="dxa"/>
             </w:tcMar>
           </w:tcPr>
           <w:p>
@@ -8441,7 +8446,7 @@
               <w:rPr>
                 <w:rFonts w:ascii="Consolas" w:hAnsi="Consolas"/>
                 <w:color w:val="A02828"/>
-                <w:sz w:val="18"/>
+                <w:sz w:val="17"/>
               </w:rPr>
               <w:t>STA-702</w:t>
             </w:r>
@@ -8449,14 +8454,14 @@
         </w:tc>
         <w:tc>
           <w:tcPr>
-            <w:tcW w:type="dxa" w:w="1129"/>
+            <w:tcW w:type="dxa" w:w="1870"/>
             <w:vAlign w:val="center"/>
             <w:shd w:fill="FFFFFF"/>
             <w:tcMar>
-              <w:top w:w="80" w:type="dxa"/>
-              <w:bottom w:w="80" w:type="dxa"/>
-              <w:left w:w="100" w:type="dxa"/>
-              <w:right w:w="100" w:type="dxa"/>
+              <w:top w:w="70" w:type="dxa"/>
+              <w:bottom w:w="70" w:type="dxa"/>
+              <w:left w:w="90" w:type="dxa"/>
+              <w:right w:w="90" w:type="dxa"/>
             </w:tcMar>
           </w:tcPr>
           <w:p>
@@ -8468,7 +8473,7 @@
               <w:rPr>
                 <w:rFonts w:ascii="Calibri" w:hAnsi="Calibri"/>
                 <w:color w:val="262626"/>
-                <w:sz w:val="19"/>
+                <w:sz w:val="18"/>
               </w:rPr>
               <w:t xml:space="preserve">Conversational AI &amp; LLM </w:t>
             </w:r>
@@ -8477,7 +8482,7 @@
                 <w:rFonts w:ascii="Calibri" w:hAnsi="Calibri"/>
                 <w:i/>
                 <w:color w:val="262626"/>
-                <w:sz w:val="19"/>
+                <w:sz w:val="18"/>
               </w:rPr>
               <w:t>(P1)</w:t>
             </w:r>
@@ -8485,14 +8490,14 @@
         </w:tc>
         <w:tc>
           <w:tcPr>
-            <w:tcW w:type="dxa" w:w="1129"/>
+            <w:tcW w:type="dxa" w:w="1870"/>
             <w:vAlign w:val="center"/>
             <w:shd w:fill="FFFFFF"/>
             <w:tcMar>
-              <w:top w:w="80" w:type="dxa"/>
-              <w:bottom w:w="80" w:type="dxa"/>
-              <w:left w:w="100" w:type="dxa"/>
-              <w:right w:w="100" w:type="dxa"/>
+              <w:top w:w="70" w:type="dxa"/>
+              <w:bottom w:w="70" w:type="dxa"/>
+              <w:left w:w="90" w:type="dxa"/>
+              <w:right w:w="90" w:type="dxa"/>
             </w:tcMar>
           </w:tcPr>
           <w:p>
@@ -8504,7 +8509,7 @@
               <w:rPr>
                 <w:rFonts w:ascii="Calibri" w:hAnsi="Calibri"/>
                 <w:color w:val="262626"/>
-                <w:sz w:val="19"/>
+                <w:sz w:val="18"/>
               </w:rPr>
               <w:t>3</w:t>
             </w:r>
@@ -8512,14 +8517,14 @@
         </w:tc>
         <w:tc>
           <w:tcPr>
-            <w:tcW w:type="dxa" w:w="1129"/>
+            <w:tcW w:type="dxa" w:w="1870"/>
             <w:vAlign w:val="center"/>
             <w:shd w:fill="FFFFFF"/>
             <w:tcMar>
-              <w:top w:w="80" w:type="dxa"/>
-              <w:bottom w:w="80" w:type="dxa"/>
-              <w:left w:w="100" w:type="dxa"/>
-              <w:right w:w="100" w:type="dxa"/>
+              <w:top w:w="70" w:type="dxa"/>
+              <w:bottom w:w="70" w:type="dxa"/>
+              <w:left w:w="90" w:type="dxa"/>
+              <w:right w:w="90" w:type="dxa"/>
             </w:tcMar>
           </w:tcPr>
           <w:p>
@@ -8531,7 +8536,7 @@
               <w:rPr>
                 <w:rFonts w:ascii="Calibri" w:hAnsi="Calibri"/>
                 <w:color w:val="262626"/>
-                <w:sz w:val="19"/>
+                <w:sz w:val="18"/>
               </w:rPr>
               <w:t>+P</w:t>
             </w:r>
@@ -8539,14 +8544,14 @@
         </w:tc>
         <w:tc>
           <w:tcPr>
-            <w:tcW w:type="dxa" w:w="1129"/>
+            <w:tcW w:type="dxa" w:w="1870"/>
             <w:vAlign w:val="center"/>
             <w:shd w:fill="FFFFFF"/>
             <w:tcMar>
-              <w:top w:w="80" w:type="dxa"/>
-              <w:bottom w:w="80" w:type="dxa"/>
-              <w:left w:w="100" w:type="dxa"/>
-              <w:right w:w="100" w:type="dxa"/>
+              <w:top w:w="70" w:type="dxa"/>
+              <w:bottom w:w="70" w:type="dxa"/>
+              <w:left w:w="90" w:type="dxa"/>
+              <w:right w:w="90" w:type="dxa"/>
             </w:tcMar>
           </w:tcPr>
           <w:p>
@@ -8558,7 +8563,7 @@
               <w:rPr>
                 <w:rFonts w:ascii="Consolas" w:hAnsi="Consolas"/>
                 <w:color w:val="A02828"/>
-                <w:sz w:val="18"/>
+                <w:sz w:val="17"/>
               </w:rPr>
               <w:t>STI-414</w:t>
             </w:r>
@@ -8566,7 +8571,7 @@
               <w:rPr>
                 <w:rFonts w:ascii="Calibri" w:hAnsi="Calibri"/>
                 <w:color w:val="262626"/>
-                <w:sz w:val="19"/>
+                <w:sz w:val="18"/>
               </w:rPr>
               <w:t xml:space="preserve"> NLP &amp; IR, </w:t>
             </w:r>
@@ -8574,7 +8579,7 @@
               <w:rPr>
                 <w:rFonts w:ascii="Consolas" w:hAnsi="Consolas"/>
                 <w:color w:val="A02828"/>
-                <w:sz w:val="18"/>
+                <w:sz w:val="17"/>
               </w:rPr>
               <w:t>STI-626</w:t>
             </w:r>
@@ -8582,7 +8587,7 @@
               <w:rPr>
                 <w:rFonts w:ascii="Calibri" w:hAnsi="Calibri"/>
                 <w:color w:val="262626"/>
-                <w:sz w:val="19"/>
+                <w:sz w:val="18"/>
               </w:rPr>
               <w:t xml:space="preserve"> DL</w:t>
             </w:r>
@@ -8590,14 +8595,14 @@
         </w:tc>
         <w:tc>
           <w:tcPr>
-            <w:tcW w:type="dxa" w:w="1129"/>
+            <w:tcW w:type="dxa" w:w="1870"/>
             <w:vAlign w:val="center"/>
             <w:shd w:fill="FFFFFF"/>
             <w:tcMar>
-              <w:top w:w="80" w:type="dxa"/>
-              <w:bottom w:w="80" w:type="dxa"/>
-              <w:left w:w="100" w:type="dxa"/>
-              <w:right w:w="100" w:type="dxa"/>
+              <w:top w:w="70" w:type="dxa"/>
+              <w:bottom w:w="70" w:type="dxa"/>
+              <w:left w:w="90" w:type="dxa"/>
+              <w:right w:w="90" w:type="dxa"/>
             </w:tcMar>
           </w:tcPr>
           <w:p>
@@ -8609,7 +8614,7 @@
               <w:rPr>
                 <w:rFonts w:ascii="Consolas" w:hAnsi="Consolas"/>
                 <w:color w:val="A02828"/>
-                <w:sz w:val="18"/>
+                <w:sz w:val="17"/>
               </w:rPr>
               <w:t>STI-624</w:t>
             </w:r>
@@ -8617,7 +8622,7 @@
               <w:rPr>
                 <w:rFonts w:ascii="Calibri" w:hAnsi="Calibri"/>
                 <w:color w:val="262626"/>
-                <w:sz w:val="19"/>
+                <w:sz w:val="18"/>
               </w:rPr>
               <w:t xml:space="preserve"> Integrasi Layanan Cerdas AI</w:t>
             </w:r>
@@ -8625,14 +8630,14 @@
         </w:tc>
         <w:tc>
           <w:tcPr>
-            <w:tcW w:type="dxa" w:w="1129"/>
+            <w:tcW w:type="dxa" w:w="1870"/>
             <w:vAlign w:val="center"/>
             <w:shd w:fill="FFFFFF"/>
             <w:tcMar>
-              <w:top w:w="80" w:type="dxa"/>
-              <w:bottom w:w="80" w:type="dxa"/>
-              <w:left w:w="100" w:type="dxa"/>
-              <w:right w:w="100" w:type="dxa"/>
+              <w:top w:w="70" w:type="dxa"/>
+              <w:bottom w:w="70" w:type="dxa"/>
+              <w:left w:w="90" w:type="dxa"/>
+              <w:right w:w="90" w:type="dxa"/>
             </w:tcMar>
           </w:tcPr>
           <w:p>
@@ -8644,7 +8649,7 @@
               <w:rPr>
                 <w:rFonts w:ascii="Calibri" w:hAnsi="Calibri"/>
                 <w:color w:val="262626"/>
-                <w:sz w:val="19"/>
+                <w:sz w:val="18"/>
               </w:rPr>
               <w:t xml:space="preserve">🟢 </w:t>
             </w:r>
@@ -8653,7 +8658,7 @@
                 <w:rFonts w:ascii="Calibri" w:hAnsi="Calibri"/>
                 <w:b/>
                 <w:color w:val="262626"/>
-                <w:sz w:val="19"/>
+                <w:sz w:val="18"/>
               </w:rPr>
               <w:t>Sangat Kuat</w:t>
             </w:r>
@@ -8666,14 +8671,14 @@
         </w:trPr>
         <w:tc>
           <w:tcPr>
-            <w:tcW w:type="dxa" w:w="1129"/>
+            <w:tcW w:type="dxa" w:w="1870"/>
             <w:vAlign w:val="center"/>
             <w:shd w:fill="F2F5F9"/>
             <w:tcMar>
-              <w:top w:w="80" w:type="dxa"/>
-              <w:bottom w:w="80" w:type="dxa"/>
-              <w:left w:w="100" w:type="dxa"/>
-              <w:right w:w="100" w:type="dxa"/>
+              <w:top w:w="70" w:type="dxa"/>
+              <w:bottom w:w="70" w:type="dxa"/>
+              <w:left w:w="90" w:type="dxa"/>
+              <w:right w:w="90" w:type="dxa"/>
             </w:tcMar>
           </w:tcPr>
           <w:p>
@@ -8686,7 +8691,7 @@
                 <w:rFonts w:ascii="Calibri" w:hAnsi="Calibri"/>
                 <w:b/>
                 <w:color w:val="262626"/>
-                <w:sz w:val="19"/>
+                <w:sz w:val="18"/>
               </w:rPr>
               <w:t>7</w:t>
             </w:r>
@@ -8694,14 +8699,14 @@
         </w:tc>
         <w:tc>
           <w:tcPr>
-            <w:tcW w:type="dxa" w:w="1129"/>
+            <w:tcW w:type="dxa" w:w="1870"/>
             <w:vAlign w:val="center"/>
             <w:shd w:fill="F2F5F9"/>
             <w:tcMar>
-              <w:top w:w="80" w:type="dxa"/>
-              <w:bottom w:w="80" w:type="dxa"/>
-              <w:left w:w="100" w:type="dxa"/>
-              <w:right w:w="100" w:type="dxa"/>
+              <w:top w:w="70" w:type="dxa"/>
+              <w:bottom w:w="70" w:type="dxa"/>
+              <w:left w:w="90" w:type="dxa"/>
+              <w:right w:w="90" w:type="dxa"/>
             </w:tcMar>
           </w:tcPr>
           <w:p>
@@ -8713,7 +8718,7 @@
               <w:rPr>
                 <w:rFonts w:ascii="Consolas" w:hAnsi="Consolas"/>
                 <w:color w:val="A02828"/>
-                <w:sz w:val="18"/>
+                <w:sz w:val="17"/>
               </w:rPr>
               <w:t>STA-703</w:t>
             </w:r>
@@ -8721,14 +8726,14 @@
         </w:tc>
         <w:tc>
           <w:tcPr>
-            <w:tcW w:type="dxa" w:w="1129"/>
+            <w:tcW w:type="dxa" w:w="1870"/>
             <w:vAlign w:val="center"/>
             <w:shd w:fill="F2F5F9"/>
             <w:tcMar>
-              <w:top w:w="80" w:type="dxa"/>
-              <w:bottom w:w="80" w:type="dxa"/>
-              <w:left w:w="100" w:type="dxa"/>
-              <w:right w:w="100" w:type="dxa"/>
+              <w:top w:w="70" w:type="dxa"/>
+              <w:bottom w:w="70" w:type="dxa"/>
+              <w:left w:w="90" w:type="dxa"/>
+              <w:right w:w="90" w:type="dxa"/>
             </w:tcMar>
           </w:tcPr>
           <w:p>
@@ -8740,7 +8745,7 @@
               <w:rPr>
                 <w:rFonts w:ascii="Calibri" w:hAnsi="Calibri"/>
                 <w:color w:val="262626"/>
-                <w:sz w:val="19"/>
+                <w:sz w:val="18"/>
               </w:rPr>
               <w:t xml:space="preserve">Smart Surveillance &amp; Edge AI </w:t>
             </w:r>
@@ -8749,7 +8754,7 @@
                 <w:rFonts w:ascii="Calibri" w:hAnsi="Calibri"/>
                 <w:i/>
                 <w:color w:val="262626"/>
-                <w:sz w:val="19"/>
+                <w:sz w:val="18"/>
               </w:rPr>
               <w:t>(P1)</w:t>
             </w:r>
@@ -8757,14 +8762,14 @@
         </w:tc>
         <w:tc>
           <w:tcPr>
-            <w:tcW w:type="dxa" w:w="1129"/>
+            <w:tcW w:type="dxa" w:w="1870"/>
             <w:vAlign w:val="center"/>
             <w:shd w:fill="F2F5F9"/>
             <w:tcMar>
-              <w:top w:w="80" w:type="dxa"/>
-              <w:bottom w:w="80" w:type="dxa"/>
-              <w:left w:w="100" w:type="dxa"/>
-              <w:right w:w="100" w:type="dxa"/>
+              <w:top w:w="70" w:type="dxa"/>
+              <w:bottom w:w="70" w:type="dxa"/>
+              <w:left w:w="90" w:type="dxa"/>
+              <w:right w:w="90" w:type="dxa"/>
             </w:tcMar>
           </w:tcPr>
           <w:p>
@@ -8776,7 +8781,7 @@
               <w:rPr>
                 <w:rFonts w:ascii="Calibri" w:hAnsi="Calibri"/>
                 <w:color w:val="262626"/>
-                <w:sz w:val="19"/>
+                <w:sz w:val="18"/>
               </w:rPr>
               <w:t>3</w:t>
             </w:r>
@@ -8784,14 +8789,14 @@
         </w:tc>
         <w:tc>
           <w:tcPr>
-            <w:tcW w:type="dxa" w:w="1129"/>
+            <w:tcW w:type="dxa" w:w="1870"/>
             <w:vAlign w:val="center"/>
             <w:shd w:fill="F2F5F9"/>
             <w:tcMar>
-              <w:top w:w="80" w:type="dxa"/>
-              <w:bottom w:w="80" w:type="dxa"/>
-              <w:left w:w="100" w:type="dxa"/>
-              <w:right w:w="100" w:type="dxa"/>
+              <w:top w:w="70" w:type="dxa"/>
+              <w:bottom w:w="70" w:type="dxa"/>
+              <w:left w:w="90" w:type="dxa"/>
+              <w:right w:w="90" w:type="dxa"/>
             </w:tcMar>
           </w:tcPr>
           <w:p>
@@ -8803,7 +8808,7 @@
               <w:rPr>
                 <w:rFonts w:ascii="Calibri" w:hAnsi="Calibri"/>
                 <w:color w:val="262626"/>
-                <w:sz w:val="19"/>
+                <w:sz w:val="18"/>
               </w:rPr>
               <w:t>+P</w:t>
             </w:r>
@@ -8811,14 +8816,14 @@
         </w:tc>
         <w:tc>
           <w:tcPr>
-            <w:tcW w:type="dxa" w:w="1129"/>
+            <w:tcW w:type="dxa" w:w="1870"/>
             <w:vAlign w:val="center"/>
             <w:shd w:fill="F2F5F9"/>
             <w:tcMar>
-              <w:top w:w="80" w:type="dxa"/>
-              <w:bottom w:w="80" w:type="dxa"/>
-              <w:left w:w="100" w:type="dxa"/>
-              <w:right w:w="100" w:type="dxa"/>
+              <w:top w:w="70" w:type="dxa"/>
+              <w:bottom w:w="70" w:type="dxa"/>
+              <w:left w:w="90" w:type="dxa"/>
+              <w:right w:w="90" w:type="dxa"/>
             </w:tcMar>
           </w:tcPr>
           <w:p>
@@ -8830,7 +8835,7 @@
               <w:rPr>
                 <w:rFonts w:ascii="Consolas" w:hAnsi="Consolas"/>
                 <w:color w:val="A02828"/>
-                <w:sz w:val="18"/>
+                <w:sz w:val="17"/>
               </w:rPr>
               <w:t>STI-626</w:t>
             </w:r>
@@ -8838,7 +8843,7 @@
               <w:rPr>
                 <w:rFonts w:ascii="Calibri" w:hAnsi="Calibri"/>
                 <w:color w:val="262626"/>
-                <w:sz w:val="19"/>
+                <w:sz w:val="18"/>
               </w:rPr>
               <w:t xml:space="preserve"> DL, </w:t>
             </w:r>
@@ -8846,7 +8851,7 @@
               <w:rPr>
                 <w:rFonts w:ascii="Consolas" w:hAnsi="Consolas"/>
                 <w:color w:val="A02828"/>
-                <w:sz w:val="18"/>
+                <w:sz w:val="17"/>
               </w:rPr>
               <w:t>STI-521</w:t>
             </w:r>
@@ -8854,7 +8859,7 @@
               <w:rPr>
                 <w:rFonts w:ascii="Calibri" w:hAnsi="Calibri"/>
                 <w:color w:val="262626"/>
-                <w:sz w:val="19"/>
+                <w:sz w:val="18"/>
               </w:rPr>
               <w:t xml:space="preserve"> IoT</w:t>
             </w:r>
@@ -8862,14 +8867,14 @@
         </w:tc>
         <w:tc>
           <w:tcPr>
-            <w:tcW w:type="dxa" w:w="1129"/>
+            <w:tcW w:type="dxa" w:w="1870"/>
             <w:vAlign w:val="center"/>
             <w:shd w:fill="F2F5F9"/>
             <w:tcMar>
-              <w:top w:w="80" w:type="dxa"/>
-              <w:bottom w:w="80" w:type="dxa"/>
-              <w:left w:w="100" w:type="dxa"/>
-              <w:right w:w="100" w:type="dxa"/>
+              <w:top w:w="70" w:type="dxa"/>
+              <w:bottom w:w="70" w:type="dxa"/>
+              <w:left w:w="90" w:type="dxa"/>
+              <w:right w:w="90" w:type="dxa"/>
             </w:tcMar>
           </w:tcPr>
           <w:p>
@@ -8881,7 +8886,7 @@
               <w:rPr>
                 <w:rFonts w:ascii="Consolas" w:hAnsi="Consolas"/>
                 <w:color w:val="A02828"/>
-                <w:sz w:val="18"/>
+                <w:sz w:val="17"/>
               </w:rPr>
               <w:t>STI-413</w:t>
             </w:r>
@@ -8889,7 +8894,7 @@
               <w:rPr>
                 <w:rFonts w:ascii="Calibri" w:hAnsi="Calibri"/>
                 <w:color w:val="262626"/>
-                <w:sz w:val="19"/>
+                <w:sz w:val="18"/>
               </w:rPr>
               <w:t xml:space="preserve"> Machine Learning</w:t>
             </w:r>
@@ -8897,14 +8902,14 @@
         </w:tc>
         <w:tc>
           <w:tcPr>
-            <w:tcW w:type="dxa" w:w="1129"/>
+            <w:tcW w:type="dxa" w:w="1870"/>
             <w:vAlign w:val="center"/>
             <w:shd w:fill="F2F5F9"/>
             <w:tcMar>
-              <w:top w:w="80" w:type="dxa"/>
-              <w:bottom w:w="80" w:type="dxa"/>
-              <w:left w:w="100" w:type="dxa"/>
-              <w:right w:w="100" w:type="dxa"/>
+              <w:top w:w="70" w:type="dxa"/>
+              <w:bottom w:w="70" w:type="dxa"/>
+              <w:left w:w="90" w:type="dxa"/>
+              <w:right w:w="90" w:type="dxa"/>
             </w:tcMar>
           </w:tcPr>
           <w:p>
@@ -8916,7 +8921,7 @@
               <w:rPr>
                 <w:rFonts w:ascii="Calibri" w:hAnsi="Calibri"/>
                 <w:color w:val="262626"/>
-                <w:sz w:val="19"/>
+                <w:sz w:val="18"/>
               </w:rPr>
               <w:t xml:space="preserve">🟢 </w:t>
             </w:r>
@@ -8925,7 +8930,7 @@
                 <w:rFonts w:ascii="Calibri" w:hAnsi="Calibri"/>
                 <w:b/>
                 <w:color w:val="262626"/>
-                <w:sz w:val="19"/>
+                <w:sz w:val="18"/>
               </w:rPr>
               <w:t>Sangat Kuat</w:t>
             </w:r>
@@ -8938,14 +8943,14 @@
         </w:trPr>
         <w:tc>
           <w:tcPr>
-            <w:tcW w:type="dxa" w:w="1129"/>
+            <w:tcW w:type="dxa" w:w="1870"/>
             <w:vAlign w:val="center"/>
             <w:shd w:fill="FFFFFF"/>
             <w:tcMar>
-              <w:top w:w="80" w:type="dxa"/>
-              <w:bottom w:w="80" w:type="dxa"/>
-              <w:left w:w="100" w:type="dxa"/>
-              <w:right w:w="100" w:type="dxa"/>
+              <w:top w:w="70" w:type="dxa"/>
+              <w:bottom w:w="70" w:type="dxa"/>
+              <w:left w:w="90" w:type="dxa"/>
+              <w:right w:w="90" w:type="dxa"/>
             </w:tcMar>
           </w:tcPr>
           <w:p>
@@ -8958,7 +8963,7 @@
                 <w:rFonts w:ascii="Calibri" w:hAnsi="Calibri"/>
                 <w:b/>
                 <w:color w:val="262626"/>
-                <w:sz w:val="19"/>
+                <w:sz w:val="18"/>
               </w:rPr>
               <w:t>7</w:t>
             </w:r>
@@ -8966,14 +8971,14 @@
         </w:tc>
         <w:tc>
           <w:tcPr>
-            <w:tcW w:type="dxa" w:w="1129"/>
+            <w:tcW w:type="dxa" w:w="1870"/>
             <w:vAlign w:val="center"/>
             <w:shd w:fill="FFFFFF"/>
             <w:tcMar>
-              <w:top w:w="80" w:type="dxa"/>
-              <w:bottom w:w="80" w:type="dxa"/>
-              <w:left w:w="100" w:type="dxa"/>
-              <w:right w:w="100" w:type="dxa"/>
+              <w:top w:w="70" w:type="dxa"/>
+              <w:bottom w:w="70" w:type="dxa"/>
+              <w:left w:w="90" w:type="dxa"/>
+              <w:right w:w="90" w:type="dxa"/>
             </w:tcMar>
           </w:tcPr>
           <w:p>
@@ -8985,7 +8990,7 @@
               <w:rPr>
                 <w:rFonts w:ascii="Consolas" w:hAnsi="Consolas"/>
                 <w:color w:val="A02828"/>
-                <w:sz w:val="18"/>
+                <w:sz w:val="17"/>
               </w:rPr>
               <w:t>STB-701</w:t>
             </w:r>
@@ -8993,14 +8998,14 @@
         </w:tc>
         <w:tc>
           <w:tcPr>
-            <w:tcW w:type="dxa" w:w="1129"/>
+            <w:tcW w:type="dxa" w:w="1870"/>
             <w:vAlign w:val="center"/>
             <w:shd w:fill="FFFFFF"/>
             <w:tcMar>
-              <w:top w:w="80" w:type="dxa"/>
-              <w:bottom w:w="80" w:type="dxa"/>
-              <w:left w:w="100" w:type="dxa"/>
-              <w:right w:w="100" w:type="dxa"/>
+              <w:top w:w="70" w:type="dxa"/>
+              <w:bottom w:w="70" w:type="dxa"/>
+              <w:left w:w="90" w:type="dxa"/>
+              <w:right w:w="90" w:type="dxa"/>
             </w:tcMar>
           </w:tcPr>
           <w:p>
@@ -9012,7 +9017,7 @@
               <w:rPr>
                 <w:rFonts w:ascii="Calibri" w:hAnsi="Calibri"/>
                 <w:color w:val="262626"/>
-                <w:sz w:val="19"/>
+                <w:sz w:val="18"/>
               </w:rPr>
               <w:t xml:space="preserve">IT Governance COBIT 2019 </w:t>
             </w:r>
@@ -9021,7 +9026,7 @@
                 <w:rFonts w:ascii="Calibri" w:hAnsi="Calibri"/>
                 <w:i/>
                 <w:color w:val="262626"/>
-                <w:sz w:val="19"/>
+                <w:sz w:val="18"/>
               </w:rPr>
               <w:t>(P2)</w:t>
             </w:r>
@@ -9029,14 +9034,14 @@
         </w:tc>
         <w:tc>
           <w:tcPr>
-            <w:tcW w:type="dxa" w:w="1129"/>
+            <w:tcW w:type="dxa" w:w="1870"/>
             <w:vAlign w:val="center"/>
             <w:shd w:fill="FFFFFF"/>
             <w:tcMar>
-              <w:top w:w="80" w:type="dxa"/>
-              <w:bottom w:w="80" w:type="dxa"/>
-              <w:left w:w="100" w:type="dxa"/>
-              <w:right w:w="100" w:type="dxa"/>
+              <w:top w:w="70" w:type="dxa"/>
+              <w:bottom w:w="70" w:type="dxa"/>
+              <w:left w:w="90" w:type="dxa"/>
+              <w:right w:w="90" w:type="dxa"/>
             </w:tcMar>
           </w:tcPr>
           <w:p>
@@ -9048,7 +9053,7 @@
               <w:rPr>
                 <w:rFonts w:ascii="Calibri" w:hAnsi="Calibri"/>
                 <w:color w:val="262626"/>
-                <w:sz w:val="19"/>
+                <w:sz w:val="18"/>
               </w:rPr>
               <w:t>3</w:t>
             </w:r>
@@ -9056,14 +9061,14 @@
         </w:tc>
         <w:tc>
           <w:tcPr>
-            <w:tcW w:type="dxa" w:w="1129"/>
+            <w:tcW w:type="dxa" w:w="1870"/>
             <w:vAlign w:val="center"/>
             <w:shd w:fill="FFFFFF"/>
             <w:tcMar>
-              <w:top w:w="80" w:type="dxa"/>
-              <w:bottom w:w="80" w:type="dxa"/>
-              <w:left w:w="100" w:type="dxa"/>
-              <w:right w:w="100" w:type="dxa"/>
+              <w:top w:w="70" w:type="dxa"/>
+              <w:bottom w:w="70" w:type="dxa"/>
+              <w:left w:w="90" w:type="dxa"/>
+              <w:right w:w="90" w:type="dxa"/>
             </w:tcMar>
           </w:tcPr>
           <w:p>
@@ -9075,7 +9080,7 @@
               <w:rPr>
                 <w:rFonts w:ascii="Calibri" w:hAnsi="Calibri"/>
                 <w:color w:val="262626"/>
-                <w:sz w:val="19"/>
+                <w:sz w:val="18"/>
               </w:rPr>
               <w:t>Teori</w:t>
             </w:r>
@@ -9083,14 +9088,14 @@
         </w:tc>
         <w:tc>
           <w:tcPr>
-            <w:tcW w:type="dxa" w:w="1129"/>
+            <w:tcW w:type="dxa" w:w="1870"/>
             <w:vAlign w:val="center"/>
             <w:shd w:fill="FFFFFF"/>
             <w:tcMar>
-              <w:top w:w="80" w:type="dxa"/>
-              <w:bottom w:w="80" w:type="dxa"/>
-              <w:left w:w="100" w:type="dxa"/>
-              <w:right w:w="100" w:type="dxa"/>
+              <w:top w:w="70" w:type="dxa"/>
+              <w:bottom w:w="70" w:type="dxa"/>
+              <w:left w:w="90" w:type="dxa"/>
+              <w:right w:w="90" w:type="dxa"/>
             </w:tcMar>
           </w:tcPr>
           <w:p>
@@ -9102,7 +9107,7 @@
               <w:rPr>
                 <w:rFonts w:ascii="Consolas" w:hAnsi="Consolas"/>
                 <w:color w:val="A02828"/>
-                <w:sz w:val="18"/>
+                <w:sz w:val="17"/>
               </w:rPr>
               <w:t>STI-306</w:t>
             </w:r>
@@ -9110,7 +9115,7 @@
               <w:rPr>
                 <w:rFonts w:ascii="Calibri" w:hAnsi="Calibri"/>
                 <w:color w:val="262626"/>
-                <w:sz w:val="19"/>
+                <w:sz w:val="18"/>
               </w:rPr>
               <w:t xml:space="preserve"> APSI, </w:t>
             </w:r>
@@ -9118,7 +9123,7 @@
               <w:rPr>
                 <w:rFonts w:ascii="Consolas" w:hAnsi="Consolas"/>
                 <w:color w:val="A02828"/>
-                <w:sz w:val="18"/>
+                <w:sz w:val="17"/>
               </w:rPr>
               <w:t>FST-206</w:t>
             </w:r>
@@ -9126,7 +9131,7 @@
               <w:rPr>
                 <w:rFonts w:ascii="Calibri" w:hAnsi="Calibri"/>
                 <w:color w:val="262626"/>
-                <w:sz w:val="19"/>
+                <w:sz w:val="18"/>
               </w:rPr>
               <w:t xml:space="preserve"> Etika</w:t>
             </w:r>
@@ -9134,14 +9139,14 @@
         </w:tc>
         <w:tc>
           <w:tcPr>
-            <w:tcW w:type="dxa" w:w="1129"/>
+            <w:tcW w:type="dxa" w:w="1870"/>
             <w:vAlign w:val="center"/>
             <w:shd w:fill="FFFFFF"/>
             <w:tcMar>
-              <w:top w:w="80" w:type="dxa"/>
-              <w:bottom w:w="80" w:type="dxa"/>
-              <w:left w:w="100" w:type="dxa"/>
-              <w:right w:w="100" w:type="dxa"/>
+              <w:top w:w="70" w:type="dxa"/>
+              <w:bottom w:w="70" w:type="dxa"/>
+              <w:left w:w="90" w:type="dxa"/>
+              <w:right w:w="90" w:type="dxa"/>
             </w:tcMar>
           </w:tcPr>
           <w:p>
@@ -9153,7 +9158,7 @@
               <w:rPr>
                 <w:rFonts w:ascii="Consolas" w:hAnsi="Consolas"/>
                 <w:color w:val="A02828"/>
-                <w:sz w:val="18"/>
+                <w:sz w:val="17"/>
               </w:rPr>
               <w:t>STI-523</w:t>
             </w:r>
@@ -9161,7 +9166,7 @@
               <w:rPr>
                 <w:rFonts w:ascii="Calibri" w:hAnsi="Calibri"/>
                 <w:color w:val="262626"/>
-                <w:sz w:val="19"/>
+                <w:sz w:val="18"/>
               </w:rPr>
               <w:t xml:space="preserve"> Manajemen Proyek TI</w:t>
             </w:r>
@@ -9169,14 +9174,14 @@
         </w:tc>
         <w:tc>
           <w:tcPr>
-            <w:tcW w:type="dxa" w:w="1129"/>
+            <w:tcW w:type="dxa" w:w="1870"/>
             <w:vAlign w:val="center"/>
             <w:shd w:fill="FFFFFF"/>
             <w:tcMar>
-              <w:top w:w="80" w:type="dxa"/>
-              <w:bottom w:w="80" w:type="dxa"/>
-              <w:left w:w="100" w:type="dxa"/>
-              <w:right w:w="100" w:type="dxa"/>
+              <w:top w:w="70" w:type="dxa"/>
+              <w:bottom w:w="70" w:type="dxa"/>
+              <w:left w:w="90" w:type="dxa"/>
+              <w:right w:w="90" w:type="dxa"/>
             </w:tcMar>
           </w:tcPr>
           <w:p>
@@ -9188,7 +9193,7 @@
               <w:rPr>
                 <w:rFonts w:ascii="Calibri" w:hAnsi="Calibri"/>
                 <w:color w:val="262626"/>
-                <w:sz w:val="19"/>
+                <w:sz w:val="18"/>
               </w:rPr>
               <w:t xml:space="preserve">🟢 </w:t>
             </w:r>
@@ -9197,7 +9202,7 @@
                 <w:rFonts w:ascii="Calibri" w:hAnsi="Calibri"/>
                 <w:b/>
                 <w:color w:val="262626"/>
-                <w:sz w:val="19"/>
+                <w:sz w:val="18"/>
               </w:rPr>
               <w:t>Sangat Kuat</w:t>
             </w:r>
@@ -9210,14 +9215,14 @@
         </w:trPr>
         <w:tc>
           <w:tcPr>
-            <w:tcW w:type="dxa" w:w="1129"/>
+            <w:tcW w:type="dxa" w:w="1870"/>
             <w:vAlign w:val="center"/>
             <w:shd w:fill="F2F5F9"/>
             <w:tcMar>
-              <w:top w:w="80" w:type="dxa"/>
-              <w:bottom w:w="80" w:type="dxa"/>
-              <w:left w:w="100" w:type="dxa"/>
-              <w:right w:w="100" w:type="dxa"/>
+              <w:top w:w="70" w:type="dxa"/>
+              <w:bottom w:w="70" w:type="dxa"/>
+              <w:left w:w="90" w:type="dxa"/>
+              <w:right w:w="90" w:type="dxa"/>
             </w:tcMar>
           </w:tcPr>
           <w:p>
@@ -9230,7 +9235,7 @@
                 <w:rFonts w:ascii="Calibri" w:hAnsi="Calibri"/>
                 <w:b/>
                 <w:color w:val="262626"/>
-                <w:sz w:val="19"/>
+                <w:sz w:val="18"/>
               </w:rPr>
               <w:t>7</w:t>
             </w:r>
@@ -9238,14 +9243,14 @@
         </w:tc>
         <w:tc>
           <w:tcPr>
-            <w:tcW w:type="dxa" w:w="1129"/>
+            <w:tcW w:type="dxa" w:w="1870"/>
             <w:vAlign w:val="center"/>
             <w:shd w:fill="F2F5F9"/>
             <w:tcMar>
-              <w:top w:w="80" w:type="dxa"/>
-              <w:bottom w:w="80" w:type="dxa"/>
-              <w:left w:w="100" w:type="dxa"/>
-              <w:right w:w="100" w:type="dxa"/>
+              <w:top w:w="70" w:type="dxa"/>
+              <w:bottom w:w="70" w:type="dxa"/>
+              <w:left w:w="90" w:type="dxa"/>
+              <w:right w:w="90" w:type="dxa"/>
             </w:tcMar>
           </w:tcPr>
           <w:p>
@@ -9257,7 +9262,7 @@
               <w:rPr>
                 <w:rFonts w:ascii="Consolas" w:hAnsi="Consolas"/>
                 <w:color w:val="A02828"/>
-                <w:sz w:val="18"/>
+                <w:sz w:val="17"/>
               </w:rPr>
               <w:t>STB-702</w:t>
             </w:r>
@@ -9265,14 +9270,14 @@
         </w:tc>
         <w:tc>
           <w:tcPr>
-            <w:tcW w:type="dxa" w:w="1129"/>
+            <w:tcW w:type="dxa" w:w="1870"/>
             <w:vAlign w:val="center"/>
             <w:shd w:fill="F2F5F9"/>
             <w:tcMar>
-              <w:top w:w="80" w:type="dxa"/>
-              <w:bottom w:w="80" w:type="dxa"/>
-              <w:left w:w="100" w:type="dxa"/>
-              <w:right w:w="100" w:type="dxa"/>
+              <w:top w:w="70" w:type="dxa"/>
+              <w:bottom w:w="70" w:type="dxa"/>
+              <w:left w:w="90" w:type="dxa"/>
+              <w:right w:w="90" w:type="dxa"/>
             </w:tcMar>
           </w:tcPr>
           <w:p>
@@ -9284,7 +9289,7 @@
               <w:rPr>
                 <w:rFonts w:ascii="Calibri" w:hAnsi="Calibri"/>
                 <w:color w:val="262626"/>
-                <w:sz w:val="19"/>
+                <w:sz w:val="18"/>
               </w:rPr>
               <w:t xml:space="preserve">Keamanan Cloud &amp; Kripto </w:t>
             </w:r>
@@ -9293,7 +9298,7 @@
                 <w:rFonts w:ascii="Calibri" w:hAnsi="Calibri"/>
                 <w:i/>
                 <w:color w:val="262626"/>
-                <w:sz w:val="19"/>
+                <w:sz w:val="18"/>
               </w:rPr>
               <w:t>(P2)</w:t>
             </w:r>
@@ -9301,14 +9306,14 @@
         </w:tc>
         <w:tc>
           <w:tcPr>
-            <w:tcW w:type="dxa" w:w="1129"/>
+            <w:tcW w:type="dxa" w:w="1870"/>
             <w:vAlign w:val="center"/>
             <w:shd w:fill="F2F5F9"/>
             <w:tcMar>
-              <w:top w:w="80" w:type="dxa"/>
-              <w:bottom w:w="80" w:type="dxa"/>
-              <w:left w:w="100" w:type="dxa"/>
-              <w:right w:w="100" w:type="dxa"/>
+              <w:top w:w="70" w:type="dxa"/>
+              <w:bottom w:w="70" w:type="dxa"/>
+              <w:left w:w="90" w:type="dxa"/>
+              <w:right w:w="90" w:type="dxa"/>
             </w:tcMar>
           </w:tcPr>
           <w:p>
@@ -9320,7 +9325,7 @@
               <w:rPr>
                 <w:rFonts w:ascii="Calibri" w:hAnsi="Calibri"/>
                 <w:color w:val="262626"/>
-                <w:sz w:val="19"/>
+                <w:sz w:val="18"/>
               </w:rPr>
               <w:t>3</w:t>
             </w:r>
@@ -9328,14 +9333,14 @@
         </w:tc>
         <w:tc>
           <w:tcPr>
-            <w:tcW w:type="dxa" w:w="1129"/>
+            <w:tcW w:type="dxa" w:w="1870"/>
             <w:vAlign w:val="center"/>
             <w:shd w:fill="F2F5F9"/>
             <w:tcMar>
-              <w:top w:w="80" w:type="dxa"/>
-              <w:bottom w:w="80" w:type="dxa"/>
-              <w:left w:w="100" w:type="dxa"/>
-              <w:right w:w="100" w:type="dxa"/>
+              <w:top w:w="70" w:type="dxa"/>
+              <w:bottom w:w="70" w:type="dxa"/>
+              <w:left w:w="90" w:type="dxa"/>
+              <w:right w:w="90" w:type="dxa"/>
             </w:tcMar>
           </w:tcPr>
           <w:p>
@@ -9347,7 +9352,7 @@
               <w:rPr>
                 <w:rFonts w:ascii="Calibri" w:hAnsi="Calibri"/>
                 <w:color w:val="262626"/>
-                <w:sz w:val="19"/>
+                <w:sz w:val="18"/>
               </w:rPr>
               <w:t>+P</w:t>
             </w:r>
@@ -9355,14 +9360,14 @@
         </w:tc>
         <w:tc>
           <w:tcPr>
-            <w:tcW w:type="dxa" w:w="1129"/>
+            <w:tcW w:type="dxa" w:w="1870"/>
             <w:vAlign w:val="center"/>
             <w:shd w:fill="F2F5F9"/>
             <w:tcMar>
-              <w:top w:w="80" w:type="dxa"/>
-              <w:bottom w:w="80" w:type="dxa"/>
-              <w:left w:w="100" w:type="dxa"/>
-              <w:right w:w="100" w:type="dxa"/>
+              <w:top w:w="70" w:type="dxa"/>
+              <w:bottom w:w="70" w:type="dxa"/>
+              <w:left w:w="90" w:type="dxa"/>
+              <w:right w:w="90" w:type="dxa"/>
             </w:tcMar>
           </w:tcPr>
           <w:p>
@@ -9374,7 +9379,7 @@
               <w:rPr>
                 <w:rFonts w:ascii="Consolas" w:hAnsi="Consolas"/>
                 <w:color w:val="A02828"/>
-                <w:sz w:val="18"/>
+                <w:sz w:val="17"/>
               </w:rPr>
               <w:t>STI-417</w:t>
             </w:r>
@@ -9382,7 +9387,7 @@
               <w:rPr>
                 <w:rFonts w:ascii="Calibri" w:hAnsi="Calibri"/>
                 <w:color w:val="262626"/>
-                <w:sz w:val="19"/>
+                <w:sz w:val="18"/>
               </w:rPr>
               <w:t xml:space="preserve"> Cloud, </w:t>
             </w:r>
@@ -9390,7 +9395,7 @@
               <w:rPr>
                 <w:rFonts w:ascii="Consolas" w:hAnsi="Consolas"/>
                 <w:color w:val="A02828"/>
-                <w:sz w:val="18"/>
+                <w:sz w:val="17"/>
               </w:rPr>
               <w:t>STI-519</w:t>
             </w:r>
@@ -9398,7 +9403,7 @@
               <w:rPr>
                 <w:rFonts w:ascii="Calibri" w:hAnsi="Calibri"/>
                 <w:color w:val="262626"/>
-                <w:sz w:val="19"/>
+                <w:sz w:val="18"/>
               </w:rPr>
               <w:t xml:space="preserve"> Security</w:t>
             </w:r>
@@ -9406,14 +9411,14 @@
         </w:tc>
         <w:tc>
           <w:tcPr>
-            <w:tcW w:type="dxa" w:w="1129"/>
+            <w:tcW w:type="dxa" w:w="1870"/>
             <w:vAlign w:val="center"/>
             <w:shd w:fill="F2F5F9"/>
             <w:tcMar>
-              <w:top w:w="80" w:type="dxa"/>
-              <w:bottom w:w="80" w:type="dxa"/>
-              <w:left w:w="100" w:type="dxa"/>
-              <w:right w:w="100" w:type="dxa"/>
+              <w:top w:w="70" w:type="dxa"/>
+              <w:bottom w:w="70" w:type="dxa"/>
+              <w:left w:w="90" w:type="dxa"/>
+              <w:right w:w="90" w:type="dxa"/>
             </w:tcMar>
           </w:tcPr>
           <w:p>
@@ -9425,7 +9430,7 @@
               <w:rPr>
                 <w:rFonts w:ascii="Consolas" w:hAnsi="Consolas"/>
                 <w:color w:val="A02828"/>
-                <w:sz w:val="18"/>
+                <w:sz w:val="17"/>
               </w:rPr>
               <w:t>STI-204</w:t>
             </w:r>
@@ -9433,7 +9438,7 @@
               <w:rPr>
                 <w:rFonts w:ascii="Calibri" w:hAnsi="Calibri"/>
                 <w:color w:val="262626"/>
-                <w:sz w:val="19"/>
+                <w:sz w:val="18"/>
               </w:rPr>
               <w:t xml:space="preserve"> Matdis (Number Theory/Kripto)</w:t>
             </w:r>
@@ -9441,14 +9446,14 @@
         </w:tc>
         <w:tc>
           <w:tcPr>
-            <w:tcW w:type="dxa" w:w="1129"/>
+            <w:tcW w:type="dxa" w:w="1870"/>
             <w:vAlign w:val="center"/>
             <w:shd w:fill="F2F5F9"/>
             <w:tcMar>
-              <w:top w:w="80" w:type="dxa"/>
-              <w:bottom w:w="80" w:type="dxa"/>
-              <w:left w:w="100" w:type="dxa"/>
-              <w:right w:w="100" w:type="dxa"/>
+              <w:top w:w="70" w:type="dxa"/>
+              <w:bottom w:w="70" w:type="dxa"/>
+              <w:left w:w="90" w:type="dxa"/>
+              <w:right w:w="90" w:type="dxa"/>
             </w:tcMar>
           </w:tcPr>
           <w:p>
@@ -9460,7 +9465,7 @@
               <w:rPr>
                 <w:rFonts w:ascii="Calibri" w:hAnsi="Calibri"/>
                 <w:color w:val="262626"/>
-                <w:sz w:val="19"/>
+                <w:sz w:val="18"/>
               </w:rPr>
               <w:t xml:space="preserve">🟢 </w:t>
             </w:r>
@@ -9469,7 +9474,7 @@
                 <w:rFonts w:ascii="Calibri" w:hAnsi="Calibri"/>
                 <w:b/>
                 <w:color w:val="262626"/>
-                <w:sz w:val="19"/>
+                <w:sz w:val="18"/>
               </w:rPr>
               <w:t>Sangat Kuat</w:t>
             </w:r>
@@ -9482,14 +9487,14 @@
         </w:trPr>
         <w:tc>
           <w:tcPr>
-            <w:tcW w:type="dxa" w:w="1129"/>
+            <w:tcW w:type="dxa" w:w="1870"/>
             <w:vAlign w:val="center"/>
             <w:shd w:fill="FFFFFF"/>
             <w:tcMar>
-              <w:top w:w="80" w:type="dxa"/>
-              <w:bottom w:w="80" w:type="dxa"/>
-              <w:left w:w="100" w:type="dxa"/>
-              <w:right w:w="100" w:type="dxa"/>
+              <w:top w:w="70" w:type="dxa"/>
+              <w:bottom w:w="70" w:type="dxa"/>
+              <w:left w:w="90" w:type="dxa"/>
+              <w:right w:w="90" w:type="dxa"/>
             </w:tcMar>
           </w:tcPr>
           <w:p>
@@ -9502,7 +9507,7 @@
                 <w:rFonts w:ascii="Calibri" w:hAnsi="Calibri"/>
                 <w:b/>
                 <w:color w:val="262626"/>
-                <w:sz w:val="19"/>
+                <w:sz w:val="18"/>
               </w:rPr>
               <w:t>7</w:t>
             </w:r>
@@ -9510,14 +9515,14 @@
         </w:tc>
         <w:tc>
           <w:tcPr>
-            <w:tcW w:type="dxa" w:w="1129"/>
+            <w:tcW w:type="dxa" w:w="1870"/>
             <w:vAlign w:val="center"/>
             <w:shd w:fill="FFFFFF"/>
             <w:tcMar>
-              <w:top w:w="80" w:type="dxa"/>
-              <w:bottom w:w="80" w:type="dxa"/>
-              <w:left w:w="100" w:type="dxa"/>
-              <w:right w:w="100" w:type="dxa"/>
+              <w:top w:w="70" w:type="dxa"/>
+              <w:bottom w:w="70" w:type="dxa"/>
+              <w:left w:w="90" w:type="dxa"/>
+              <w:right w:w="90" w:type="dxa"/>
             </w:tcMar>
           </w:tcPr>
           <w:p>
@@ -9529,7 +9534,7 @@
               <w:rPr>
                 <w:rFonts w:ascii="Consolas" w:hAnsi="Consolas"/>
                 <w:color w:val="A02828"/>
-                <w:sz w:val="18"/>
+                <w:sz w:val="17"/>
               </w:rPr>
               <w:t>STB-703</w:t>
             </w:r>
@@ -9537,14 +9542,14 @@
         </w:tc>
         <w:tc>
           <w:tcPr>
-            <w:tcW w:type="dxa" w:w="1129"/>
+            <w:tcW w:type="dxa" w:w="1870"/>
             <w:vAlign w:val="center"/>
             <w:shd w:fill="FFFFFF"/>
             <w:tcMar>
-              <w:top w:w="80" w:type="dxa"/>
-              <w:bottom w:w="80" w:type="dxa"/>
-              <w:left w:w="100" w:type="dxa"/>
-              <w:right w:w="100" w:type="dxa"/>
+              <w:top w:w="70" w:type="dxa"/>
+              <w:bottom w:w="70" w:type="dxa"/>
+              <w:left w:w="90" w:type="dxa"/>
+              <w:right w:w="90" w:type="dxa"/>
             </w:tcMar>
           </w:tcPr>
           <w:p>
@@ -9556,7 +9561,7 @@
               <w:rPr>
                 <w:rFonts w:ascii="Calibri" w:hAnsi="Calibri"/>
                 <w:color w:val="262626"/>
-                <w:sz w:val="19"/>
+                <w:sz w:val="18"/>
               </w:rPr>
               <w:t xml:space="preserve">SRE &amp; Ketahanan Sistem </w:t>
             </w:r>
@@ -9565,7 +9570,7 @@
                 <w:rFonts w:ascii="Calibri" w:hAnsi="Calibri"/>
                 <w:i/>
                 <w:color w:val="262626"/>
-                <w:sz w:val="19"/>
+                <w:sz w:val="18"/>
               </w:rPr>
               <w:t>(P2)</w:t>
             </w:r>
@@ -9573,14 +9578,14 @@
         </w:tc>
         <w:tc>
           <w:tcPr>
-            <w:tcW w:type="dxa" w:w="1129"/>
+            <w:tcW w:type="dxa" w:w="1870"/>
             <w:vAlign w:val="center"/>
             <w:shd w:fill="FFFFFF"/>
             <w:tcMar>
-              <w:top w:w="80" w:type="dxa"/>
-              <w:bottom w:w="80" w:type="dxa"/>
-              <w:left w:w="100" w:type="dxa"/>
-              <w:right w:w="100" w:type="dxa"/>
+              <w:top w:w="70" w:type="dxa"/>
+              <w:bottom w:w="70" w:type="dxa"/>
+              <w:left w:w="90" w:type="dxa"/>
+              <w:right w:w="90" w:type="dxa"/>
             </w:tcMar>
           </w:tcPr>
           <w:p>
@@ -9592,7 +9597,7 @@
               <w:rPr>
                 <w:rFonts w:ascii="Calibri" w:hAnsi="Calibri"/>
                 <w:color w:val="262626"/>
-                <w:sz w:val="19"/>
+                <w:sz w:val="18"/>
               </w:rPr>
               <w:t>3</w:t>
             </w:r>
@@ -9600,14 +9605,14 @@
         </w:tc>
         <w:tc>
           <w:tcPr>
-            <w:tcW w:type="dxa" w:w="1129"/>
+            <w:tcW w:type="dxa" w:w="1870"/>
             <w:vAlign w:val="center"/>
             <w:shd w:fill="FFFFFF"/>
             <w:tcMar>
-              <w:top w:w="80" w:type="dxa"/>
-              <w:bottom w:w="80" w:type="dxa"/>
-              <w:left w:w="100" w:type="dxa"/>
-              <w:right w:w="100" w:type="dxa"/>
+              <w:top w:w="70" w:type="dxa"/>
+              <w:bottom w:w="70" w:type="dxa"/>
+              <w:left w:w="90" w:type="dxa"/>
+              <w:right w:w="90" w:type="dxa"/>
             </w:tcMar>
           </w:tcPr>
           <w:p>
@@ -9619,7 +9624,7 @@
               <w:rPr>
                 <w:rFonts w:ascii="Calibri" w:hAnsi="Calibri"/>
                 <w:color w:val="262626"/>
-                <w:sz w:val="19"/>
+                <w:sz w:val="18"/>
               </w:rPr>
               <w:t>+P</w:t>
             </w:r>
@@ -9627,14 +9632,14 @@
         </w:tc>
         <w:tc>
           <w:tcPr>
-            <w:tcW w:type="dxa" w:w="1129"/>
+            <w:tcW w:type="dxa" w:w="1870"/>
             <w:vAlign w:val="center"/>
             <w:shd w:fill="FFFFFF"/>
             <w:tcMar>
-              <w:top w:w="80" w:type="dxa"/>
-              <w:bottom w:w="80" w:type="dxa"/>
-              <w:left w:w="100" w:type="dxa"/>
-              <w:right w:w="100" w:type="dxa"/>
+              <w:top w:w="70" w:type="dxa"/>
+              <w:bottom w:w="70" w:type="dxa"/>
+              <w:left w:w="90" w:type="dxa"/>
+              <w:right w:w="90" w:type="dxa"/>
             </w:tcMar>
           </w:tcPr>
           <w:p>
@@ -9646,7 +9651,7 @@
               <w:rPr>
                 <w:rFonts w:ascii="Consolas" w:hAnsi="Consolas"/>
                 <w:color w:val="A02828"/>
-                <w:sz w:val="18"/>
+                <w:sz w:val="17"/>
               </w:rPr>
               <w:t>STB-601</w:t>
             </w:r>
@@ -9654,7 +9659,7 @@
               <w:rPr>
                 <w:rFonts w:ascii="Calibri" w:hAnsi="Calibri"/>
                 <w:color w:val="262626"/>
-                <w:sz w:val="19"/>
+                <w:sz w:val="18"/>
               </w:rPr>
               <w:t xml:space="preserve"> DevOps, </w:t>
             </w:r>
@@ -9662,7 +9667,7 @@
               <w:rPr>
                 <w:rFonts w:ascii="Consolas" w:hAnsi="Consolas"/>
                 <w:color w:val="A02828"/>
-                <w:sz w:val="18"/>
+                <w:sz w:val="17"/>
               </w:rPr>
               <w:t>STI-417</w:t>
             </w:r>
@@ -9670,7 +9675,7 @@
               <w:rPr>
                 <w:rFonts w:ascii="Calibri" w:hAnsi="Calibri"/>
                 <w:color w:val="262626"/>
-                <w:sz w:val="19"/>
+                <w:sz w:val="18"/>
               </w:rPr>
               <w:t xml:space="preserve"> Cloud</w:t>
             </w:r>
@@ -9678,14 +9683,14 @@
         </w:tc>
         <w:tc>
           <w:tcPr>
-            <w:tcW w:type="dxa" w:w="1129"/>
+            <w:tcW w:type="dxa" w:w="1870"/>
             <w:vAlign w:val="center"/>
             <w:shd w:fill="FFFFFF"/>
             <w:tcMar>
-              <w:top w:w="80" w:type="dxa"/>
-              <w:bottom w:w="80" w:type="dxa"/>
-              <w:left w:w="100" w:type="dxa"/>
-              <w:right w:w="100" w:type="dxa"/>
+              <w:top w:w="70" w:type="dxa"/>
+              <w:bottom w:w="70" w:type="dxa"/>
+              <w:left w:w="90" w:type="dxa"/>
+              <w:right w:w="90" w:type="dxa"/>
             </w:tcMar>
           </w:tcPr>
           <w:p>
@@ -9697,7 +9702,7 @@
               <w:rPr>
                 <w:rFonts w:ascii="Consolas" w:hAnsi="Consolas"/>
                 <w:color w:val="A02828"/>
-                <w:sz w:val="18"/>
+                <w:sz w:val="17"/>
               </w:rPr>
               <w:t>STI-310</w:t>
             </w:r>
@@ -9705,7 +9710,7 @@
               <w:rPr>
                 <w:rFonts w:ascii="Calibri" w:hAnsi="Calibri"/>
                 <w:color w:val="262626"/>
-                <w:sz w:val="19"/>
+                <w:sz w:val="18"/>
               </w:rPr>
               <w:t xml:space="preserve"> Sistem Operasi</w:t>
             </w:r>
@@ -9713,14 +9718,14 @@
         </w:tc>
         <w:tc>
           <w:tcPr>
-            <w:tcW w:type="dxa" w:w="1129"/>
+            <w:tcW w:type="dxa" w:w="1870"/>
             <w:vAlign w:val="center"/>
             <w:shd w:fill="FFFFFF"/>
             <w:tcMar>
-              <w:top w:w="80" w:type="dxa"/>
-              <w:bottom w:w="80" w:type="dxa"/>
-              <w:left w:w="100" w:type="dxa"/>
-              <w:right w:w="100" w:type="dxa"/>
+              <w:top w:w="70" w:type="dxa"/>
+              <w:bottom w:w="70" w:type="dxa"/>
+              <w:left w:w="90" w:type="dxa"/>
+              <w:right w:w="90" w:type="dxa"/>
             </w:tcMar>
           </w:tcPr>
           <w:p>
@@ -9732,7 +9737,7 @@
               <w:rPr>
                 <w:rFonts w:ascii="Calibri" w:hAnsi="Calibri"/>
                 <w:color w:val="262626"/>
-                <w:sz w:val="19"/>
+                <w:sz w:val="18"/>
               </w:rPr>
               <w:t xml:space="preserve">🟢 </w:t>
             </w:r>
@@ -9741,7 +9746,7 @@
                 <w:rFonts w:ascii="Calibri" w:hAnsi="Calibri"/>
                 <w:b/>
                 <w:color w:val="262626"/>
-                <w:sz w:val="19"/>
+                <w:sz w:val="18"/>
               </w:rPr>
               <w:t>Sangat Kuat</w:t>
             </w:r>
@@ -9754,14 +9759,14 @@
         </w:trPr>
         <w:tc>
           <w:tcPr>
-            <w:tcW w:type="dxa" w:w="1129"/>
+            <w:tcW w:type="dxa" w:w="1870"/>
             <w:vAlign w:val="center"/>
             <w:shd w:fill="F2F5F9"/>
             <w:tcMar>
-              <w:top w:w="80" w:type="dxa"/>
-              <w:bottom w:w="80" w:type="dxa"/>
-              <w:left w:w="100" w:type="dxa"/>
-              <w:right w:w="100" w:type="dxa"/>
+              <w:top w:w="70" w:type="dxa"/>
+              <w:bottom w:w="70" w:type="dxa"/>
+              <w:left w:w="90" w:type="dxa"/>
+              <w:right w:w="90" w:type="dxa"/>
             </w:tcMar>
           </w:tcPr>
           <w:p>
@@ -9774,7 +9779,7 @@
                 <w:rFonts w:ascii="Calibri" w:hAnsi="Calibri"/>
                 <w:b/>
                 <w:color w:val="262626"/>
-                <w:sz w:val="19"/>
+                <w:sz w:val="18"/>
               </w:rPr>
               <w:t>7</w:t>
             </w:r>
@@ -9782,14 +9787,14 @@
         </w:tc>
         <w:tc>
           <w:tcPr>
-            <w:tcW w:type="dxa" w:w="1129"/>
+            <w:tcW w:type="dxa" w:w="1870"/>
             <w:vAlign w:val="center"/>
             <w:shd w:fill="F2F5F9"/>
             <w:tcMar>
-              <w:top w:w="80" w:type="dxa"/>
-              <w:bottom w:w="80" w:type="dxa"/>
-              <w:left w:w="100" w:type="dxa"/>
-              <w:right w:w="100" w:type="dxa"/>
+              <w:top w:w="70" w:type="dxa"/>
+              <w:bottom w:w="70" w:type="dxa"/>
+              <w:left w:w="90" w:type="dxa"/>
+              <w:right w:w="90" w:type="dxa"/>
             </w:tcMar>
           </w:tcPr>
           <w:p>
@@ -9801,7 +9806,7 @@
               <w:rPr>
                 <w:rFonts w:ascii="Consolas" w:hAnsi="Consolas"/>
                 <w:color w:val="A02828"/>
-                <w:sz w:val="18"/>
+                <w:sz w:val="17"/>
               </w:rPr>
               <w:t>STC-701</w:t>
             </w:r>
@@ -9809,14 +9814,14 @@
         </w:tc>
         <w:tc>
           <w:tcPr>
-            <w:tcW w:type="dxa" w:w="1129"/>
+            <w:tcW w:type="dxa" w:w="1870"/>
             <w:vAlign w:val="center"/>
             <w:shd w:fill="F2F5F9"/>
             <w:tcMar>
-              <w:top w:w="80" w:type="dxa"/>
-              <w:bottom w:w="80" w:type="dxa"/>
-              <w:left w:w="100" w:type="dxa"/>
-              <w:right w:w="100" w:type="dxa"/>
+              <w:top w:w="70" w:type="dxa"/>
+              <w:bottom w:w="70" w:type="dxa"/>
+              <w:left w:w="90" w:type="dxa"/>
+              <w:right w:w="90" w:type="dxa"/>
             </w:tcMar>
           </w:tcPr>
           <w:p>
@@ -9828,7 +9833,7 @@
               <w:rPr>
                 <w:rFonts w:ascii="Calibri" w:hAnsi="Calibri"/>
                 <w:color w:val="262626"/>
-                <w:sz w:val="19"/>
+                <w:sz w:val="18"/>
               </w:rPr>
               <w:t xml:space="preserve">Spatial Computing &amp; XR </w:t>
             </w:r>
@@ -9837,7 +9842,7 @@
                 <w:rFonts w:ascii="Calibri" w:hAnsi="Calibri"/>
                 <w:i/>
                 <w:color w:val="262626"/>
-                <w:sz w:val="19"/>
+                <w:sz w:val="18"/>
               </w:rPr>
               <w:t>(P3)</w:t>
             </w:r>
@@ -9845,14 +9850,14 @@
         </w:tc>
         <w:tc>
           <w:tcPr>
-            <w:tcW w:type="dxa" w:w="1129"/>
+            <w:tcW w:type="dxa" w:w="1870"/>
             <w:vAlign w:val="center"/>
             <w:shd w:fill="F2F5F9"/>
             <w:tcMar>
-              <w:top w:w="80" w:type="dxa"/>
-              <w:bottom w:w="80" w:type="dxa"/>
-              <w:left w:w="100" w:type="dxa"/>
-              <w:right w:w="100" w:type="dxa"/>
+              <w:top w:w="70" w:type="dxa"/>
+              <w:bottom w:w="70" w:type="dxa"/>
+              <w:left w:w="90" w:type="dxa"/>
+              <w:right w:w="90" w:type="dxa"/>
             </w:tcMar>
           </w:tcPr>
           <w:p>
@@ -9864,7 +9869,7 @@
               <w:rPr>
                 <w:rFonts w:ascii="Calibri" w:hAnsi="Calibri"/>
                 <w:color w:val="262626"/>
-                <w:sz w:val="19"/>
+                <w:sz w:val="18"/>
               </w:rPr>
               <w:t>3</w:t>
             </w:r>
@@ -9872,14 +9877,14 @@
         </w:tc>
         <w:tc>
           <w:tcPr>
-            <w:tcW w:type="dxa" w:w="1129"/>
+            <w:tcW w:type="dxa" w:w="1870"/>
             <w:vAlign w:val="center"/>
             <w:shd w:fill="F2F5F9"/>
             <w:tcMar>
-              <w:top w:w="80" w:type="dxa"/>
-              <w:bottom w:w="80" w:type="dxa"/>
-              <w:left w:w="100" w:type="dxa"/>
-              <w:right w:w="100" w:type="dxa"/>
+              <w:top w:w="70" w:type="dxa"/>
+              <w:bottom w:w="70" w:type="dxa"/>
+              <w:left w:w="90" w:type="dxa"/>
+              <w:right w:w="90" w:type="dxa"/>
             </w:tcMar>
           </w:tcPr>
           <w:p>
@@ -9891,7 +9896,7 @@
               <w:rPr>
                 <w:rFonts w:ascii="Calibri" w:hAnsi="Calibri"/>
                 <w:color w:val="262626"/>
-                <w:sz w:val="19"/>
+                <w:sz w:val="18"/>
               </w:rPr>
               <w:t>+P</w:t>
             </w:r>
@@ -9899,14 +9904,14 @@
         </w:tc>
         <w:tc>
           <w:tcPr>
-            <w:tcW w:type="dxa" w:w="1129"/>
+            <w:tcW w:type="dxa" w:w="1870"/>
             <w:vAlign w:val="center"/>
             <w:shd w:fill="F2F5F9"/>
             <w:tcMar>
-              <w:top w:w="80" w:type="dxa"/>
-              <w:bottom w:w="80" w:type="dxa"/>
-              <w:left w:w="100" w:type="dxa"/>
-              <w:right w:w="100" w:type="dxa"/>
+              <w:top w:w="70" w:type="dxa"/>
+              <w:bottom w:w="70" w:type="dxa"/>
+              <w:left w:w="90" w:type="dxa"/>
+              <w:right w:w="90" w:type="dxa"/>
             </w:tcMar>
           </w:tcPr>
           <w:p>
@@ -9918,7 +9923,7 @@
               <w:rPr>
                 <w:rFonts w:ascii="Consolas" w:hAnsi="Consolas"/>
                 <w:color w:val="A02828"/>
-                <w:sz w:val="18"/>
+                <w:sz w:val="17"/>
               </w:rPr>
               <w:t>STI-308</w:t>
             </w:r>
@@ -9926,7 +9931,7 @@
               <w:rPr>
                 <w:rFonts w:ascii="Calibri" w:hAnsi="Calibri"/>
                 <w:color w:val="262626"/>
-                <w:sz w:val="19"/>
+                <w:sz w:val="18"/>
               </w:rPr>
               <w:t xml:space="preserve"> UI/UX, </w:t>
             </w:r>
@@ -9934,7 +9939,7 @@
               <w:rPr>
                 <w:rFonts w:ascii="Consolas" w:hAnsi="Consolas"/>
                 <w:color w:val="A02828"/>
-                <w:sz w:val="18"/>
+                <w:sz w:val="17"/>
               </w:rPr>
               <w:t>STI-311</w:t>
             </w:r>
@@ -9942,7 +9947,7 @@
               <w:rPr>
                 <w:rFonts w:ascii="Calibri" w:hAnsi="Calibri"/>
                 <w:color w:val="262626"/>
-                <w:sz w:val="19"/>
+                <w:sz w:val="18"/>
               </w:rPr>
               <w:t xml:space="preserve"> Front</w:t>
             </w:r>
@@ -9950,14 +9955,14 @@
         </w:tc>
         <w:tc>
           <w:tcPr>
-            <w:tcW w:type="dxa" w:w="1129"/>
+            <w:tcW w:type="dxa" w:w="1870"/>
             <w:vAlign w:val="center"/>
             <w:shd w:fill="F2F5F9"/>
             <w:tcMar>
-              <w:top w:w="80" w:type="dxa"/>
-              <w:bottom w:w="80" w:type="dxa"/>
-              <w:left w:w="100" w:type="dxa"/>
-              <w:right w:w="100" w:type="dxa"/>
+              <w:top w:w="70" w:type="dxa"/>
+              <w:bottom w:w="70" w:type="dxa"/>
+              <w:left w:w="90" w:type="dxa"/>
+              <w:right w:w="90" w:type="dxa"/>
             </w:tcMar>
           </w:tcPr>
           <w:p>
@@ -9969,7 +9974,7 @@
               <w:rPr>
                 <w:rFonts w:ascii="Calibri" w:hAnsi="Calibri"/>
                 <w:color w:val="262626"/>
-                <w:sz w:val="19"/>
+                <w:sz w:val="18"/>
               </w:rPr>
               <w:t>Aljabar Linear 3D Transformation</w:t>
             </w:r>
@@ -9977,14 +9982,14 @@
         </w:tc>
         <w:tc>
           <w:tcPr>
-            <w:tcW w:type="dxa" w:w="1129"/>
+            <w:tcW w:type="dxa" w:w="1870"/>
             <w:vAlign w:val="center"/>
             <w:shd w:fill="F2F5F9"/>
             <w:tcMar>
-              <w:top w:w="80" w:type="dxa"/>
-              <w:bottom w:w="80" w:type="dxa"/>
-              <w:left w:w="100" w:type="dxa"/>
-              <w:right w:w="100" w:type="dxa"/>
+              <w:top w:w="70" w:type="dxa"/>
+              <w:bottom w:w="70" w:type="dxa"/>
+              <w:left w:w="90" w:type="dxa"/>
+              <w:right w:w="90" w:type="dxa"/>
             </w:tcMar>
           </w:tcPr>
           <w:p>
@@ -9996,7 +10001,7 @@
               <w:rPr>
                 <w:rFonts w:ascii="Calibri" w:hAnsi="Calibri"/>
                 <w:color w:val="262626"/>
-                <w:sz w:val="19"/>
+                <w:sz w:val="18"/>
               </w:rPr>
               <w:t xml:space="preserve">🟢 </w:t>
             </w:r>
@@ -10005,7 +10010,7 @@
                 <w:rFonts w:ascii="Calibri" w:hAnsi="Calibri"/>
                 <w:b/>
                 <w:color w:val="262626"/>
-                <w:sz w:val="19"/>
+                <w:sz w:val="18"/>
               </w:rPr>
               <w:t>Sangat Kuat</w:t>
             </w:r>
@@ -10018,14 +10023,14 @@
         </w:trPr>
         <w:tc>
           <w:tcPr>
-            <w:tcW w:type="dxa" w:w="1129"/>
+            <w:tcW w:type="dxa" w:w="1870"/>
             <w:vAlign w:val="center"/>
             <w:shd w:fill="FFFFFF"/>
             <w:tcMar>
-              <w:top w:w="80" w:type="dxa"/>
-              <w:bottom w:w="80" w:type="dxa"/>
-              <w:left w:w="100" w:type="dxa"/>
-              <w:right w:w="100" w:type="dxa"/>
+              <w:top w:w="70" w:type="dxa"/>
+              <w:bottom w:w="70" w:type="dxa"/>
+              <w:left w:w="90" w:type="dxa"/>
+              <w:right w:w="90" w:type="dxa"/>
             </w:tcMar>
           </w:tcPr>
           <w:p>
@@ -10038,7 +10043,7 @@
                 <w:rFonts w:ascii="Calibri" w:hAnsi="Calibri"/>
                 <w:b/>
                 <w:color w:val="262626"/>
-                <w:sz w:val="19"/>
+                <w:sz w:val="18"/>
               </w:rPr>
               <w:t>7</w:t>
             </w:r>
@@ -10046,14 +10051,14 @@
         </w:tc>
         <w:tc>
           <w:tcPr>
-            <w:tcW w:type="dxa" w:w="1129"/>
+            <w:tcW w:type="dxa" w:w="1870"/>
             <w:vAlign w:val="center"/>
             <w:shd w:fill="FFFFFF"/>
             <w:tcMar>
-              <w:top w:w="80" w:type="dxa"/>
-              <w:bottom w:w="80" w:type="dxa"/>
-              <w:left w:w="100" w:type="dxa"/>
-              <w:right w:w="100" w:type="dxa"/>
+              <w:top w:w="70" w:type="dxa"/>
+              <w:bottom w:w="70" w:type="dxa"/>
+              <w:left w:w="90" w:type="dxa"/>
+              <w:right w:w="90" w:type="dxa"/>
             </w:tcMar>
           </w:tcPr>
           <w:p>
@@ -10065,7 +10070,7 @@
               <w:rPr>
                 <w:rFonts w:ascii="Consolas" w:hAnsi="Consolas"/>
                 <w:color w:val="A02828"/>
-                <w:sz w:val="18"/>
+                <w:sz w:val="17"/>
               </w:rPr>
               <w:t>STC-702</w:t>
             </w:r>
@@ -10073,14 +10078,14 @@
         </w:tc>
         <w:tc>
           <w:tcPr>
-            <w:tcW w:type="dxa" w:w="1129"/>
+            <w:tcW w:type="dxa" w:w="1870"/>
             <w:vAlign w:val="center"/>
             <w:shd w:fill="FFFFFF"/>
             <w:tcMar>
-              <w:top w:w="80" w:type="dxa"/>
-              <w:bottom w:w="80" w:type="dxa"/>
-              <w:left w:w="100" w:type="dxa"/>
-              <w:right w:w="100" w:type="dxa"/>
+              <w:top w:w="70" w:type="dxa"/>
+              <w:bottom w:w="70" w:type="dxa"/>
+              <w:left w:w="90" w:type="dxa"/>
+              <w:right w:w="90" w:type="dxa"/>
             </w:tcMar>
           </w:tcPr>
           <w:p>
@@ -10092,7 +10097,7 @@
               <w:rPr>
                 <w:rFonts w:ascii="Calibri" w:hAnsi="Calibri"/>
                 <w:color w:val="262626"/>
-                <w:sz w:val="19"/>
+                <w:sz w:val="18"/>
               </w:rPr>
               <w:t xml:space="preserve">Arsitektur SaaS Enterprise </w:t>
             </w:r>
@@ -10101,7 +10106,7 @@
                 <w:rFonts w:ascii="Calibri" w:hAnsi="Calibri"/>
                 <w:i/>
                 <w:color w:val="262626"/>
-                <w:sz w:val="19"/>
+                <w:sz w:val="18"/>
               </w:rPr>
               <w:t>(P3)</w:t>
             </w:r>
@@ -10109,14 +10114,14 @@
         </w:tc>
         <w:tc>
           <w:tcPr>
-            <w:tcW w:type="dxa" w:w="1129"/>
+            <w:tcW w:type="dxa" w:w="1870"/>
             <w:vAlign w:val="center"/>
             <w:shd w:fill="FFFFFF"/>
             <w:tcMar>
-              <w:top w:w="80" w:type="dxa"/>
-              <w:bottom w:w="80" w:type="dxa"/>
-              <w:left w:w="100" w:type="dxa"/>
-              <w:right w:w="100" w:type="dxa"/>
+              <w:top w:w="70" w:type="dxa"/>
+              <w:bottom w:w="70" w:type="dxa"/>
+              <w:left w:w="90" w:type="dxa"/>
+              <w:right w:w="90" w:type="dxa"/>
             </w:tcMar>
           </w:tcPr>
           <w:p>
@@ -10128,7 +10133,7 @@
               <w:rPr>
                 <w:rFonts w:ascii="Calibri" w:hAnsi="Calibri"/>
                 <w:color w:val="262626"/>
-                <w:sz w:val="19"/>
+                <w:sz w:val="18"/>
               </w:rPr>
               <w:t>3</w:t>
             </w:r>
@@ -10136,14 +10141,14 @@
         </w:tc>
         <w:tc>
           <w:tcPr>
-            <w:tcW w:type="dxa" w:w="1129"/>
+            <w:tcW w:type="dxa" w:w="1870"/>
             <w:vAlign w:val="center"/>
             <w:shd w:fill="FFFFFF"/>
             <w:tcMar>
-              <w:top w:w="80" w:type="dxa"/>
-              <w:bottom w:w="80" w:type="dxa"/>
-              <w:left w:w="100" w:type="dxa"/>
-              <w:right w:w="100" w:type="dxa"/>
+              <w:top w:w="70" w:type="dxa"/>
+              <w:bottom w:w="70" w:type="dxa"/>
+              <w:left w:w="90" w:type="dxa"/>
+              <w:right w:w="90" w:type="dxa"/>
             </w:tcMar>
           </w:tcPr>
           <w:p>
@@ -10155,7 +10160,7 @@
               <w:rPr>
                 <w:rFonts w:ascii="Calibri" w:hAnsi="Calibri"/>
                 <w:color w:val="262626"/>
-                <w:sz w:val="19"/>
+                <w:sz w:val="18"/>
               </w:rPr>
               <w:t>+P</w:t>
             </w:r>
@@ -10163,14 +10168,14 @@
         </w:tc>
         <w:tc>
           <w:tcPr>
-            <w:tcW w:type="dxa" w:w="1129"/>
+            <w:tcW w:type="dxa" w:w="1870"/>
             <w:vAlign w:val="center"/>
             <w:shd w:fill="FFFFFF"/>
             <w:tcMar>
-              <w:top w:w="80" w:type="dxa"/>
-              <w:bottom w:w="80" w:type="dxa"/>
-              <w:left w:w="100" w:type="dxa"/>
-              <w:right w:w="100" w:type="dxa"/>
+              <w:top w:w="70" w:type="dxa"/>
+              <w:bottom w:w="70" w:type="dxa"/>
+              <w:left w:w="90" w:type="dxa"/>
+              <w:right w:w="90" w:type="dxa"/>
             </w:tcMar>
           </w:tcPr>
           <w:p>
@@ -10182,7 +10187,7 @@
               <w:rPr>
                 <w:rFonts w:ascii="Consolas" w:hAnsi="Consolas"/>
                 <w:color w:val="A02828"/>
-                <w:sz w:val="18"/>
+                <w:sz w:val="17"/>
               </w:rPr>
               <w:t>STI-627</w:t>
             </w:r>
@@ -10190,7 +10195,7 @@
               <w:rPr>
                 <w:rFonts w:ascii="Calibri" w:hAnsi="Calibri"/>
                 <w:color w:val="262626"/>
-                <w:sz w:val="19"/>
+                <w:sz w:val="18"/>
               </w:rPr>
               <w:t xml:space="preserve"> Platform, </w:t>
             </w:r>
@@ -10198,7 +10203,7 @@
               <w:rPr>
                 <w:rFonts w:ascii="Consolas" w:hAnsi="Consolas"/>
                 <w:color w:val="A02828"/>
-                <w:sz w:val="18"/>
+                <w:sz w:val="17"/>
               </w:rPr>
               <w:t>STI-417</w:t>
             </w:r>
@@ -10206,7 +10211,7 @@
               <w:rPr>
                 <w:rFonts w:ascii="Calibri" w:hAnsi="Calibri"/>
                 <w:color w:val="262626"/>
-                <w:sz w:val="19"/>
+                <w:sz w:val="18"/>
               </w:rPr>
               <w:t xml:space="preserve"> Cloud</w:t>
             </w:r>
@@ -10214,14 +10219,14 @@
         </w:tc>
         <w:tc>
           <w:tcPr>
-            <w:tcW w:type="dxa" w:w="1129"/>
+            <w:tcW w:type="dxa" w:w="1870"/>
             <w:vAlign w:val="center"/>
             <w:shd w:fill="FFFFFF"/>
             <w:tcMar>
-              <w:top w:w="80" w:type="dxa"/>
-              <w:bottom w:w="80" w:type="dxa"/>
-              <w:left w:w="100" w:type="dxa"/>
-              <w:right w:w="100" w:type="dxa"/>
+              <w:top w:w="70" w:type="dxa"/>
+              <w:bottom w:w="70" w:type="dxa"/>
+              <w:left w:w="90" w:type="dxa"/>
+              <w:right w:w="90" w:type="dxa"/>
             </w:tcMar>
           </w:tcPr>
           <w:p>
@@ -10233,7 +10238,7 @@
               <w:rPr>
                 <w:rFonts w:ascii="Consolas" w:hAnsi="Consolas"/>
                 <w:color w:val="A02828"/>
-                <w:sz w:val="18"/>
+                <w:sz w:val="17"/>
               </w:rPr>
               <w:t>STI-416</w:t>
             </w:r>
@@ -10241,7 +10246,7 @@
               <w:rPr>
                 <w:rFonts w:ascii="Calibri" w:hAnsi="Calibri"/>
                 <w:color w:val="262626"/>
-                <w:sz w:val="19"/>
+                <w:sz w:val="18"/>
               </w:rPr>
               <w:t xml:space="preserve"> Web Back End Development</w:t>
             </w:r>
@@ -10249,14 +10254,14 @@
         </w:tc>
         <w:tc>
           <w:tcPr>
-            <w:tcW w:type="dxa" w:w="1129"/>
+            <w:tcW w:type="dxa" w:w="1870"/>
             <w:vAlign w:val="center"/>
             <w:shd w:fill="FFFFFF"/>
             <w:tcMar>
-              <w:top w:w="80" w:type="dxa"/>
-              <w:bottom w:w="80" w:type="dxa"/>
-              <w:left w:w="100" w:type="dxa"/>
-              <w:right w:w="100" w:type="dxa"/>
+              <w:top w:w="70" w:type="dxa"/>
+              <w:bottom w:w="70" w:type="dxa"/>
+              <w:left w:w="90" w:type="dxa"/>
+              <w:right w:w="90" w:type="dxa"/>
             </w:tcMar>
           </w:tcPr>
           <w:p>
@@ -10268,7 +10273,7 @@
               <w:rPr>
                 <w:rFonts w:ascii="Calibri" w:hAnsi="Calibri"/>
                 <w:color w:val="262626"/>
-                <w:sz w:val="19"/>
+                <w:sz w:val="18"/>
               </w:rPr>
               <w:t xml:space="preserve">🟢 </w:t>
             </w:r>
@@ -10277,7 +10282,7 @@
                 <w:rFonts w:ascii="Calibri" w:hAnsi="Calibri"/>
                 <w:b/>
                 <w:color w:val="262626"/>
-                <w:sz w:val="19"/>
+                <w:sz w:val="18"/>
               </w:rPr>
               <w:t>Sangat Kuat</w:t>
             </w:r>
@@ -10290,14 +10295,14 @@
         </w:trPr>
         <w:tc>
           <w:tcPr>
-            <w:tcW w:type="dxa" w:w="1129"/>
+            <w:tcW w:type="dxa" w:w="1870"/>
             <w:vAlign w:val="center"/>
             <w:shd w:fill="F2F5F9"/>
             <w:tcMar>
-              <w:top w:w="80" w:type="dxa"/>
-              <w:bottom w:w="80" w:type="dxa"/>
-              <w:left w:w="100" w:type="dxa"/>
-              <w:right w:w="100" w:type="dxa"/>
+              <w:top w:w="70" w:type="dxa"/>
+              <w:bottom w:w="70" w:type="dxa"/>
+              <w:left w:w="90" w:type="dxa"/>
+              <w:right w:w="90" w:type="dxa"/>
             </w:tcMar>
           </w:tcPr>
           <w:p>
@@ -10310,7 +10315,7 @@
                 <w:rFonts w:ascii="Calibri" w:hAnsi="Calibri"/>
                 <w:b/>
                 <w:color w:val="262626"/>
-                <w:sz w:val="19"/>
+                <w:sz w:val="18"/>
               </w:rPr>
               <w:t>7</w:t>
             </w:r>
@@ -10318,14 +10323,14 @@
         </w:tc>
         <w:tc>
           <w:tcPr>
-            <w:tcW w:type="dxa" w:w="1129"/>
+            <w:tcW w:type="dxa" w:w="1870"/>
             <w:vAlign w:val="center"/>
             <w:shd w:fill="F2F5F9"/>
             <w:tcMar>
-              <w:top w:w="80" w:type="dxa"/>
-              <w:bottom w:w="80" w:type="dxa"/>
-              <w:left w:w="100" w:type="dxa"/>
-              <w:right w:w="100" w:type="dxa"/>
+              <w:top w:w="70" w:type="dxa"/>
+              <w:bottom w:w="70" w:type="dxa"/>
+              <w:left w:w="90" w:type="dxa"/>
+              <w:right w:w="90" w:type="dxa"/>
             </w:tcMar>
           </w:tcPr>
           <w:p>
@@ -10337,7 +10342,7 @@
               <w:rPr>
                 <w:rFonts w:ascii="Consolas" w:hAnsi="Consolas"/>
                 <w:color w:val="A02828"/>
-                <w:sz w:val="18"/>
+                <w:sz w:val="17"/>
               </w:rPr>
               <w:t>STC-703</w:t>
             </w:r>
@@ -10345,14 +10350,14 @@
         </w:tc>
         <w:tc>
           <w:tcPr>
-            <w:tcW w:type="dxa" w:w="1129"/>
+            <w:tcW w:type="dxa" w:w="1870"/>
             <w:vAlign w:val="center"/>
             <w:shd w:fill="F2F5F9"/>
             <w:tcMar>
-              <w:top w:w="80" w:type="dxa"/>
-              <w:bottom w:w="80" w:type="dxa"/>
-              <w:left w:w="100" w:type="dxa"/>
-              <w:right w:w="100" w:type="dxa"/>
+              <w:top w:w="70" w:type="dxa"/>
+              <w:bottom w:w="70" w:type="dxa"/>
+              <w:left w:w="90" w:type="dxa"/>
+              <w:right w:w="90" w:type="dxa"/>
             </w:tcMar>
           </w:tcPr>
           <w:p>
@@ -10364,7 +10369,7 @@
               <w:rPr>
                 <w:rFonts w:ascii="Calibri" w:hAnsi="Calibri"/>
                 <w:color w:val="262626"/>
-                <w:sz w:val="19"/>
+                <w:sz w:val="18"/>
               </w:rPr>
               <w:t xml:space="preserve">Manajemen Produk Digital </w:t>
             </w:r>
@@ -10373,7 +10378,7 @@
                 <w:rFonts w:ascii="Calibri" w:hAnsi="Calibri"/>
                 <w:i/>
                 <w:color w:val="262626"/>
-                <w:sz w:val="19"/>
+                <w:sz w:val="18"/>
               </w:rPr>
               <w:t>(P3)</w:t>
             </w:r>
@@ -10381,14 +10386,14 @@
         </w:tc>
         <w:tc>
           <w:tcPr>
-            <w:tcW w:type="dxa" w:w="1129"/>
+            <w:tcW w:type="dxa" w:w="1870"/>
             <w:vAlign w:val="center"/>
             <w:shd w:fill="F2F5F9"/>
             <w:tcMar>
-              <w:top w:w="80" w:type="dxa"/>
-              <w:bottom w:w="80" w:type="dxa"/>
-              <w:left w:w="100" w:type="dxa"/>
-              <w:right w:w="100" w:type="dxa"/>
+              <w:top w:w="70" w:type="dxa"/>
+              <w:bottom w:w="70" w:type="dxa"/>
+              <w:left w:w="90" w:type="dxa"/>
+              <w:right w:w="90" w:type="dxa"/>
             </w:tcMar>
           </w:tcPr>
           <w:p>
@@ -10400,7 +10405,7 @@
               <w:rPr>
                 <w:rFonts w:ascii="Calibri" w:hAnsi="Calibri"/>
                 <w:color w:val="262626"/>
-                <w:sz w:val="19"/>
+                <w:sz w:val="18"/>
               </w:rPr>
               <w:t>3</w:t>
             </w:r>
@@ -10408,14 +10413,14 @@
         </w:tc>
         <w:tc>
           <w:tcPr>
-            <w:tcW w:type="dxa" w:w="1129"/>
+            <w:tcW w:type="dxa" w:w="1870"/>
             <w:vAlign w:val="center"/>
             <w:shd w:fill="F2F5F9"/>
             <w:tcMar>
-              <w:top w:w="80" w:type="dxa"/>
-              <w:bottom w:w="80" w:type="dxa"/>
-              <w:left w:w="100" w:type="dxa"/>
-              <w:right w:w="100" w:type="dxa"/>
+              <w:top w:w="70" w:type="dxa"/>
+              <w:bottom w:w="70" w:type="dxa"/>
+              <w:left w:w="90" w:type="dxa"/>
+              <w:right w:w="90" w:type="dxa"/>
             </w:tcMar>
           </w:tcPr>
           <w:p>
@@ -10427,7 +10432,7 @@
               <w:rPr>
                 <w:rFonts w:ascii="Calibri" w:hAnsi="Calibri"/>
                 <w:color w:val="262626"/>
-                <w:sz w:val="19"/>
+                <w:sz w:val="18"/>
               </w:rPr>
               <w:t>Teori</w:t>
             </w:r>
@@ -10435,14 +10440,14 @@
         </w:tc>
         <w:tc>
           <w:tcPr>
-            <w:tcW w:type="dxa" w:w="1129"/>
+            <w:tcW w:type="dxa" w:w="1870"/>
             <w:vAlign w:val="center"/>
             <w:shd w:fill="F2F5F9"/>
             <w:tcMar>
-              <w:top w:w="80" w:type="dxa"/>
-              <w:bottom w:w="80" w:type="dxa"/>
-              <w:left w:w="100" w:type="dxa"/>
-              <w:right w:w="100" w:type="dxa"/>
+              <w:top w:w="70" w:type="dxa"/>
+              <w:bottom w:w="70" w:type="dxa"/>
+              <w:left w:w="90" w:type="dxa"/>
+              <w:right w:w="90" w:type="dxa"/>
             </w:tcMar>
           </w:tcPr>
           <w:p>
@@ -10454,7 +10459,7 @@
               <w:rPr>
                 <w:rFonts w:ascii="Consolas" w:hAnsi="Consolas"/>
                 <w:color w:val="A02828"/>
-                <w:sz w:val="18"/>
+                <w:sz w:val="17"/>
               </w:rPr>
               <w:t>STI-728</w:t>
             </w:r>
@@ -10462,7 +10467,7 @@
               <w:rPr>
                 <w:rFonts w:ascii="Calibri" w:hAnsi="Calibri"/>
                 <w:color w:val="262626"/>
-                <w:sz w:val="19"/>
+                <w:sz w:val="18"/>
               </w:rPr>
               <w:t xml:space="preserve"> Startup, </w:t>
             </w:r>
@@ -10470,7 +10475,7 @@
               <w:rPr>
                 <w:rFonts w:ascii="Consolas" w:hAnsi="Consolas"/>
                 <w:color w:val="A02828"/>
-                <w:sz w:val="18"/>
+                <w:sz w:val="17"/>
               </w:rPr>
               <w:t>STI-308</w:t>
             </w:r>
@@ -10478,7 +10483,7 @@
               <w:rPr>
                 <w:rFonts w:ascii="Calibri" w:hAnsi="Calibri"/>
                 <w:color w:val="262626"/>
-                <w:sz w:val="19"/>
+                <w:sz w:val="18"/>
               </w:rPr>
               <w:t xml:space="preserve"> UI/UX</w:t>
             </w:r>
@@ -10486,14 +10491,14 @@
         </w:tc>
         <w:tc>
           <w:tcPr>
-            <w:tcW w:type="dxa" w:w="1129"/>
+            <w:tcW w:type="dxa" w:w="1870"/>
             <w:vAlign w:val="center"/>
             <w:shd w:fill="F2F5F9"/>
             <w:tcMar>
-              <w:top w:w="80" w:type="dxa"/>
-              <w:bottom w:w="80" w:type="dxa"/>
-              <w:left w:w="100" w:type="dxa"/>
-              <w:right w:w="100" w:type="dxa"/>
+              <w:top w:w="70" w:type="dxa"/>
+              <w:bottom w:w="70" w:type="dxa"/>
+              <w:left w:w="90" w:type="dxa"/>
+              <w:right w:w="90" w:type="dxa"/>
             </w:tcMar>
           </w:tcPr>
           <w:p>
@@ -10505,7 +10510,7 @@
               <w:rPr>
                 <w:rFonts w:ascii="Consolas" w:hAnsi="Consolas"/>
                 <w:color w:val="A02828"/>
-                <w:sz w:val="18"/>
+                <w:sz w:val="17"/>
               </w:rPr>
               <w:t>MKU-204</w:t>
             </w:r>
@@ -10513,7 +10518,7 @@
               <w:rPr>
                 <w:rFonts w:ascii="Calibri" w:hAnsi="Calibri"/>
                 <w:color w:val="262626"/>
-                <w:sz w:val="19"/>
+                <w:sz w:val="18"/>
               </w:rPr>
               <w:t xml:space="preserve"> Kewirausahaan I</w:t>
             </w:r>
@@ -10521,14 +10526,14 @@
         </w:tc>
         <w:tc>
           <w:tcPr>
-            <w:tcW w:type="dxa" w:w="1129"/>
+            <w:tcW w:type="dxa" w:w="1870"/>
             <w:vAlign w:val="center"/>
             <w:shd w:fill="F2F5F9"/>
             <w:tcMar>
-              <w:top w:w="80" w:type="dxa"/>
-              <w:bottom w:w="80" w:type="dxa"/>
-              <w:left w:w="100" w:type="dxa"/>
-              <w:right w:w="100" w:type="dxa"/>
+              <w:top w:w="70" w:type="dxa"/>
+              <w:bottom w:w="70" w:type="dxa"/>
+              <w:left w:w="90" w:type="dxa"/>
+              <w:right w:w="90" w:type="dxa"/>
             </w:tcMar>
           </w:tcPr>
           <w:p>
@@ -10540,7 +10545,7 @@
               <w:rPr>
                 <w:rFonts w:ascii="Calibri" w:hAnsi="Calibri"/>
                 <w:color w:val="262626"/>
-                <w:sz w:val="19"/>
+                <w:sz w:val="18"/>
               </w:rPr>
               <w:t xml:space="preserve">🟢 </w:t>
             </w:r>
@@ -10549,7 +10554,7 @@
                 <w:rFonts w:ascii="Calibri" w:hAnsi="Calibri"/>
                 <w:b/>
                 <w:color w:val="262626"/>
-                <w:sz w:val="19"/>
+                <w:sz w:val="18"/>
               </w:rPr>
               <w:t>Sangat Kuat</w:t>
             </w:r>
@@ -10559,7 +10564,7 @@
     </w:tbl>
     <w:p>
       <w:pPr>
-        <w:spacing w:after="120"/>
+        <w:spacing w:after="100"/>
       </w:pPr>
     </w:p>
     <w:p>
@@ -10569,9 +10574,9 @@
       <w:r>
         <w:rPr>
           <w:color w:val="C8D2E1"/>
-          <w:sz w:val="16"/>
+          <w:sz w:val="14"/>
         </w:rPr>
-        <w:t>_________________________________________________________________________________</w:t>
+        <w:t>————————————————————————————————————————————————————————————————————————————————————————————————————————————————————————</w:t>
       </w:r>
     </w:p>
     <w:p>
@@ -10801,9 +10806,9 @@
       <w:r>
         <w:rPr>
           <w:color w:val="C8D2E1"/>
-          <w:sz w:val="16"/>
+          <w:sz w:val="14"/>
         </w:rPr>
-        <w:t>_________________________________________________________________________________</w:t>
+        <w:t>————————————————————————————————————————————————————————————————————————————————————————————————————————————————————————</w:t>
       </w:r>
     </w:p>
     <w:p>
@@ -10835,13 +10840,53 @@
       </w:r>
     </w:p>
     <w:sectPr>
-      <w:pgSz w:w="11909" w:h="16834"/>
-      <w:pgMar w:top="1440" w:right="1440" w:bottom="1440" w:left="1440" w:header="720" w:footer="720" w:gutter="0"/>
+      <w:headerReference w:type="default" r:id="rId9"/>
+      <w:footerReference w:type="default" r:id="rId10"/>
+      <w:pgSz w:w="16834" w:h="11909" w:orient="landscape"/>
+      <w:pgMar w:top="936" w:right="936" w:bottom="936" w:left="936" w:header="720" w:footer="720" w:gutter="0"/>
       <w:cols w:space="720"/>
       <w:docGrid w:linePitch="360"/>
     </w:sectPr>
   </w:body>
 </w:document>
+</file>
+
+<file path=word/footer1.xml><?xml version="1.0" encoding="utf-8"?>
+<w:ftr xmlns:m="http://schemas.openxmlformats.org/officeDocument/2006/math" xmlns:mc="http://schemas.openxmlformats.org/markup-compatibility/2006" xmlns:mo="http://schemas.microsoft.com/office/mac/office/2008/main" xmlns:mv="urn:schemas-microsoft-com:mac:vml" xmlns:o="urn:schemas-microsoft-com:office:office" xmlns:r="http://schemas.openxmlformats.org/officeDocument/2006/relationships" xmlns:v="urn:schemas-microsoft-com:vml" xmlns:w10="urn:schemas-microsoft-com:office:word" xmlns:w14="http://schemas.microsoft.com/office/word/2010/wordml" xmlns:w="http://schemas.openxmlformats.org/wordprocessingml/2006/main" xmlns:wne="http://schemas.microsoft.com/office/word/2006/wordml" xmlns:wp14="http://schemas.microsoft.com/office/word/2010/wordprocessingDrawing" xmlns:wp="http://schemas.openxmlformats.org/drawingml/2006/wordprocessingDrawing" xmlns:wpc="http://schemas.microsoft.com/office/word/2010/wordprocessingCanvas" xmlns:wpg="http://schemas.microsoft.com/office/word/2010/wordprocessingGroup" xmlns:wpi="http://schemas.microsoft.com/office/word/2010/wordprocessingInk" xmlns:wps="http://schemas.microsoft.com/office/word/2010/wordprocessingShape" mc:Ignorable="w14 wp14">
+  <w:p>
+    <w:pPr>
+      <w:pStyle w:val="Footer"/>
+      <w:jc w:val="left"/>
+    </w:pPr>
+    <w:r>
+      <w:rPr>
+        <w:rFonts w:ascii="Calibri" w:hAnsi="Calibri"/>
+        <w:color w:val="646464"/>
+        <w:sz w:val="17"/>
+      </w:rPr>
+      <w:t>Buku Kurikulum KPT-OBE SISTEKIN 2026  |  FSTI Universitas Widyagama Malang</w:t>
+    </w:r>
+  </w:p>
+</w:ftr>
+</file>
+
+<file path=word/header1.xml><?xml version="1.0" encoding="utf-8"?>
+<w:hdr xmlns:m="http://schemas.openxmlformats.org/officeDocument/2006/math" xmlns:mc="http://schemas.openxmlformats.org/markup-compatibility/2006" xmlns:mo="http://schemas.microsoft.com/office/mac/office/2008/main" xmlns:mv="urn:schemas-microsoft-com:mac:vml" xmlns:o="urn:schemas-microsoft-com:office:office" xmlns:r="http://schemas.openxmlformats.org/officeDocument/2006/relationships" xmlns:v="urn:schemas-microsoft-com:vml" xmlns:w10="urn:schemas-microsoft-com:office:word" xmlns:w14="http://schemas.microsoft.com/office/word/2010/wordml" xmlns:w="http://schemas.openxmlformats.org/wordprocessingml/2006/main" xmlns:wne="http://schemas.microsoft.com/office/word/2006/wordml" xmlns:wp14="http://schemas.microsoft.com/office/word/2010/wordprocessingDrawing" xmlns:wp="http://schemas.openxmlformats.org/drawingml/2006/wordprocessingDrawing" xmlns:wpc="http://schemas.microsoft.com/office/word/2010/wordprocessingCanvas" xmlns:wpg="http://schemas.microsoft.com/office/word/2010/wordprocessingGroup" xmlns:wpi="http://schemas.microsoft.com/office/word/2010/wordprocessingInk" xmlns:wps="http://schemas.microsoft.com/office/word/2010/wordprocessingShape" mc:Ignorable="w14 wp14">
+  <w:p>
+    <w:pPr>
+      <w:pStyle w:val="Header"/>
+      <w:jc w:val="right"/>
+    </w:pPr>
+    <w:r>
+      <w:rPr>
+        <w:rFonts w:ascii="Calibri" w:hAnsi="Calibri"/>
+        <w:color w:val="646464"/>
+        <w:sz w:val="17"/>
+      </w:rPr>
+      <w:t>PROGRAM STUDI SISTEM DAN TEKNOLOGI INFORMASI (SISTEKIN) — FSTI UWG</w:t>
+    </w:r>
+  </w:p>
+</w:hdr>
 </file>
 
 <file path=word/numbering.xml><?xml version="1.0" encoding="utf-8"?>
